--- a/러시아 인권변호사/9부/9부_12화_수사의_끝.docx
+++ b/러시아 인권변호사/9부/9부_12화_수사의_끝.docx
@@ -134,7 +134,7 @@
           <w:i w:val="0"/>
           <w:sz w:val="22"/>
         </w:rPr>
-        <w:t>Спасибо, Катя. Что с утренними встречами?</w:t>
+        <w:t>Спасибо, Екатерина Ивановна. Что с утренними встречами?</w:t>
       </w:r>
     </w:p>
     <w:p>
@@ -384,7 +384,7 @@
           <w:i w:val="0"/>
           <w:sz w:val="22"/>
         </w:rPr>
-        <w:t>Катя, в первый день я сказала стране: «Я не буду ни звонить, ни просить, ни требовать». Если я получу текст на час раньше, через год кто-нибудь спросит: а что она сделала за этот час? И мне нечего будет ответить, кроме «ничего». А «ничего» никто не проверит.</w:t>
+        <w:t>Екатерина Ивановна, в первый день я сказала стране: «Я не буду ни звонить, ни просить, ни требовать». Если я получу текст на час раньше, через год кто-нибудь спросит: а что она сделала за этот час? И мне нечего будет ответить, кроме «ничего». А «ничего» никто не проверит.</w:t>
       </w:r>
     </w:p>
     <w:p>
@@ -1824,7 +1824,7 @@
           <w:i w:val="0"/>
           <w:sz w:val="22"/>
         </w:rPr>
-        <w:t xml:space="preserve"> Он и мне это говорил. Прошлой осенью, про указ Гуркина. Я пришёл его отговаривать от отказа, а в итоге пил с ним чай и молчал.</w:t>
+        <w:t xml:space="preserve"> Он и мне это говорил. Прошлой осенью, про указ Гуркина. Я пришёл сказать, что Гуркин в чём-то прав, а в итоге пил с ним чай и молчал.</w:t>
       </w:r>
     </w:p>
     <w:p>
@@ -2024,7 +2024,7 @@
           <w:i w:val="0"/>
           <w:sz w:val="22"/>
         </w:rPr>
-        <w:t xml:space="preserve">Три фразы. Записывайте, Катя. Первая: «Я узнала об обвинительном заключении вместе со всеми». Вторая: «Суд — наш и тот, в стране которого находится обвиняемый, — должен делать свою работу без моей помощи». Третья… </w:t>
+        <w:t xml:space="preserve">Три фразы. Записывайте, Екатерина Ивановна. Первая: «Я узнала об обвинительном заключении вместе со всеми». Вторая: «Суд — наш и тот, в стране которого находится обвиняемый, — должен делать свою работу без моей помощи». Третья… </w:t>
       </w:r>
       <w:r>
         <w:rPr>
@@ -4074,7 +4074,7 @@
           <w:i w:val="0"/>
           <w:sz w:val="22"/>
         </w:rPr>
-        <w:t xml:space="preserve"> — 한국어 해설: 아무리 오래 숨겨도 결국 끝이 드러난다는 실제 속담. 6부 7화에서 수사관 마르첸코가 조급해하던 료샤에게 했던 말을, 약 5년 뒤 문서고에서 나스탸와 베니아민에게 되돌려 준다. 그러나 그는 “오늘은 끝이 아니라, 5년 만에 처음으로 줄을 두 손으로 쥔 날”이라고 고쳐 말한다 — 보구슬랍스키의 신병 인도와 재판은 아직 남아 있다(에필로그에서 완결) (장면 4).</w:t>
+        <w:t xml:space="preserve"> — 한국어 해설: 아무리 오래 숨겨도 결국 끝이 드러난다는 속담. 6부 7화에서 수사관 마르첸코가 조급해하던 료샤에게 했던 말을, 약 5년 뒤 문서고에서 나스탸와 베니아민에게 되돌려 준다. 그러나 그는 “오늘은 끝이 아니라, 5년 만에 처음으로 줄을 두 손으로 쥔 날”이라고 고쳐 말한다 — 보구슬랍스키의 신병 인도와 재판은 아직 남아 있다 (장면 4).</w:t>
       </w:r>
     </w:p>
     <w:p>

--- a/러시아 인권변호사/9부/9부_12화_수사의_끝.docx
+++ b/러시아 인권변호사/9부/9부_12화_수사의_끝.docx
@@ -36,7 +36,7 @@
           <w:i w:val="0"/>
           <w:sz w:val="22"/>
         </w:rPr>
-        <w:t>이리나 올레고브나 마르첸코(대통령) / 마리나 빅토로브나 젤레즈냐크(대통령 행정실장, стоп-кран 보유) / 카탸 리시나(대통령 비서실 실무 총괄) / 베라 안드레예브나 폴레타예바(독립수사위원회 위원장, 전직 대법관, 신규) / 올레그 마르첸코(독립수사위원회 수사관, 6부 테러 수사 책임자, 이리나와 무관) / 기자·외신 특파원(단역) / 아나톨리 빅토로비치 그레벤시코프(정치 참모) / 아나스타시야 “나스탸” 드미트리예브나(재정투명성 서비스 책임자) / 베니아민 올레고비치 스트레시네프(사무국·문서고 책임자) / 안나 미하일로브나 오를로바(료샤의 어머니) / 글레브 수하노프(저격범, 신규, 언급만)·뱌체슬라프 셰스타코프(조직자, 전 재무부 국장, 신규, 언급만)·스타니슬라프 이고레비치 보구슬랍스키(전 재무차관, 해외 체류, 언급만)·세르게이 알렉산드로비치 크릴로프(7화에서 사망, 언급만)·볼딘·구르킨·이졸다·로만 샤바노프(언급만)</w:t>
+        <w:t>이리나 올레고브나 마르첸코(대통령) / 마리나 빅토로브나 젤레즈냐크(대통령 행정실장, стоп-кран 보유) / 카탸 리시나(대통령 비서실 실무 총괄) / 베라 안드레예브나 폴레타예바(독립수사위원회 위원장, 전직 대법관, 신규) / 콘스탄틴 마르첸코(독립수사위원회 수사관, 6부 테러 수사 책임자, 이리나와 무관) / 기자·외신 특파원(단역) / 아나톨리 빅토로비치 그레벤시코프(정치 참모) / 아나스타시야 “나스탸” 드미트리예브나(재정투명성 서비스 책임자) / 베니아민 올레고비치 스트레시네프(사무국·문서고 책임자) / 안나 미하일로브나 오를로바(료샤의 어머니) / 글레브 수하노프(저격범, 신규, 언급만)·뱌체슬라프 셰스타코프(조직자, 전 재무부 국장, 신규, 언급만)·스타니슬라프 이고레비치 보구슬랍스키(전 재무차관, 해외 체류, 언급만)·세르게이 알렉산드로비치 크릴로프(7화에서 사망, 언급만)·볼딘·구르킨·이졸다·로만 샤바노프(언급만)</w:t>
       </w:r>
     </w:p>
     <w:p>
@@ -814,7 +814,7 @@
           <w:i w:val="0"/>
           <w:sz w:val="22"/>
         </w:rPr>
-        <w:t>Теперь о деньгах. Слово следователю комиссии Олегу Марченко.</w:t>
+        <w:t>Теперь о деньгах. Слово следователю комиссии Константину Марченко.</w:t>
       </w:r>
     </w:p>
     <w:p>
@@ -2427,7 +2427,7 @@
           <w:i w:val="0"/>
           <w:sz w:val="22"/>
         </w:rPr>
-        <w:t>Олег… простите, по отчеству не помню.</w:t>
+        <w:t>Константин… простите, по отчеству не помню.</w:t>
       </w:r>
     </w:p>
     <w:p>
@@ -2450,7 +2450,7 @@
           <w:i w:val="0"/>
           <w:sz w:val="22"/>
         </w:rPr>
-        <w:t xml:space="preserve">Просто Олег. Меня все путают с президентом, отчество только усугубляет. </w:t>
+        <w:t xml:space="preserve">Просто Константин. Меня и так все путают с президентом — однофамилец, не родственник. </w:t>
       </w:r>
       <w:r>
         <w:rPr>
@@ -2836,7 +2836,7 @@
           <w:i w:val="0"/>
           <w:sz w:val="22"/>
         </w:rPr>
-        <w:t>Олег. Приходите ещё. Без коробки.</w:t>
+        <w:t>Константин. Приходите ещё. Без коробки.</w:t>
       </w:r>
     </w:p>
     <w:p>

--- a/러시아 인권변호사/9부/9부_12화_수사의_끝.docx
+++ b/러시아 인권변호사/9부/9부_12화_수사의_끝.docx
@@ -36,7 +36,7 @@
           <w:i w:val="0"/>
           <w:sz w:val="22"/>
         </w:rPr>
-        <w:t>이리나 올레고브나 마르첸코(대통령) / 마리나 빅토로브나 젤레즈냐크(대통령 행정실장, стоп-кран 보유) / 카탸 리시나(대통령 비서실 실무 총괄) / 베라 안드레예브나 폴레타예바(독립수사위원회 위원장, 전직 대법관, 신규) / 콘스탄틴 마르첸코(독립수사위원회 수사관, 6부 테러 수사 책임자, 이리나와 무관) / 기자·외신 특파원(단역) / 아나톨리 빅토로비치 그레벤시코프(정치 참모) / 아나스타시야 “나스탸” 드미트리예브나(재정투명성 서비스 책임자) / 베니아민 올레고비치 스트레시네프(사무국·문서고 책임자) / 안나 미하일로브나 오를로바(료샤의 어머니) / 글레브 수하노프(저격범, 신규, 언급만)·뱌체슬라프 셰스타코프(조직자, 전 재무부 국장, 신규, 언급만)·스타니슬라프 이고레비치 보구슬랍스키(전 재무차관, 해외 체류, 언급만)·세르게이 알렉산드로비치 크릴로프(7화에서 사망, 언급만)·볼딘·구르킨·이졸다·로만 샤바노프(언급만)</w:t>
+        <w:t>이리나 올레고브나 마르첸코(대통령) / 마리나 빅토로브나 젤레즈냐크(대통령 행정실장, стоп-кран 보유) / 카탸 리시나(대통령 비서실 실무 총괄) / 베라 안드레예브나 폴레타예바(독립수사위원회 위원장, 전직 대법관, 신규) / 콘스탄틴 마르첸코(독립수사위원회 수사관, 6부 테러 수사 책임자, 이리나와 무관) / 기자·외신 특파원(단역) / 아나톨리 빅토로비치 그레벤시코프(정치 참모) / 아나스타시야 “나스탸” 드미트리예브나(재정투명성 서비스 책임자) / 베니아민 올레고비치 스트레시네프(사무국·문서고 책임자) / 안나 미하일로브나 오를로바(료샤의 어머니) / 리마 아르카디예브나(안나의 이웃, 단역, 신규) / 글레브 수하노프(저격범, 신규, 언급만)·뱌체슬라프 셰스타코프(조직자, 전 재무부 국장, 신규, 언급만)·스타니슬라프 이고레비치 보구슬랍스키(전 재무차관, 해외 체류, 언급만)·세르게이 알렉산드로비치 크릴로프(7화에서 사망, 언급만)·볼딘·구르킨·이졸다·로만 샤바노프(언급만)</w:t>
       </w:r>
     </w:p>
     <w:p>
@@ -623,22 +623,13 @@
           <w:color w:val="1F3864"/>
           <w:sz w:val="26"/>
         </w:rPr>
-        <w:t>장면 2 — 같은 집무실, 정오 — 독립수사위원회 기자회견 (중계 화면)</w:t>
+        <w:t>장면 2 — 안나 미하일로브나의 부엌, 오전 — 이웃의 토마토</w:t>
       </w:r>
     </w:p>
     <w:p>
       <w:pPr>
         <w:spacing w:before="0" w:after="110" w:line="300" w:lineRule="auto"/>
       </w:pPr>
-      <w:r>
-        <w:rPr>
-          <w:rFonts w:ascii="Times New Roman" w:hAnsi="Times New Roman" w:eastAsia="Malgun Gothic"/>
-          <w:b/>
-          <w:i w:val="0"/>
-          <w:sz w:val="22"/>
-        </w:rPr>
-        <w:t xml:space="preserve">Полетаева: </w:t>
-      </w:r>
       <w:r>
         <w:rPr>
           <w:rFonts w:ascii="Times New Roman" w:hAnsi="Times New Roman" w:eastAsia="Malgun Gothic"/>
@@ -647,16 +638,7 @@
           <w:color w:val="555555"/>
           <w:sz w:val="22"/>
         </w:rPr>
-        <w:t>(на экране, за длинным столом, без флагов за спиной)</w:t>
-      </w:r>
-      <w:r>
-        <w:rPr>
-          <w:rFonts w:ascii="Times New Roman" w:hAnsi="Times New Roman" w:eastAsia="Malgun Gothic"/>
-          <w:b w:val="0"/>
-          <w:i w:val="0"/>
-          <w:sz w:val="22"/>
-        </w:rPr>
-        <w:t xml:space="preserve"> Добрый день. Независимая следственная комиссия завершила расследование убийства Алексея Николаевича Орлова. Мы представляем обвинительное заключение. Полный текст, за исключением данных, охраняемых законом о свидетелях, опубликован на сайте комиссии в эту минуту.</w:t>
+        <w:t>(Кухня Анны Михайловны. На плите — большая кастрюля. Радио на подоконнике выключено. В дверь звонят — два раза, коротко.)</w:t>
       </w:r>
     </w:p>
     <w:p>
@@ -670,53 +652,7 @@
           <w:i w:val="0"/>
           <w:sz w:val="22"/>
         </w:rPr>
-        <w:t xml:space="preserve">Полетаева: </w:t>
-      </w:r>
-      <w:r>
-        <w:rPr>
-          <w:rFonts w:ascii="Times New Roman" w:hAnsi="Times New Roman" w:eastAsia="Malgun Gothic"/>
-          <w:b w:val="0"/>
-          <w:i w:val="0"/>
-          <w:sz w:val="22"/>
-        </w:rPr>
-        <w:t>Обвинение предъявлено двоим. Первый — Глеб Суханов, сорок один год, бывший тренер стрелкового клуба. Он произвёл выстрел. Задержан на девятый день после убийства, вину признал.</w:t>
-      </w:r>
-    </w:p>
-    <w:p>
-      <w:pPr>
-        <w:spacing w:before="0" w:after="110" w:line="300" w:lineRule="auto"/>
-      </w:pPr>
-      <w:r>
-        <w:rPr>
-          <w:rFonts w:ascii="Times New Roman" w:hAnsi="Times New Roman" w:eastAsia="Malgun Gothic"/>
-          <w:b/>
-          <w:i w:val="0"/>
-          <w:sz w:val="22"/>
-        </w:rPr>
-        <w:t xml:space="preserve">Полетаева: </w:t>
-      </w:r>
-      <w:r>
-        <w:rPr>
-          <w:rFonts w:ascii="Times New Roman" w:hAnsi="Times New Roman" w:eastAsia="Malgun Gothic"/>
-          <w:b w:val="0"/>
-          <w:i w:val="0"/>
-          <w:sz w:val="22"/>
-        </w:rPr>
-        <w:t>Второй — Вячеслав Шестаков, в прошлом начальник департамента Министерства финансов. Он нашёл исполнителя, передал ему деньги, выбрал место и время. С ним заключено досудебное соглашение о сотрудничестве.</w:t>
-      </w:r>
-    </w:p>
-    <w:p>
-      <w:pPr>
-        <w:spacing w:before="0" w:after="110" w:line="300" w:lineRule="auto"/>
-      </w:pPr>
-      <w:r>
-        <w:rPr>
-          <w:rFonts w:ascii="Times New Roman" w:hAnsi="Times New Roman" w:eastAsia="Malgun Gothic"/>
-          <w:b/>
-          <w:i w:val="0"/>
-          <w:sz w:val="22"/>
-        </w:rPr>
-        <w:t xml:space="preserve">Катя: </w:t>
+        <w:t xml:space="preserve">Анна: </w:t>
       </w:r>
       <w:r>
         <w:rPr>
@@ -726,7 +662,7 @@
           <w:color w:val="555555"/>
           <w:sz w:val="22"/>
         </w:rPr>
-        <w:t>(тихо)</w:t>
+        <w:t>(из кухни)</w:t>
       </w:r>
       <w:r>
         <w:rPr>
@@ -735,7 +671,7 @@
           <w:i w:val="0"/>
           <w:sz w:val="22"/>
         </w:rPr>
-        <w:t xml:space="preserve"> Минфин.</w:t>
+        <w:t xml:space="preserve"> Открыто, Римма! Кто ж ещё два раза звонит.</w:t>
       </w:r>
     </w:p>
     <w:p>
@@ -749,7 +685,7 @@
           <w:i w:val="0"/>
           <w:sz w:val="22"/>
         </w:rPr>
-        <w:t xml:space="preserve">Железняк: </w:t>
+        <w:t xml:space="preserve">Римма: </w:t>
       </w:r>
       <w:r>
         <w:rPr>
@@ -759,7 +695,7 @@
           <w:color w:val="555555"/>
           <w:sz w:val="22"/>
         </w:rPr>
-        <w:t>(не отрывая глаз от экрана)</w:t>
+        <w:t>(входя с пакетом)</w:t>
       </w:r>
       <w:r>
         <w:rPr>
@@ -768,7 +704,7 @@
           <w:i w:val="0"/>
           <w:sz w:val="22"/>
         </w:rPr>
-        <w:t xml:space="preserve"> Под кем он работал, Катя?</w:t>
+        <w:t xml:space="preserve"> Ань, я на минутку. Вчера с дачи вернулась — вот, помидоры. С куста, ещё пахнут.</w:t>
       </w:r>
     </w:p>
     <w:p>
@@ -782,7 +718,7 @@
           <w:i w:val="0"/>
           <w:sz w:val="22"/>
         </w:rPr>
-        <w:t xml:space="preserve">Катя: </w:t>
+        <w:t xml:space="preserve">Анна: </w:t>
       </w:r>
       <w:r>
         <w:rPr>
@@ -791,7 +727,7 @@
           <w:i w:val="0"/>
           <w:sz w:val="22"/>
         </w:rPr>
-        <w:t>Четырнадцать лет — под Богуславским.</w:t>
+        <w:t>Римм, ну куда мне столько? Я же одна.</w:t>
       </w:r>
     </w:p>
     <w:p>
@@ -805,7 +741,7 @@
           <w:i w:val="0"/>
           <w:sz w:val="22"/>
         </w:rPr>
-        <w:t xml:space="preserve">Полетаева: </w:t>
+        <w:t xml:space="preserve">Римма: </w:t>
       </w:r>
       <w:r>
         <w:rPr>
@@ -814,21 +750,7 @@
           <w:i w:val="0"/>
           <w:sz w:val="22"/>
         </w:rPr>
-        <w:t>Теперь о деньгах. Слово следователю комиссии Константину Марченко.</w:t>
-      </w:r>
-    </w:p>
-    <w:p>
-      <w:pPr>
-        <w:spacing w:before="0" w:after="110" w:line="300" w:lineRule="auto"/>
-      </w:pPr>
-      <w:r>
-        <w:rPr>
-          <w:rFonts w:ascii="Times New Roman" w:hAnsi="Times New Roman" w:eastAsia="Malgun Gothic"/>
-          <w:b/>
-          <w:i w:val="0"/>
-          <w:sz w:val="22"/>
-        </w:rPr>
-        <w:t xml:space="preserve">Марченко: </w:t>
+        <w:t xml:space="preserve">Ничего, засолишь. Или в суп. </w:t>
       </w:r>
       <w:r>
         <w:rPr>
@@ -838,7 +760,7 @@
           <w:color w:val="555555"/>
           <w:sz w:val="22"/>
         </w:rPr>
-        <w:t>(на экране)</w:t>
+        <w:t>(Заглядывает в кастрюлю.)</w:t>
       </w:r>
       <w:r>
         <w:rPr>
@@ -847,7 +769,7 @@
           <w:i w:val="0"/>
           <w:sz w:val="22"/>
         </w:rPr>
-        <w:t xml:space="preserve"> Коротко. Осенью прошлого года служба финансовой прозрачности обнаружила, что спящие кошельки старой сети, так называемой аверинской инфраструктуры, начали переводить деньги внутрь страны. Около сорока миллионов рублей прошли через карты подставных людей и были сняты наличными.</w:t>
+        <w:t xml:space="preserve"> А, ты уже варишь. С утра пораньше?</w:t>
       </w:r>
     </w:p>
     <w:p>
@@ -861,7 +783,7 @@
           <w:i w:val="0"/>
           <w:sz w:val="22"/>
         </w:rPr>
-        <w:t xml:space="preserve">Марченко: </w:t>
+        <w:t xml:space="preserve">Анна: </w:t>
       </w:r>
       <w:r>
         <w:rPr>
@@ -870,7 +792,7 @@
           <w:i w:val="0"/>
           <w:sz w:val="22"/>
         </w:rPr>
-        <w:t>Мы установили, куда ушли эти наличные. Часть — Суханову: аванс и расчёт. Часть — на аренду квартиры с видом на набережную, снятой за три месяца до выстрела. Договор, ключи и показания хозяйки — в деле.</w:t>
+        <w:t>Вечером гостья будет. Одна знакомая, с Лёшиной работы. Обещала ей суп.</w:t>
       </w:r>
     </w:p>
     <w:p>
@@ -884,7 +806,7 @@
           <w:i w:val="0"/>
           <w:sz w:val="22"/>
         </w:rPr>
-        <w:t xml:space="preserve">Ирина: </w:t>
+        <w:t xml:space="preserve">Римма: </w:t>
       </w:r>
       <w:r>
         <w:rPr>
@@ -894,7 +816,7 @@
           <w:color w:val="555555"/>
           <w:sz w:val="22"/>
         </w:rPr>
-        <w:t>(очень тихо)</w:t>
+        <w:t>(понимающе)</w:t>
       </w:r>
       <w:r>
         <w:rPr>
@@ -903,7 +825,7 @@
           <w:i w:val="0"/>
           <w:sz w:val="22"/>
         </w:rPr>
-        <w:t xml:space="preserve"> За три месяца.</w:t>
+        <w:t xml:space="preserve"> А-а. Ну, раз с работы… А сама-то как? Вид у тебя, прости, неважный.</w:t>
       </w:r>
     </w:p>
     <w:p>
@@ -917,7 +839,122 @@
           <w:i w:val="0"/>
           <w:sz w:val="22"/>
         </w:rPr>
-        <w:t xml:space="preserve">Железняк: </w:t>
+        <w:t xml:space="preserve">Анна: </w:t>
+      </w:r>
+      <w:r>
+        <w:rPr>
+          <w:rFonts w:ascii="Times New Roman" w:hAnsi="Times New Roman" w:eastAsia="Malgun Gothic"/>
+          <w:b w:val="0"/>
+          <w:i w:val="0"/>
+          <w:sz w:val="22"/>
+        </w:rPr>
+        <w:t>Давление шалит. С ночи. Парит — видно, к дождю.</w:t>
+      </w:r>
+    </w:p>
+    <w:p>
+      <w:pPr>
+        <w:spacing w:before="0" w:after="110" w:line="300" w:lineRule="auto"/>
+      </w:pPr>
+      <w:r>
+        <w:rPr>
+          <w:rFonts w:ascii="Times New Roman" w:hAnsi="Times New Roman" w:eastAsia="Malgun Gothic"/>
+          <w:b/>
+          <w:i w:val="0"/>
+          <w:sz w:val="22"/>
+        </w:rPr>
+        <w:t xml:space="preserve">Римма: </w:t>
+      </w:r>
+      <w:r>
+        <w:rPr>
+          <w:rFonts w:ascii="Times New Roman" w:hAnsi="Times New Roman" w:eastAsia="Malgun Gothic"/>
+          <w:b w:val="0"/>
+          <w:i w:val="0"/>
+          <w:sz w:val="22"/>
+        </w:rPr>
+        <w:t>Таблетку пила?</w:t>
+      </w:r>
+    </w:p>
+    <w:p>
+      <w:pPr>
+        <w:spacing w:before="0" w:after="110" w:line="300" w:lineRule="auto"/>
+      </w:pPr>
+      <w:r>
+        <w:rPr>
+          <w:rFonts w:ascii="Times New Roman" w:hAnsi="Times New Roman" w:eastAsia="Malgun Gothic"/>
+          <w:b/>
+          <w:i w:val="0"/>
+          <w:sz w:val="22"/>
+        </w:rPr>
+        <w:t xml:space="preserve">Анна: </w:t>
+      </w:r>
+      <w:r>
+        <w:rPr>
+          <w:rFonts w:ascii="Times New Roman" w:hAnsi="Times New Roman" w:eastAsia="Malgun Gothic"/>
+          <w:b w:val="0"/>
+          <w:i w:val="0"/>
+          <w:sz w:val="22"/>
+        </w:rPr>
+        <w:t>Пила, пила. Ты мне зубы не заговаривай — садись, раз пришла. Чайник только вскипел.</w:t>
+      </w:r>
+    </w:p>
+    <w:p>
+      <w:pPr>
+        <w:spacing w:before="0" w:after="110" w:line="300" w:lineRule="auto"/>
+      </w:pPr>
+      <w:r>
+        <w:rPr>
+          <w:rFonts w:ascii="Times New Roman" w:hAnsi="Times New Roman" w:eastAsia="Malgun Gothic"/>
+          <w:b/>
+          <w:i w:val="0"/>
+          <w:sz w:val="22"/>
+        </w:rPr>
+        <w:t xml:space="preserve">Римма: </w:t>
+      </w:r>
+      <w:r>
+        <w:rPr>
+          <w:rFonts w:ascii="Times New Roman" w:hAnsi="Times New Roman" w:eastAsia="Malgun Gothic"/>
+          <w:b w:val="0"/>
+          <w:i w:val="0"/>
+          <w:sz w:val="22"/>
+        </w:rPr>
+        <w:t>Ой, я ненадолго. У меня там тесто подходит.</w:t>
+      </w:r>
+    </w:p>
+    <w:p>
+      <w:pPr>
+        <w:spacing w:before="0" w:after="110" w:line="300" w:lineRule="auto"/>
+      </w:pPr>
+      <w:r>
+        <w:rPr>
+          <w:rFonts w:ascii="Times New Roman" w:hAnsi="Times New Roman" w:eastAsia="Malgun Gothic"/>
+          <w:b/>
+          <w:i w:val="0"/>
+          <w:sz w:val="22"/>
+        </w:rPr>
+        <w:t xml:space="preserve">Анна: </w:t>
+      </w:r>
+      <w:r>
+        <w:rPr>
+          <w:rFonts w:ascii="Times New Roman" w:hAnsi="Times New Roman" w:eastAsia="Malgun Gothic"/>
+          <w:b w:val="0"/>
+          <w:i w:val="0"/>
+          <w:sz w:val="22"/>
+        </w:rPr>
+        <w:t>Тесто подождёт. Чашку выпьешь — и пойдёшь.</w:t>
+      </w:r>
+    </w:p>
+    <w:p>
+      <w:pPr>
+        <w:spacing w:before="0" w:after="110" w:line="300" w:lineRule="auto"/>
+      </w:pPr>
+      <w:r>
+        <w:rPr>
+          <w:rFonts w:ascii="Times New Roman" w:hAnsi="Times New Roman" w:eastAsia="Malgun Gothic"/>
+          <w:b/>
+          <w:i w:val="0"/>
+          <w:sz w:val="22"/>
+        </w:rPr>
+        <w:t xml:space="preserve">Римма: </w:t>
       </w:r>
       <w:r>
         <w:rPr>
@@ -927,7 +964,7 @@
           <w:color w:val="555555"/>
           <w:sz w:val="22"/>
         </w:rPr>
-        <w:t>(так же тихо)</w:t>
+        <w:t>(садясь)</w:t>
       </w:r>
       <w:r>
         <w:rPr>
@@ -936,7 +973,7 @@
           <w:i w:val="0"/>
           <w:sz w:val="22"/>
         </w:rPr>
-        <w:t xml:space="preserve"> Осенью. Когда Вениамин Олегович увидел первые переводы.</w:t>
+        <w:t xml:space="preserve"> Ну, одну. Только мне без сахара, я теперь без сахара.</w:t>
       </w:r>
     </w:p>
     <w:p>
@@ -950,7 +987,7 @@
           <w:i w:val="0"/>
           <w:sz w:val="22"/>
         </w:rPr>
-        <w:t xml:space="preserve">Марченко: </w:t>
+        <w:t xml:space="preserve">Анна: </w:t>
       </w:r>
       <w:r>
         <w:rPr>
@@ -959,7 +996,7 @@
           <w:i w:val="0"/>
           <w:sz w:val="22"/>
         </w:rPr>
-        <w:t>Эти кошельки подписаны одним и тем же ключом с тем кошельком, из которого почти пять лет назад заплатили Роману Шабанову за взрыв на митинге. Технически это один хозяин. Заключение экспертов приложено.</w:t>
+        <w:t>С каких это пор?</w:t>
       </w:r>
     </w:p>
     <w:p>
@@ -973,7 +1010,7 @@
           <w:i w:val="0"/>
           <w:sz w:val="22"/>
         </w:rPr>
-        <w:t xml:space="preserve">Марченко: </w:t>
+        <w:t xml:space="preserve">Римма: </w:t>
       </w:r>
       <w:r>
         <w:rPr>
@@ -982,7 +1019,7 @@
           <w:i w:val="0"/>
           <w:sz w:val="22"/>
         </w:rPr>
-        <w:t>Фамилию Шестакова следствие впервые получило тем же осенним днём — из письма покойного Сергея Александровича Крылова, которое Алексей Николаевич передал нам в день похорон, не сняв копии. Письмо само по себе доказательством не было. Доказательства мы собирали потом.</w:t>
+        <w:t>С весны. Врач сказал: или сахар, или ноги. Я выбрала ноги.</w:t>
       </w:r>
     </w:p>
     <w:p>
@@ -996,7 +1033,7 @@
           <w:i w:val="0"/>
           <w:sz w:val="22"/>
         </w:rPr>
-        <w:t xml:space="preserve">Марченко: </w:t>
+        <w:t xml:space="preserve">Анна: </w:t>
       </w:r>
       <w:r>
         <w:rPr>
@@ -1005,36 +1042,8 @@
           <w:i w:val="0"/>
           <w:sz w:val="22"/>
         </w:rPr>
-        <w:t>Ответ на запрос о правовой помощи, направленный прокуратурой осенью, пришёл два месяца назад. Счёт зарубежного обменника контролирует компания, конечный бенефициар которой — Станислав Игоревич Богуславский. Показания Шестакова это подтверждают.</w:t>
-      </w:r>
-    </w:p>
-    <w:p>
-      <w:pPr>
-        <w:spacing w:before="0" w:after="110" w:line="300" w:lineRule="auto"/>
-      </w:pPr>
-      <w:r>
-        <w:rPr>
-          <w:rFonts w:ascii="Times New Roman" w:hAnsi="Times New Roman" w:eastAsia="Malgun Gothic"/>
-          <w:b/>
-          <w:i w:val="0"/>
-          <w:sz w:val="22"/>
-        </w:rPr>
-        <w:t xml:space="preserve">Полетаева: </w:t>
-      </w:r>
-      <w:r>
-        <w:rPr>
-          <w:rFonts w:ascii="Times New Roman" w:hAnsi="Times New Roman" w:eastAsia="Malgun Gothic"/>
-          <w:b w:val="0"/>
-          <w:i w:val="0"/>
-          <w:sz w:val="22"/>
-        </w:rPr>
-        <w:t>Богуславскому заочно предъявлено обвинение в организации убийства Алексея Орлова. Одновременно по вновь открывшимся обстоятельствам ему предъявлено обвинение как заказчику теракта на предвыборном митинге, в котором погибла Изольда Тимофеевна Соколова. Он объявлен в международный розыск. Генеральная прокуратура направила запрос о выдаче.</w:t>
-      </w:r>
-    </w:p>
-    <w:p>
-      <w:pPr>
-        <w:spacing w:before="0" w:after="110" w:line="300" w:lineRule="auto"/>
-      </w:pPr>
+        <w:t xml:space="preserve">И правильно. Вот, варенье тогда. Смородиновое. </w:t>
+      </w:r>
       <w:r>
         <w:rPr>
           <w:rFonts w:ascii="Times New Roman" w:hAnsi="Times New Roman" w:eastAsia="Malgun Gothic"/>
@@ -1043,7 +1052,16 @@
           <w:color w:val="555555"/>
           <w:sz w:val="22"/>
         </w:rPr>
-        <w:t>(В кабинете долгая тишина. Катя кладёт ладонь на стол, как будто держится за него.)</w:t>
+        <w:t>(Спохватившись.)</w:t>
+      </w:r>
+      <w:r>
+        <w:rPr>
+          <w:rFonts w:ascii="Times New Roman" w:hAnsi="Times New Roman" w:eastAsia="Malgun Gothic"/>
+          <w:b w:val="0"/>
+          <w:i w:val="0"/>
+          <w:sz w:val="22"/>
+        </w:rPr>
+        <w:t xml:space="preserve"> Хотя оно с сахаром. Ну, ложечку можно.</w:t>
       </w:r>
     </w:p>
     <w:p>
@@ -1057,7 +1075,16 @@
           <w:i w:val="0"/>
           <w:sz w:val="22"/>
         </w:rPr>
-        <w:t xml:space="preserve">Журналистка: </w:t>
+        <w:t xml:space="preserve">Римма: </w:t>
+      </w:r>
+      <w:r>
+        <w:rPr>
+          <w:rFonts w:ascii="Times New Roman" w:hAnsi="Times New Roman" w:eastAsia="Malgun Gothic"/>
+          <w:b w:val="0"/>
+          <w:i w:val="0"/>
+          <w:sz w:val="22"/>
+        </w:rPr>
+        <w:t xml:space="preserve">Ложечку можно. </w:t>
       </w:r>
       <w:r>
         <w:rPr>
@@ -1067,7 +1094,7 @@
           <w:color w:val="555555"/>
           <w:sz w:val="22"/>
         </w:rPr>
-        <w:t>(из зала)</w:t>
+        <w:t>(Пробует.)</w:t>
       </w:r>
       <w:r>
         <w:rPr>
@@ -1076,7 +1103,7 @@
           <w:i w:val="0"/>
           <w:sz w:val="22"/>
         </w:rPr>
-        <w:t xml:space="preserve"> Вера Андреевна, вы утверждаете, что теракт почти пять лет назад и убийство президента оплачены из одного источника?</w:t>
+        <w:t xml:space="preserve"> Твоё?</w:t>
       </w:r>
     </w:p>
     <w:p>
@@ -1090,7 +1117,7 @@
           <w:i w:val="0"/>
           <w:sz w:val="22"/>
         </w:rPr>
-        <w:t xml:space="preserve">Полетаева: </w:t>
+        <w:t xml:space="preserve">Анна: </w:t>
       </w:r>
       <w:r>
         <w:rPr>
@@ -1099,228 +1126,7 @@
           <w:i w:val="0"/>
           <w:sz w:val="22"/>
         </w:rPr>
-        <w:t>Мы утверждаем то, что доказано: из одного кошелька и одним человеком. Как это называть, решит суд.</w:t>
-      </w:r>
-    </w:p>
-    <w:p>
-      <w:pPr>
-        <w:spacing w:before="0" w:after="110" w:line="300" w:lineRule="auto"/>
-      </w:pPr>
-      <w:r>
-        <w:rPr>
-          <w:rFonts w:ascii="Times New Roman" w:hAnsi="Times New Roman" w:eastAsia="Malgun Gothic"/>
-          <w:b/>
-          <w:i w:val="0"/>
-          <w:sz w:val="22"/>
-        </w:rPr>
-        <w:t xml:space="preserve">Журналистка: </w:t>
-      </w:r>
-      <w:r>
-        <w:rPr>
-          <w:rFonts w:ascii="Times New Roman" w:hAnsi="Times New Roman" w:eastAsia="Malgun Gothic"/>
-          <w:b w:val="0"/>
-          <w:i w:val="0"/>
-          <w:sz w:val="22"/>
-        </w:rPr>
-        <w:t>Были ли у Шестакова связи с нынешней администрацией или с предвыборным штабом Ирины Марченко? В сети писали, что…</w:t>
-      </w:r>
-    </w:p>
-    <w:p>
-      <w:pPr>
-        <w:spacing w:before="0" w:after="110" w:line="300" w:lineRule="auto"/>
-      </w:pPr>
-      <w:r>
-        <w:rPr>
-          <w:rFonts w:ascii="Times New Roman" w:hAnsi="Times New Roman" w:eastAsia="Malgun Gothic"/>
-          <w:b/>
-          <w:i w:val="0"/>
-          <w:sz w:val="22"/>
-        </w:rPr>
-        <w:t xml:space="preserve">Полетаева: </w:t>
-      </w:r>
-      <w:r>
-        <w:rPr>
-          <w:rFonts w:ascii="Times New Roman" w:hAnsi="Times New Roman" w:eastAsia="Malgun Gothic"/>
-          <w:b w:val="0"/>
-          <w:i w:val="0"/>
-          <w:sz w:val="22"/>
-        </w:rPr>
-        <w:t>Писали. Мы проверили эту версию первой — именно потому, что она была самой тяжёлой. Ни одной связи. Ни одного звонка. Все материалы проверки опубликованы отдельным томом.</w:t>
-      </w:r>
-    </w:p>
-    <w:p>
-      <w:pPr>
-        <w:spacing w:before="0" w:after="110" w:line="300" w:lineRule="auto"/>
-      </w:pPr>
-      <w:r>
-        <w:rPr>
-          <w:rFonts w:ascii="Times New Roman" w:hAnsi="Times New Roman" w:eastAsia="Malgun Gothic"/>
-          <w:b/>
-          <w:i w:val="0"/>
-          <w:sz w:val="22"/>
-        </w:rPr>
-        <w:t xml:space="preserve">Журналистка: </w:t>
-      </w:r>
-      <w:r>
-        <w:rPr>
-          <w:rFonts w:ascii="Times New Roman" w:hAnsi="Times New Roman" w:eastAsia="Malgun Gothic"/>
-          <w:b w:val="0"/>
-          <w:i w:val="0"/>
-          <w:sz w:val="22"/>
-        </w:rPr>
-        <w:t>Почему Шестаков вёл записи? Такие люди обычно ничего не записывают.</w:t>
-      </w:r>
-    </w:p>
-    <w:p>
-      <w:pPr>
-        <w:spacing w:before="0" w:after="110" w:line="300" w:lineRule="auto"/>
-      </w:pPr>
-      <w:r>
-        <w:rPr>
-          <w:rFonts w:ascii="Times New Roman" w:hAnsi="Times New Roman" w:eastAsia="Malgun Gothic"/>
-          <w:b/>
-          <w:i w:val="0"/>
-          <w:sz w:val="22"/>
-        </w:rPr>
-        <w:t xml:space="preserve">Марченко: </w:t>
-      </w:r>
-      <w:r>
-        <w:rPr>
-          <w:rFonts w:ascii="Times New Roman" w:hAnsi="Times New Roman" w:eastAsia="Malgun Gothic"/>
-          <w:b w:val="0"/>
-          <w:i w:val="0"/>
-          <w:sz w:val="22"/>
-        </w:rPr>
-        <w:t>Потому что знал, чем кончил Шабанов. Шабанову почти пять лет назад обещали переправить его за границу. Шестаков понимал, что его самого в нужный момент «переправят» так же. Он записывал всё — даты, суммы, каждое указание — как страховку. Эта тетрадь его и не спасла, и спасла.</w:t>
-      </w:r>
-    </w:p>
-    <w:p>
-      <w:pPr>
-        <w:spacing w:before="0" w:after="110" w:line="300" w:lineRule="auto"/>
-      </w:pPr>
-      <w:r>
-        <w:rPr>
-          <w:rFonts w:ascii="Times New Roman" w:hAnsi="Times New Roman" w:eastAsia="Malgun Gothic"/>
-          <w:b/>
-          <w:i w:val="0"/>
-          <w:sz w:val="22"/>
-        </w:rPr>
-        <w:t xml:space="preserve">Иностранный корреспондент: </w:t>
-      </w:r>
-      <w:r>
-        <w:rPr>
-          <w:rFonts w:ascii="Times New Roman" w:hAnsi="Times New Roman" w:eastAsia="Malgun Gothic"/>
-          <w:b w:val="0"/>
-          <w:i w:val="0"/>
-          <w:sz w:val="22"/>
-        </w:rPr>
-        <w:t>Госпожа председатель, президент Марченко давала комиссии какие-либо указания? Получала ли она текст заранее?</w:t>
-      </w:r>
-    </w:p>
-    <w:p>
-      <w:pPr>
-        <w:spacing w:before="0" w:after="110" w:line="300" w:lineRule="auto"/>
-      </w:pPr>
-      <w:r>
-        <w:rPr>
-          <w:rFonts w:ascii="Times New Roman" w:hAnsi="Times New Roman" w:eastAsia="Malgun Gothic"/>
-          <w:b/>
-          <w:i w:val="0"/>
-          <w:sz w:val="22"/>
-        </w:rPr>
-        <w:t xml:space="preserve">Полетаева: </w:t>
-      </w:r>
-      <w:r>
-        <w:rPr>
-          <w:rFonts w:ascii="Times New Roman" w:hAnsi="Times New Roman" w:eastAsia="Malgun Gothic"/>
-          <w:b w:val="0"/>
-          <w:i w:val="0"/>
-          <w:sz w:val="22"/>
-        </w:rPr>
-        <w:t>Ни одного указания. Сегодня утром я предложила прислать текст за час. Её Аппарат письменно отказал. Этот отказ тоже будет опубликован.</w:t>
-      </w:r>
-    </w:p>
-    <w:p>
-      <w:pPr>
-        <w:spacing w:before="0" w:after="110" w:line="300" w:lineRule="auto"/>
-      </w:pPr>
-      <w:r>
-        <w:rPr>
-          <w:rFonts w:ascii="Times New Roman" w:hAnsi="Times New Roman" w:eastAsia="Malgun Gothic"/>
-          <w:b/>
-          <w:i w:val="0"/>
-          <w:sz w:val="22"/>
-        </w:rPr>
-        <w:t xml:space="preserve">Журналистка: </w:t>
-      </w:r>
-      <w:r>
-        <w:rPr>
-          <w:rFonts w:ascii="Times New Roman" w:hAnsi="Times New Roman" w:eastAsia="Malgun Gothic"/>
-          <w:b w:val="0"/>
-          <w:i w:val="0"/>
-          <w:sz w:val="22"/>
-        </w:rPr>
-        <w:t>Если фамилия Шестакова была у следствия с осени, почему его не задержали до выстрела?</w:t>
-      </w:r>
-    </w:p>
-    <w:p>
-      <w:pPr>
-        <w:spacing w:before="0" w:after="110" w:line="300" w:lineRule="auto"/>
-      </w:pPr>
-      <w:r>
-        <w:rPr>
-          <w:rFonts w:ascii="Times New Roman" w:hAnsi="Times New Roman" w:eastAsia="Malgun Gothic"/>
-          <w:b/>
-          <w:i w:val="0"/>
-          <w:sz w:val="22"/>
-        </w:rPr>
-        <w:t xml:space="preserve">Полетаева: </w:t>
-      </w:r>
-      <w:r>
-        <w:rPr>
-          <w:rFonts w:ascii="Times New Roman" w:hAnsi="Times New Roman" w:eastAsia="Malgun Gothic"/>
-          <w:b w:val="0"/>
-          <w:i w:val="0"/>
-          <w:sz w:val="22"/>
-        </w:rPr>
-        <w:t>Следователь в тот же день обратился в суд. Суд разрешил наблюдение и отказал в аресте: письмо умершего человека — не доказательство. Шестаков это понимал. Он ни разу не встретился с исполнителем сам и действовал через третьих лиц. Квартиру снимал не он. Всё это подробно изложено в томе втором.</w:t>
-      </w:r>
-    </w:p>
-    <w:p>
-      <w:pPr>
-        <w:spacing w:before="0" w:after="110" w:line="300" w:lineRule="auto"/>
-      </w:pPr>
-      <w:r>
-        <w:rPr>
-          <w:rFonts w:ascii="Times New Roman" w:hAnsi="Times New Roman" w:eastAsia="Malgun Gothic"/>
-          <w:b/>
-          <w:i w:val="0"/>
-          <w:sz w:val="22"/>
-        </w:rPr>
-        <w:t xml:space="preserve">Иностранный корреспондент: </w:t>
-      </w:r>
-      <w:r>
-        <w:rPr>
-          <w:rFonts w:ascii="Times New Roman" w:hAnsi="Times New Roman" w:eastAsia="Malgun Gothic"/>
-          <w:b w:val="0"/>
-          <w:i w:val="0"/>
-          <w:sz w:val="22"/>
-        </w:rPr>
-        <w:t>И последнее. Если бы прошлой осенью президент Орлов подписал указ об особом режиме, который ему предлагали, — его бы спасли?</w:t>
-      </w:r>
-    </w:p>
-    <w:p>
-      <w:pPr>
-        <w:spacing w:before="0" w:after="110" w:line="300" w:lineRule="auto"/>
-      </w:pPr>
-      <w:r>
-        <w:rPr>
-          <w:rFonts w:ascii="Times New Roman" w:hAnsi="Times New Roman" w:eastAsia="Malgun Gothic"/>
-          <w:b/>
-          <w:i w:val="0"/>
-          <w:sz w:val="22"/>
-        </w:rPr>
-        <w:t xml:space="preserve">Полетаева: </w:t>
+        <w:t xml:space="preserve">Моё. Лёша смородиновое любил, я ему всегда две банки отдельно ставила. </w:t>
       </w:r>
       <w:r>
         <w:rPr>
@@ -1330,7 +1136,7 @@
           <w:color w:val="555555"/>
           <w:sz w:val="22"/>
         </w:rPr>
-        <w:t>(после паузы)</w:t>
+        <w:t>(Пауза.)</w:t>
       </w:r>
       <w:r>
         <w:rPr>
@@ -1339,13 +1145,22 @@
           <w:i w:val="0"/>
           <w:sz w:val="22"/>
         </w:rPr>
-        <w:t xml:space="preserve"> Комиссия не отвечает на вопрос «что было бы, если бы». Мы установили то, что было. Охрана действовала по инструкции. Начальник охраны письменно предупреждал об угрозе, это записано в журнале. Решение о прогулке принимал сам Алексей Николаевич. Отказ от указа тоже записан — им самим. Больше мы ничего утверждать не вправе.</w:t>
+        <w:t xml:space="preserve"> В этом году опять сварила две. По привычке. Стоят.</w:t>
       </w:r>
     </w:p>
     <w:p>
       <w:pPr>
         <w:spacing w:before="0" w:after="110" w:line="300" w:lineRule="auto"/>
       </w:pPr>
+      <w:r>
+        <w:rPr>
+          <w:rFonts w:ascii="Times New Roman" w:hAnsi="Times New Roman" w:eastAsia="Malgun Gothic"/>
+          <w:b/>
+          <w:i w:val="0"/>
+          <w:sz w:val="22"/>
+        </w:rPr>
+        <w:t xml:space="preserve">Римма: </w:t>
+      </w:r>
       <w:r>
         <w:rPr>
           <w:rFonts w:ascii="Times New Roman" w:hAnsi="Times New Roman" w:eastAsia="Malgun Gothic"/>
@@ -1354,23 +1169,39 @@
           <w:color w:val="555555"/>
           <w:sz w:val="22"/>
         </w:rPr>
-        <w:t>(Ирина выключает звук. Изображение продолжает идти без слов.)</w:t>
+        <w:t>(тихо)</w:t>
+      </w:r>
+      <w:r>
+        <w:rPr>
+          <w:rFonts w:ascii="Times New Roman" w:hAnsi="Times New Roman" w:eastAsia="Malgun Gothic"/>
+          <w:b w:val="0"/>
+          <w:i w:val="0"/>
+          <w:sz w:val="22"/>
+        </w:rPr>
+        <w:t xml:space="preserve"> Ань…</w:t>
       </w:r>
     </w:p>
     <w:p>
       <w:pPr>
-        <w:keepNext/>
-        <w:spacing w:before="320" w:after="140"/>
+        <w:spacing w:before="0" w:after="110" w:line="300" w:lineRule="auto"/>
       </w:pPr>
       <w:r>
         <w:rPr>
           <w:rFonts w:ascii="Times New Roman" w:hAnsi="Times New Roman" w:eastAsia="Malgun Gothic"/>
           <w:b/>
           <w:i w:val="0"/>
-          <w:color w:val="1F3864"/>
-          <w:sz w:val="26"/>
-        </w:rPr>
-        <w:t>장면 3 — 같은 집무실, 한 시간 뒤 — 그레벤시코프의 제안</w:t>
+          <w:sz w:val="22"/>
+        </w:rPr>
+        <w:t xml:space="preserve">Анна: </w:t>
+      </w:r>
+      <w:r>
+        <w:rPr>
+          <w:rFonts w:ascii="Times New Roman" w:hAnsi="Times New Roman" w:eastAsia="Malgun Gothic"/>
+          <w:b w:val="0"/>
+          <w:i w:val="0"/>
+          <w:sz w:val="22"/>
+        </w:rPr>
+        <w:t>Да ничего. Руки сами варят, голова не спрашивает.</w:t>
       </w:r>
     </w:p>
     <w:p>
@@ -1384,7 +1215,108 @@
           <w:i w:val="0"/>
           <w:sz w:val="22"/>
         </w:rPr>
-        <w:t xml:space="preserve">Гребенщиков: </w:t>
+        <w:t xml:space="preserve">Римма: </w:t>
+      </w:r>
+      <w:r>
+        <w:rPr>
+          <w:rFonts w:ascii="Times New Roman" w:hAnsi="Times New Roman" w:eastAsia="Malgun Gothic"/>
+          <w:b w:val="0"/>
+          <w:i w:val="0"/>
+          <w:sz w:val="22"/>
+        </w:rPr>
+        <w:t>Давай я тебе хоть в магазин схожу. Хлеба там, молока.</w:t>
+      </w:r>
+    </w:p>
+    <w:p>
+      <w:pPr>
+        <w:spacing w:before="0" w:after="110" w:line="300" w:lineRule="auto"/>
+      </w:pPr>
+      <w:r>
+        <w:rPr>
+          <w:rFonts w:ascii="Times New Roman" w:hAnsi="Times New Roman" w:eastAsia="Malgun Gothic"/>
+          <w:b/>
+          <w:i w:val="0"/>
+          <w:sz w:val="22"/>
+        </w:rPr>
+        <w:t xml:space="preserve">Анна: </w:t>
+      </w:r>
+      <w:r>
+        <w:rPr>
+          <w:rFonts w:ascii="Times New Roman" w:hAnsi="Times New Roman" w:eastAsia="Malgun Gothic"/>
+          <w:b w:val="0"/>
+          <w:i w:val="0"/>
+          <w:sz w:val="22"/>
+        </w:rPr>
+        <w:t>Не выдумывай. Всё у меня есть.</w:t>
+      </w:r>
+    </w:p>
+    <w:p>
+      <w:pPr>
+        <w:spacing w:before="0" w:after="110" w:line="300" w:lineRule="auto"/>
+      </w:pPr>
+      <w:r>
+        <w:rPr>
+          <w:rFonts w:ascii="Times New Roman" w:hAnsi="Times New Roman" w:eastAsia="Malgun Gothic"/>
+          <w:b/>
+          <w:i w:val="0"/>
+          <w:sz w:val="22"/>
+        </w:rPr>
+        <w:t xml:space="preserve">Римма: </w:t>
+      </w:r>
+      <w:r>
+        <w:rPr>
+          <w:rFonts w:ascii="Times New Roman" w:hAnsi="Times New Roman" w:eastAsia="Malgun Gothic"/>
+          <w:b w:val="0"/>
+          <w:i w:val="0"/>
+          <w:sz w:val="22"/>
+        </w:rPr>
+        <w:t>Мне не в тягость, Ань. Я всё равно иду.</w:t>
+      </w:r>
+    </w:p>
+    <w:p>
+      <w:pPr>
+        <w:spacing w:before="0" w:after="110" w:line="300" w:lineRule="auto"/>
+      </w:pPr>
+      <w:r>
+        <w:rPr>
+          <w:rFonts w:ascii="Times New Roman" w:hAnsi="Times New Roman" w:eastAsia="Malgun Gothic"/>
+          <w:b/>
+          <w:i w:val="0"/>
+          <w:sz w:val="22"/>
+        </w:rPr>
+        <w:t xml:space="preserve">Анна: </w:t>
+      </w:r>
+      <w:r>
+        <w:rPr>
+          <w:rFonts w:ascii="Times New Roman" w:hAnsi="Times New Roman" w:eastAsia="Malgun Gothic"/>
+          <w:b w:val="0"/>
+          <w:i w:val="0"/>
+          <w:sz w:val="22"/>
+        </w:rPr>
+        <w:t>Ну, раз всё равно… Чёрного половинку. И сметаны к супу. Только не той, жидкой, а в стаканчике.</w:t>
+      </w:r>
+    </w:p>
+    <w:p>
+      <w:pPr>
+        <w:spacing w:before="0" w:after="110" w:line="300" w:lineRule="auto"/>
+      </w:pPr>
+      <w:r>
+        <w:rPr>
+          <w:rFonts w:ascii="Times New Roman" w:hAnsi="Times New Roman" w:eastAsia="Malgun Gothic"/>
+          <w:b/>
+          <w:i w:val="0"/>
+          <w:sz w:val="22"/>
+        </w:rPr>
+        <w:t xml:space="preserve">Римма: </w:t>
+      </w:r>
+      <w:r>
+        <w:rPr>
+          <w:rFonts w:ascii="Times New Roman" w:hAnsi="Times New Roman" w:eastAsia="Malgun Gothic"/>
+          <w:b w:val="0"/>
+          <w:i w:val="0"/>
+          <w:sz w:val="22"/>
+        </w:rPr>
+        <w:t xml:space="preserve">Знаю, знаю какую. </w:t>
       </w:r>
       <w:r>
         <w:rPr>
@@ -1394,7 +1326,7 @@
           <w:color w:val="555555"/>
           <w:sz w:val="22"/>
         </w:rPr>
-        <w:t>(входя, запыхавшись, что с ним бывает редко)</w:t>
+        <w:t>(Помолчав.)</w:t>
       </w:r>
       <w:r>
         <w:rPr>
@@ -1403,7 +1335,7 @@
           <w:i w:val="0"/>
           <w:sz w:val="22"/>
         </w:rPr>
-        <w:t xml:space="preserve"> Ирина Олеговна. Марина Викторовна. Я звонил из машины, но у вас было занято.</w:t>
+        <w:t xml:space="preserve"> Я вот с утра сама не своя. Всё про двенадцать часов думаю. Говорят, по всем каналам будут объявлять. А тебе каково…</w:t>
       </w:r>
     </w:p>
     <w:p>
@@ -1417,7 +1349,7 @@
           <w:i w:val="0"/>
           <w:sz w:val="22"/>
         </w:rPr>
-        <w:t xml:space="preserve">Ирина: </w:t>
+        <w:t xml:space="preserve">Анна: </w:t>
       </w:r>
       <w:r>
         <w:rPr>
@@ -1426,7 +1358,7 @@
           <w:i w:val="0"/>
           <w:sz w:val="22"/>
         </w:rPr>
-        <w:t>Мы не брали трубку, Анатолий Викторович. Мы молчали. Садитесь.</w:t>
+        <w:t>Смотреть буду. Одна.</w:t>
       </w:r>
     </w:p>
     <w:p>
@@ -1440,7 +1372,7 @@
           <w:i w:val="0"/>
           <w:sz w:val="22"/>
         </w:rPr>
-        <w:t xml:space="preserve">Гребенщиков: </w:t>
+        <w:t xml:space="preserve">Римма: </w:t>
       </w:r>
       <w:r>
         <w:rPr>
@@ -1449,7 +1381,7 @@
           <w:i w:val="0"/>
           <w:sz w:val="22"/>
         </w:rPr>
-        <w:t>Коротко о том, что начнётся. Первое: половина страны хочет, чтобы вы сегодня же сказали: «Мы достанем его где угодно».</w:t>
+        <w:t>Может, приду? Вдвоём всё легче.</w:t>
       </w:r>
     </w:p>
     <w:p>
@@ -1463,7 +1395,7 @@
           <w:i w:val="0"/>
           <w:sz w:val="22"/>
         </w:rPr>
-        <w:t xml:space="preserve">Ирина: </w:t>
+        <w:t xml:space="preserve">Анна: </w:t>
       </w:r>
       <w:r>
         <w:rPr>
@@ -1472,7 +1404,7 @@
           <w:i w:val="0"/>
           <w:sz w:val="22"/>
         </w:rPr>
-        <w:t>Не скажу.</w:t>
+        <w:t>Нет, Римм. Спасибо. Одна. Так надо.</w:t>
       </w:r>
     </w:p>
     <w:p>
@@ -1486,7 +1418,7 @@
           <w:i w:val="0"/>
           <w:sz w:val="22"/>
         </w:rPr>
-        <w:t xml:space="preserve">Гребенщиков: </w:t>
+        <w:t xml:space="preserve">Римма: </w:t>
       </w:r>
       <w:r>
         <w:rPr>
@@ -1495,7 +1427,7 @@
           <w:i w:val="0"/>
           <w:sz w:val="22"/>
         </w:rPr>
-        <w:t>Знаю. Второе — серьёзнее. Час назад через неофициальный канал пришёл намёк от стороны, на территории которой сидит Богуславский. Процедура выдачи у них — годы. Апелляции, «политическое преследование», правозащитники. Но есть, как они выразились, «ускоренный путь».</w:t>
+        <w:t>Одна так одна. Только если что — стучи в стенку. Я дома.</w:t>
       </w:r>
     </w:p>
     <w:p>
@@ -1509,7 +1441,7 @@
           <w:i w:val="0"/>
           <w:sz w:val="22"/>
         </w:rPr>
-        <w:t xml:space="preserve">Железняк: </w:t>
+        <w:t xml:space="preserve">Анна: </w:t>
       </w:r>
       <w:r>
         <w:rPr>
@@ -1518,7 +1450,7 @@
           <w:i w:val="0"/>
           <w:sz w:val="22"/>
         </w:rPr>
-        <w:t>Обмен.</w:t>
+        <w:t>Постучу.</w:t>
       </w:r>
     </w:p>
     <w:p>
@@ -1532,7 +1464,7 @@
           <w:i w:val="0"/>
           <w:sz w:val="22"/>
         </w:rPr>
-        <w:t xml:space="preserve">Гребенщиков: </w:t>
+        <w:t xml:space="preserve">Римма: </w:t>
       </w:r>
       <w:r>
         <w:rPr>
@@ -1541,7 +1473,7 @@
           <w:i w:val="0"/>
           <w:sz w:val="22"/>
         </w:rPr>
-        <w:t>Обмен. Договора о выдаче у нас с ними нет — значит, только на основе взаимности, годами. А быстро — вот так: два их гражданина, осуждённых у нас за шпионаж. Или, если не хотим людей, — уступки по торговому соглашению. Намёк был прозрачный.</w:t>
+        <w:t>И телефон держи рядом. На всякий пожарный.</w:t>
       </w:r>
     </w:p>
     <w:p>
@@ -1555,7 +1487,16 @@
           <w:i w:val="0"/>
           <w:sz w:val="22"/>
         </w:rPr>
-        <w:t xml:space="preserve">Ирина: </w:t>
+        <w:t xml:space="preserve">Анна: </w:t>
+      </w:r>
+      <w:r>
+        <w:rPr>
+          <w:rFonts w:ascii="Times New Roman" w:hAnsi="Times New Roman" w:eastAsia="Malgun Gothic"/>
+          <w:b w:val="0"/>
+          <w:i w:val="0"/>
+          <w:sz w:val="22"/>
+        </w:rPr>
+        <w:t xml:space="preserve">Он у меня теперь всегда рядом. </w:t>
       </w:r>
       <w:r>
         <w:rPr>
@@ -1565,7 +1506,7 @@
           <w:color w:val="555555"/>
           <w:sz w:val="22"/>
         </w:rPr>
-        <w:t>(медленно ставит чашку)</w:t>
+        <w:t>(Пауза.)</w:t>
       </w:r>
       <w:r>
         <w:rPr>
@@ -1574,7 +1515,7 @@
           <w:i w:val="0"/>
           <w:sz w:val="22"/>
         </w:rPr>
-        <w:t xml:space="preserve"> Анатолий Викторович, вы мне это предлагаете или докладываете?</w:t>
+        <w:t xml:space="preserve"> Всё жду: позвонит и скажет «Мам, я в городе». Глупая.</w:t>
       </w:r>
     </w:p>
     <w:p>
@@ -1588,7 +1529,30 @@
           <w:i w:val="0"/>
           <w:sz w:val="22"/>
         </w:rPr>
-        <w:t xml:space="preserve">Гребенщиков: </w:t>
+        <w:t xml:space="preserve">Римма: </w:t>
+      </w:r>
+      <w:r>
+        <w:rPr>
+          <w:rFonts w:ascii="Times New Roman" w:hAnsi="Times New Roman" w:eastAsia="Malgun Gothic"/>
+          <w:b w:val="0"/>
+          <w:i w:val="0"/>
+          <w:sz w:val="22"/>
+        </w:rPr>
+        <w:t>Не глупая. Я вот мужу, царство ему небесное, до сих пор по вечерам вторую чашку ставлю.</w:t>
+      </w:r>
+    </w:p>
+    <w:p>
+      <w:pPr>
+        <w:spacing w:before="0" w:after="110" w:line="300" w:lineRule="auto"/>
+      </w:pPr>
+      <w:r>
+        <w:rPr>
+          <w:rFonts w:ascii="Times New Roman" w:hAnsi="Times New Roman" w:eastAsia="Malgun Gothic"/>
+          <w:b/>
+          <w:i w:val="0"/>
+          <w:sz w:val="22"/>
+        </w:rPr>
+        <w:t xml:space="preserve">Анна: </w:t>
       </w:r>
       <w:r>
         <w:rPr>
@@ -1598,7 +1562,7 @@
           <w:color w:val="555555"/>
           <w:sz w:val="22"/>
         </w:rPr>
-        <w:t>(после паузы)</w:t>
+        <w:t>(слабо улыбнувшись)</w:t>
       </w:r>
       <w:r>
         <w:rPr>
@@ -1607,7 +1571,7 @@
           <w:i w:val="0"/>
           <w:sz w:val="22"/>
         </w:rPr>
-        <w:t xml:space="preserve"> Пять лет назад я бы предложил. С оговорками, с «исключительно в интересах правосудия». Сегодня докладываю. Потому что если об этом канале узнают без вас — скажут, что вы торговались.</w:t>
+        <w:t xml:space="preserve"> Вот видишь. Обе мы с тобой хороши.</w:t>
       </w:r>
     </w:p>
     <w:p>
@@ -1621,7 +1585,7 @@
           <w:i w:val="0"/>
           <w:sz w:val="22"/>
         </w:rPr>
-        <w:t xml:space="preserve">Ирина: </w:t>
+        <w:t xml:space="preserve">Римма: </w:t>
       </w:r>
       <w:r>
         <w:rPr>
@@ -1630,182 +1594,7 @@
           <w:i w:val="0"/>
           <w:sz w:val="22"/>
         </w:rPr>
-        <w:t>Спасибо. Тогда ответ: нет. Письменно, через Министерство иностранных дел, и опубликовать через тридцать дней по закону о раскрытии решений.</w:t>
-      </w:r>
-    </w:p>
-    <w:p>
-      <w:pPr>
-        <w:spacing w:before="0" w:after="110" w:line="300" w:lineRule="auto"/>
-      </w:pPr>
-      <w:r>
-        <w:rPr>
-          <w:rFonts w:ascii="Times New Roman" w:hAnsi="Times New Roman" w:eastAsia="Malgun Gothic"/>
-          <w:b/>
-          <w:i w:val="0"/>
-          <w:sz w:val="22"/>
-        </w:rPr>
-        <w:t xml:space="preserve">Железняк: </w:t>
-      </w:r>
-      <w:r>
-        <w:rPr>
-          <w:rFonts w:ascii="Times New Roman" w:hAnsi="Times New Roman" w:eastAsia="Malgun Gothic"/>
-          <w:b w:val="0"/>
-          <w:i w:val="0"/>
-          <w:sz w:val="22"/>
-        </w:rPr>
-        <w:t>Ирина Олеговна, можно я скажу как стоп-кран? Не останавливаю — просто вслух.</w:t>
-      </w:r>
-    </w:p>
-    <w:p>
-      <w:pPr>
-        <w:spacing w:before="0" w:after="110" w:line="300" w:lineRule="auto"/>
-      </w:pPr>
-      <w:r>
-        <w:rPr>
-          <w:rFonts w:ascii="Times New Roman" w:hAnsi="Times New Roman" w:eastAsia="Malgun Gothic"/>
-          <w:b/>
-          <w:i w:val="0"/>
-          <w:sz w:val="22"/>
-        </w:rPr>
-        <w:t xml:space="preserve">Ирина: </w:t>
-      </w:r>
-      <w:r>
-        <w:rPr>
-          <w:rFonts w:ascii="Times New Roman" w:hAnsi="Times New Roman" w:eastAsia="Malgun Gothic"/>
-          <w:b w:val="0"/>
-          <w:i w:val="0"/>
-          <w:sz w:val="22"/>
-        </w:rPr>
-        <w:t>Вслух — всегда.</w:t>
-      </w:r>
-    </w:p>
-    <w:p>
-      <w:pPr>
-        <w:spacing w:before="0" w:after="110" w:line="300" w:lineRule="auto"/>
-      </w:pPr>
-      <w:r>
-        <w:rPr>
-          <w:rFonts w:ascii="Times New Roman" w:hAnsi="Times New Roman" w:eastAsia="Malgun Gothic"/>
-          <w:b/>
-          <w:i w:val="0"/>
-          <w:sz w:val="22"/>
-        </w:rPr>
-        <w:t xml:space="preserve">Железняк: </w:t>
-      </w:r>
-      <w:r>
-        <w:rPr>
-          <w:rFonts w:ascii="Times New Roman" w:hAnsi="Times New Roman" w:eastAsia="Malgun Gothic"/>
-          <w:b w:val="0"/>
-          <w:i w:val="0"/>
-          <w:sz w:val="22"/>
-        </w:rPr>
-        <w:t>Если обменять его на шпионов, суд над ним станет разменной монетой. А если суд — монета, то и приговор Суханову любой адвокат назовёт политическим. Мы сами обесценим всё, что комиссия делала пять месяцев.</w:t>
-      </w:r>
-    </w:p>
-    <w:p>
-      <w:pPr>
-        <w:spacing w:before="0" w:after="110" w:line="300" w:lineRule="auto"/>
-      </w:pPr>
-      <w:r>
-        <w:rPr>
-          <w:rFonts w:ascii="Times New Roman" w:hAnsi="Times New Roman" w:eastAsia="Malgun Gothic"/>
-          <w:b/>
-          <w:i w:val="0"/>
-          <w:sz w:val="22"/>
-        </w:rPr>
-        <w:t xml:space="preserve">Гребенщиков: </w:t>
-      </w:r>
-      <w:r>
-        <w:rPr>
-          <w:rFonts w:ascii="Times New Roman" w:hAnsi="Times New Roman" w:eastAsia="Malgun Gothic"/>
-          <w:b w:val="0"/>
-          <w:i w:val="0"/>
-          <w:sz w:val="22"/>
-        </w:rPr>
-        <w:t>А если выдача затянется на годы? Люди будут спрашивать каждый день.</w:t>
-      </w:r>
-    </w:p>
-    <w:p>
-      <w:pPr>
-        <w:spacing w:before="0" w:after="110" w:line="300" w:lineRule="auto"/>
-      </w:pPr>
-      <w:r>
-        <w:rPr>
-          <w:rFonts w:ascii="Times New Roman" w:hAnsi="Times New Roman" w:eastAsia="Malgun Gothic"/>
-          <w:b/>
-          <w:i w:val="0"/>
-          <w:sz w:val="22"/>
-        </w:rPr>
-        <w:t xml:space="preserve">Ирина: </w:t>
-      </w:r>
-      <w:r>
-        <w:rPr>
-          <w:rFonts w:ascii="Times New Roman" w:hAnsi="Times New Roman" w:eastAsia="Malgun Gothic"/>
-          <w:b w:val="0"/>
-          <w:i w:val="0"/>
-          <w:sz w:val="22"/>
-        </w:rPr>
-        <w:t>Пусть спрашивают каждый день. Я каждый день буду отвечать одно и то же: мы просим не выдачи врага, а явки обвиняемого в суд. Открытый суд, наблюдатели, любые гарантии, которых они потребуют по своему закону. Больше ничего.</w:t>
-      </w:r>
-    </w:p>
-    <w:p>
-      <w:pPr>
-        <w:spacing w:before="0" w:after="110" w:line="300" w:lineRule="auto"/>
-      </w:pPr>
-      <w:r>
-        <w:rPr>
-          <w:rFonts w:ascii="Times New Roman" w:hAnsi="Times New Roman" w:eastAsia="Malgun Gothic"/>
-          <w:b/>
-          <w:i w:val="0"/>
-          <w:sz w:val="22"/>
-        </w:rPr>
-        <w:t xml:space="preserve">Гребенщиков: </w:t>
-      </w:r>
-      <w:r>
-        <w:rPr>
-          <w:rFonts w:ascii="Times New Roman" w:hAnsi="Times New Roman" w:eastAsia="Malgun Gothic"/>
-          <w:b w:val="0"/>
-          <w:i w:val="0"/>
-          <w:sz w:val="22"/>
-        </w:rPr>
-        <w:t>Это долго.</w:t>
-      </w:r>
-    </w:p>
-    <w:p>
-      <w:pPr>
-        <w:spacing w:before="0" w:after="110" w:line="300" w:lineRule="auto"/>
-      </w:pPr>
-      <w:r>
-        <w:rPr>
-          <w:rFonts w:ascii="Times New Roman" w:hAnsi="Times New Roman" w:eastAsia="Malgun Gothic"/>
-          <w:b/>
-          <w:i w:val="0"/>
-          <w:sz w:val="22"/>
-        </w:rPr>
-        <w:t xml:space="preserve">Ирина: </w:t>
-      </w:r>
-      <w:r>
-        <w:rPr>
-          <w:rFonts w:ascii="Times New Roman" w:hAnsi="Times New Roman" w:eastAsia="Malgun Gothic"/>
-          <w:b w:val="0"/>
-          <w:i w:val="0"/>
-          <w:sz w:val="22"/>
-        </w:rPr>
-        <w:t>Долго. Алексей Николаевич говорил про такое: «Долго — это не аргумент против закона. Это его цена».</w:t>
-      </w:r>
-    </w:p>
-    <w:p>
-      <w:pPr>
-        <w:spacing w:before="0" w:after="110" w:line="300" w:lineRule="auto"/>
-      </w:pPr>
-      <w:r>
-        <w:rPr>
-          <w:rFonts w:ascii="Times New Roman" w:hAnsi="Times New Roman" w:eastAsia="Malgun Gothic"/>
-          <w:b/>
-          <w:i w:val="0"/>
-          <w:sz w:val="22"/>
-        </w:rPr>
-        <w:t xml:space="preserve">Гребенщиков: </w:t>
+        <w:t xml:space="preserve">Хороши. </w:t>
       </w:r>
       <w:r>
         <w:rPr>
@@ -1815,7 +1604,7 @@
           <w:color w:val="555555"/>
           <w:sz w:val="22"/>
         </w:rPr>
-        <w:t>(тихо)</w:t>
+        <w:t>(Встаёт.)</w:t>
       </w:r>
       <w:r>
         <w:rPr>
@@ -1824,7 +1613,7 @@
           <w:i w:val="0"/>
           <w:sz w:val="22"/>
         </w:rPr>
-        <w:t xml:space="preserve"> Он и мне это говорил. Прошлой осенью, про указ Гуркина. Я пришёл сказать, что Гуркин в чём-то прав, а в итоге пил с ним чай и молчал.</w:t>
+        <w:t xml:space="preserve"> Значит, сметана в стаканчике, хлеб чёрный. Больше ничего?</w:t>
       </w:r>
     </w:p>
     <w:p>
@@ -1838,7 +1627,7 @@
           <w:i w:val="0"/>
           <w:sz w:val="22"/>
         </w:rPr>
-        <w:t xml:space="preserve">Железняк: </w:t>
+        <w:t xml:space="preserve">Анна: </w:t>
       </w:r>
       <w:r>
         <w:rPr>
@@ -1847,7 +1636,7 @@
           <w:i w:val="0"/>
           <w:sz w:val="22"/>
         </w:rPr>
-        <w:t>Анатолий Викторович, вы слышали вопрос иностранного корреспондента. «Спасли бы его?»</w:t>
+        <w:t>Больше ничего. Хотя… луковицу возьми. Одну. Мой кончился.</w:t>
       </w:r>
     </w:p>
     <w:p>
@@ -1861,7 +1650,7 @@
           <w:i w:val="0"/>
           <w:sz w:val="22"/>
         </w:rPr>
-        <w:t xml:space="preserve">Гребенщиков: </w:t>
+        <w:t xml:space="preserve">Римма: </w:t>
       </w:r>
       <w:r>
         <w:rPr>
@@ -1870,7 +1659,7 @@
           <w:i w:val="0"/>
           <w:sz w:val="22"/>
         </w:rPr>
-        <w:t>Слышал. Я задаю его себе с того вечера. Каждое утро.</w:t>
+        <w:t>Вот и ладушки. Через час занесу.</w:t>
       </w:r>
     </w:p>
     <w:p>
@@ -1884,7 +1673,7 @@
           <w:i w:val="0"/>
           <w:sz w:val="22"/>
         </w:rPr>
-        <w:t xml:space="preserve">Железняк: </w:t>
+        <w:t xml:space="preserve">Анна: </w:t>
       </w:r>
       <w:r>
         <w:rPr>
@@ -1893,7 +1682,7 @@
           <w:i w:val="0"/>
           <w:sz w:val="22"/>
         </w:rPr>
-        <w:t>И каков ответ?</w:t>
+        <w:t>Спасибо, Римм. И за помидоры.</w:t>
       </w:r>
     </w:p>
     <w:p>
@@ -1907,7 +1696,7 @@
           <w:i w:val="0"/>
           <w:sz w:val="22"/>
         </w:rPr>
-        <w:t xml:space="preserve">Гребенщиков: </w:t>
+        <w:t xml:space="preserve">Римма: </w:t>
       </w:r>
       <w:r>
         <w:rPr>
@@ -1916,7 +1705,7 @@
           <w:i w:val="0"/>
           <w:sz w:val="22"/>
         </w:rPr>
-        <w:t>Честный — не знаю. Квартиру сняли за три месяца. Указ Гуркина давал бы тридцать суток для Шестакова по письму мертвеца. Может, дошли бы до квартиры, а может, через тридцать суток отпустили бы — и он стал бы осторожнее вдвое. А вот что я знаю точно: если бы он подписал, это был бы уже не он. И комиссия, которая сегодня выступала, работала бы при особом режиме. Кто бы ей поверил?</w:t>
+        <w:t>На здоровье. Только ешь сама, слышишь? А не одних гостей корми.</w:t>
       </w:r>
     </w:p>
     <w:p>
@@ -1930,7 +1719,46 @@
           <w:i w:val="0"/>
           <w:sz w:val="22"/>
         </w:rPr>
-        <w:t xml:space="preserve">Ирина: </w:t>
+        <w:t xml:space="preserve">Анна: </w:t>
+      </w:r>
+      <w:r>
+        <w:rPr>
+          <w:rFonts w:ascii="Times New Roman" w:hAnsi="Times New Roman" w:eastAsia="Malgun Gothic"/>
+          <w:b w:val="0"/>
+          <w:i w:val="0"/>
+          <w:sz w:val="22"/>
+        </w:rPr>
+        <w:t>Слышу, слышу. Иди уже, а то тесто убежит.</w:t>
+      </w:r>
+    </w:p>
+    <w:p>
+      <w:pPr>
+        <w:keepNext/>
+        <w:spacing w:before="320" w:after="140"/>
+      </w:pPr>
+      <w:r>
+        <w:rPr>
+          <w:rFonts w:ascii="Times New Roman" w:hAnsi="Times New Roman" w:eastAsia="Malgun Gothic"/>
+          <w:b/>
+          <w:i w:val="0"/>
+          <w:color w:val="1F3864"/>
+          <w:sz w:val="26"/>
+        </w:rPr>
+        <w:t>장면 3 — 대통령 집무실, 정오 — 독립수사위원회 기자회견 (중계 화면)</w:t>
+      </w:r>
+    </w:p>
+    <w:p>
+      <w:pPr>
+        <w:spacing w:before="0" w:after="110" w:line="300" w:lineRule="auto"/>
+      </w:pPr>
+      <w:r>
+        <w:rPr>
+          <w:rFonts w:ascii="Times New Roman" w:hAnsi="Times New Roman" w:eastAsia="Malgun Gothic"/>
+          <w:b/>
+          <w:i w:val="0"/>
+          <w:sz w:val="22"/>
+        </w:rPr>
+        <w:t xml:space="preserve">Полетаева: </w:t>
       </w:r>
       <w:r>
         <w:rPr>
@@ -1940,7 +1768,7 @@
           <w:color w:val="555555"/>
           <w:sz w:val="22"/>
         </w:rPr>
-        <w:t>(после долгой паузы)</w:t>
+        <w:t>(на экране, за длинным столом, без флагов за спиной)</w:t>
       </w:r>
       <w:r>
         <w:rPr>
@@ -1949,7 +1777,67 @@
           <w:i w:val="0"/>
           <w:sz w:val="22"/>
         </w:rPr>
-        <w:t xml:space="preserve"> Я задаю этот вопрос не каждое утро. Каждую ночь. </w:t>
+        <w:t xml:space="preserve"> Добрый день. Независимая следственная комиссия завершила расследование убийства Алексея Николаевича Орлова. Мы представляем обвинительное заключение. Полный текст, за исключением данных, охраняемых законом о свидетелях, опубликован на сайте комиссии в эту минуту.</w:t>
+      </w:r>
+    </w:p>
+    <w:p>
+      <w:pPr>
+        <w:spacing w:before="0" w:after="110" w:line="300" w:lineRule="auto"/>
+      </w:pPr>
+      <w:r>
+        <w:rPr>
+          <w:rFonts w:ascii="Times New Roman" w:hAnsi="Times New Roman" w:eastAsia="Malgun Gothic"/>
+          <w:b/>
+          <w:i w:val="0"/>
+          <w:sz w:val="22"/>
+        </w:rPr>
+        <w:t xml:space="preserve">Полетаева: </w:t>
+      </w:r>
+      <w:r>
+        <w:rPr>
+          <w:rFonts w:ascii="Times New Roman" w:hAnsi="Times New Roman" w:eastAsia="Malgun Gothic"/>
+          <w:b w:val="0"/>
+          <w:i w:val="0"/>
+          <w:sz w:val="22"/>
+        </w:rPr>
+        <w:t>Обвинение предъявлено двоим. Первый — Глеб Суханов, сорок один год, бывший тренер стрелкового клуба. Он произвёл выстрел. Задержан на девятый день после убийства, вину признал.</w:t>
+      </w:r>
+    </w:p>
+    <w:p>
+      <w:pPr>
+        <w:spacing w:before="0" w:after="110" w:line="300" w:lineRule="auto"/>
+      </w:pPr>
+      <w:r>
+        <w:rPr>
+          <w:rFonts w:ascii="Times New Roman" w:hAnsi="Times New Roman" w:eastAsia="Malgun Gothic"/>
+          <w:b/>
+          <w:i w:val="0"/>
+          <w:sz w:val="22"/>
+        </w:rPr>
+        <w:t xml:space="preserve">Полетаева: </w:t>
+      </w:r>
+      <w:r>
+        <w:rPr>
+          <w:rFonts w:ascii="Times New Roman" w:hAnsi="Times New Roman" w:eastAsia="Malgun Gothic"/>
+          <w:b w:val="0"/>
+          <w:i w:val="0"/>
+          <w:sz w:val="22"/>
+        </w:rPr>
+        <w:t>Второй — Вячеслав Шестаков, в прошлом начальник департамента Министерства финансов. Он нашёл исполнителя, передал ему деньги, выбрал место и время. С ним заключено досудебное соглашение о сотрудничестве.</w:t>
+      </w:r>
+    </w:p>
+    <w:p>
+      <w:pPr>
+        <w:spacing w:before="0" w:after="110" w:line="300" w:lineRule="auto"/>
+      </w:pPr>
+      <w:r>
+        <w:rPr>
+          <w:rFonts w:ascii="Times New Roman" w:hAnsi="Times New Roman" w:eastAsia="Malgun Gothic"/>
+          <w:b/>
+          <w:i w:val="0"/>
+          <w:sz w:val="22"/>
+        </w:rPr>
+        <w:t xml:space="preserve">Катя: </w:t>
       </w:r>
       <w:r>
         <w:rPr>
@@ -1959,7 +1847,7 @@
           <w:color w:val="555555"/>
           <w:sz w:val="22"/>
         </w:rPr>
-        <w:t>(Встаёт, подходит к окну.)</w:t>
+        <w:t>(тихо)</w:t>
       </w:r>
       <w:r>
         <w:rPr>
@@ -1968,7 +1856,7 @@
           <w:i w:val="0"/>
           <w:sz w:val="22"/>
         </w:rPr>
-        <w:t xml:space="preserve"> И каждую ночь отвечаю одинаково: он выбрал, чтобы суду верили. Он заплатил за это собой. Я не имею права сделать так, чтобы он заплатил зря.</w:t>
+        <w:t xml:space="preserve"> Минфин.</w:t>
       </w:r>
     </w:p>
     <w:p>
@@ -1982,7 +1870,7 @@
           <w:i w:val="0"/>
           <w:sz w:val="22"/>
         </w:rPr>
-        <w:t xml:space="preserve">Катя: </w:t>
+        <w:t xml:space="preserve">Железняк: </w:t>
       </w:r>
       <w:r>
         <w:rPr>
@@ -1992,7 +1880,7 @@
           <w:color w:val="555555"/>
           <w:sz w:val="22"/>
         </w:rPr>
-        <w:t>(у двери)</w:t>
+        <w:t>(не отрывая глаз от экрана)</w:t>
       </w:r>
       <w:r>
         <w:rPr>
@@ -2001,7 +1889,7 @@
           <w:i w:val="0"/>
           <w:sz w:val="22"/>
         </w:rPr>
-        <w:t xml:space="preserve"> Ирина Олеговна, пресс-служба просит заявление. Хотя бы три фразы.</w:t>
+        <w:t xml:space="preserve"> Под кем он работал, Катя?</w:t>
       </w:r>
     </w:p>
     <w:p>
@@ -2015,7 +1903,7 @@
           <w:i w:val="0"/>
           <w:sz w:val="22"/>
         </w:rPr>
-        <w:t xml:space="preserve">Ирина: </w:t>
+        <w:t xml:space="preserve">Катя: </w:t>
       </w:r>
       <w:r>
         <w:rPr>
@@ -2024,7 +1912,44 @@
           <w:i w:val="0"/>
           <w:sz w:val="22"/>
         </w:rPr>
-        <w:t xml:space="preserve">Три фразы. Записывайте, Екатерина Ивановна. Первая: «Я узнала об обвинительном заключении вместе со всеми». Вторая: «Суд — наш и тот, в стране которого находится обвиняемый, — должен делать свою работу без моей помощи». Третья… </w:t>
+        <w:t>Четырнадцать лет — под Богуславским.</w:t>
+      </w:r>
+    </w:p>
+    <w:p>
+      <w:pPr>
+        <w:spacing w:before="0" w:after="110" w:line="300" w:lineRule="auto"/>
+      </w:pPr>
+      <w:r>
+        <w:rPr>
+          <w:rFonts w:ascii="Times New Roman" w:hAnsi="Times New Roman" w:eastAsia="Malgun Gothic"/>
+          <w:b/>
+          <w:i w:val="0"/>
+          <w:sz w:val="22"/>
+        </w:rPr>
+        <w:t xml:space="preserve">Полетаева: </w:t>
+      </w:r>
+      <w:r>
+        <w:rPr>
+          <w:rFonts w:ascii="Times New Roman" w:hAnsi="Times New Roman" w:eastAsia="Malgun Gothic"/>
+          <w:b w:val="0"/>
+          <w:i w:val="0"/>
+          <w:sz w:val="22"/>
+        </w:rPr>
+        <w:t>Теперь о деньгах. Слово следователю комиссии Константину Марченко.</w:t>
+      </w:r>
+    </w:p>
+    <w:p>
+      <w:pPr>
+        <w:spacing w:before="0" w:after="110" w:line="300" w:lineRule="auto"/>
+      </w:pPr>
+      <w:r>
+        <w:rPr>
+          <w:rFonts w:ascii="Times New Roman" w:hAnsi="Times New Roman" w:eastAsia="Malgun Gothic"/>
+          <w:b/>
+          <w:i w:val="0"/>
+          <w:sz w:val="22"/>
+        </w:rPr>
+        <w:t xml:space="preserve">Марченко: </w:t>
       </w:r>
       <w:r>
         <w:rPr>
@@ -2034,7 +1959,7 @@
           <w:color w:val="555555"/>
           <w:sz w:val="22"/>
         </w:rPr>
-        <w:t>(Пауза.)</w:t>
+        <w:t>(на экране)</w:t>
       </w:r>
       <w:r>
         <w:rPr>
@@ -2043,7 +1968,7 @@
           <w:i w:val="0"/>
           <w:sz w:val="22"/>
         </w:rPr>
-        <w:t xml:space="preserve"> Третья: «Лермонтов писал о суде, который ждёт: “Есть грозный суд: он ждёт; он не доступен звону злата”. Он писал о божьем суде. Мне достаточно земного — лишь бы и он был не доступен звону злата».</w:t>
+        <w:t xml:space="preserve"> Коротко. Осенью прошлого года служба финансовой прозрачности обнаружила, что спящие кошельки старой сети, так называемой аверинской инфраструктуры, начали переводить деньги внутрь страны. Около сорока миллионов рублей прошли через карты подставных людей и были сняты наличными.</w:t>
       </w:r>
     </w:p>
     <w:p>
@@ -2057,7 +1982,7 @@
           <w:i w:val="0"/>
           <w:sz w:val="22"/>
         </w:rPr>
-        <w:t xml:space="preserve">Гребенщиков: </w:t>
+        <w:t xml:space="preserve">Марченко: </w:t>
       </w:r>
       <w:r>
         <w:rPr>
@@ -2066,7 +1991,7 @@
           <w:i w:val="0"/>
           <w:sz w:val="22"/>
         </w:rPr>
-        <w:t>Лермонтов в официальном заявлении. Он бы одобрил.</w:t>
+        <w:t>Мы установили, куда ушли эти наличные. Часть — Суханову: аванс и расчёт. Часть — на аренду квартиры с видом на набережную, снятой за три месяца до выстрела. Договор, ключи и показания хозяйки — в деле.</w:t>
       </w:r>
     </w:p>
     <w:p>
@@ -2081,29 +2006,6 @@
           <w:sz w:val="22"/>
         </w:rPr>
         <w:t xml:space="preserve">Ирина: </w:t>
-      </w:r>
-      <w:r>
-        <w:rPr>
-          <w:rFonts w:ascii="Times New Roman" w:hAnsi="Times New Roman" w:eastAsia="Malgun Gothic"/>
-          <w:b w:val="0"/>
-          <w:i w:val="0"/>
-          <w:sz w:val="22"/>
-        </w:rPr>
-        <w:t>Он бы сказал: «Слишком длинно, Ирина». И был бы прав. Но это стихотворение — о поэте, убитом за деньги и за чужое спокойствие. Его убийцу потом просто выслали за границу, и суда над ним так и не было. Я хочу, чтобы у нас суд был. Поэтому — можно.</w:t>
-      </w:r>
-    </w:p>
-    <w:p>
-      <w:pPr>
-        <w:spacing w:before="0" w:after="110" w:line="300" w:lineRule="auto"/>
-      </w:pPr>
-      <w:r>
-        <w:rPr>
-          <w:rFonts w:ascii="Times New Roman" w:hAnsi="Times New Roman" w:eastAsia="Malgun Gothic"/>
-          <w:b/>
-          <w:i w:val="0"/>
-          <w:sz w:val="22"/>
-        </w:rPr>
-        <w:t xml:space="preserve">Катя: </w:t>
       </w:r>
       <w:r>
         <w:rPr>
@@ -2113,7 +2015,7 @@
           <w:color w:val="555555"/>
           <w:sz w:val="22"/>
         </w:rPr>
-        <w:t>(записывая)</w:t>
+        <w:t>(очень тихо)</w:t>
       </w:r>
       <w:r>
         <w:rPr>
@@ -2122,37 +2024,21 @@
           <w:i w:val="0"/>
           <w:sz w:val="22"/>
         </w:rPr>
-        <w:t xml:space="preserve"> Отправляю как есть.</w:t>
+        <w:t xml:space="preserve"> За три месяца.</w:t>
       </w:r>
     </w:p>
     <w:p>
       <w:pPr>
-        <w:keepNext/>
-        <w:spacing w:before="320" w:after="140"/>
+        <w:spacing w:before="0" w:after="110" w:line="300" w:lineRule="auto"/>
       </w:pPr>
       <w:r>
         <w:rPr>
           <w:rFonts w:ascii="Times New Roman" w:hAnsi="Times New Roman" w:eastAsia="Malgun Gothic"/>
           <w:b/>
           <w:i w:val="0"/>
-          <w:color w:val="1F3864"/>
-          <w:sz w:val="26"/>
-        </w:rPr>
-        <w:t>장면 4 — 재정투명성 서비스 문서고, 저녁 — 이졸다의 카드</w:t>
-      </w:r>
-    </w:p>
-    <w:p>
-      <w:pPr>
-        <w:spacing w:before="0" w:after="110" w:line="300" w:lineRule="auto"/>
-      </w:pPr>
-      <w:r>
-        <w:rPr>
-          <w:rFonts w:ascii="Times New Roman" w:hAnsi="Times New Roman" w:eastAsia="Malgun Gothic"/>
-          <w:b/>
-          <w:i w:val="0"/>
-          <w:sz w:val="22"/>
-        </w:rPr>
-        <w:t xml:space="preserve">Вениамин: </w:t>
+          <w:sz w:val="22"/>
+        </w:rPr>
+        <w:t xml:space="preserve">Железняк: </w:t>
       </w:r>
       <w:r>
         <w:rPr>
@@ -2162,7 +2048,7 @@
           <w:color w:val="555555"/>
           <w:sz w:val="22"/>
         </w:rPr>
-        <w:t>(у отдельного отделения ящика, в руках — карточка с красной резинкой)</w:t>
+        <w:t>(так же тихо)</w:t>
       </w:r>
       <w:r>
         <w:rPr>
@@ -2171,7 +2057,7 @@
           <w:i w:val="0"/>
           <w:sz w:val="22"/>
         </w:rPr>
-        <w:t xml:space="preserve"> Анастасия Дмитриевна, я её достал. Но снимать резинку боюсь.</w:t>
+        <w:t xml:space="preserve"> Осенью. Когда Вениамин Олегович увидел первые переводы.</w:t>
       </w:r>
     </w:p>
     <w:p>
@@ -2185,8 +2071,91 @@
           <w:i w:val="0"/>
           <w:sz w:val="22"/>
         </w:rPr>
-        <w:t xml:space="preserve">Настя: </w:t>
-      </w:r>
+        <w:t xml:space="preserve">Марченко: </w:t>
+      </w:r>
+      <w:r>
+        <w:rPr>
+          <w:rFonts w:ascii="Times New Roman" w:hAnsi="Times New Roman" w:eastAsia="Malgun Gothic"/>
+          <w:b w:val="0"/>
+          <w:i w:val="0"/>
+          <w:sz w:val="22"/>
+        </w:rPr>
+        <w:t>Эти кошельки подписаны одним и тем же ключом с тем кошельком, из которого почти пять лет назад заплатили Роману Шабанову за взрыв на митинге. Технически это один хозяин. Заключение экспертов приложено.</w:t>
+      </w:r>
+    </w:p>
+    <w:p>
+      <w:pPr>
+        <w:spacing w:before="0" w:after="110" w:line="300" w:lineRule="auto"/>
+      </w:pPr>
+      <w:r>
+        <w:rPr>
+          <w:rFonts w:ascii="Times New Roman" w:hAnsi="Times New Roman" w:eastAsia="Malgun Gothic"/>
+          <w:b/>
+          <w:i w:val="0"/>
+          <w:sz w:val="22"/>
+        </w:rPr>
+        <w:t xml:space="preserve">Марченко: </w:t>
+      </w:r>
+      <w:r>
+        <w:rPr>
+          <w:rFonts w:ascii="Times New Roman" w:hAnsi="Times New Roman" w:eastAsia="Malgun Gothic"/>
+          <w:b w:val="0"/>
+          <w:i w:val="0"/>
+          <w:sz w:val="22"/>
+        </w:rPr>
+        <w:t>Фамилию Шестакова следствие впервые получило тем же осенним днём — из письма покойного Сергея Александровича Крылова, которое Алексей Николаевич передал нам в день похорон, не сняв копии. Письмо само по себе доказательством не было. Доказательства мы собирали потом.</w:t>
+      </w:r>
+    </w:p>
+    <w:p>
+      <w:pPr>
+        <w:spacing w:before="0" w:after="110" w:line="300" w:lineRule="auto"/>
+      </w:pPr>
+      <w:r>
+        <w:rPr>
+          <w:rFonts w:ascii="Times New Roman" w:hAnsi="Times New Roman" w:eastAsia="Malgun Gothic"/>
+          <w:b/>
+          <w:i w:val="0"/>
+          <w:sz w:val="22"/>
+        </w:rPr>
+        <w:t xml:space="preserve">Марченко: </w:t>
+      </w:r>
+      <w:r>
+        <w:rPr>
+          <w:rFonts w:ascii="Times New Roman" w:hAnsi="Times New Roman" w:eastAsia="Malgun Gothic"/>
+          <w:b w:val="0"/>
+          <w:i w:val="0"/>
+          <w:sz w:val="22"/>
+        </w:rPr>
+        <w:t>Ответ на запрос о правовой помощи, направленный прокуратурой осенью, пришёл два месяца назад. Счёт зарубежного обменника контролирует компания, конечный бенефициар которой — Станислав Игоревич Богуславский. Показания Шестакова это подтверждают.</w:t>
+      </w:r>
+    </w:p>
+    <w:p>
+      <w:pPr>
+        <w:spacing w:before="0" w:after="110" w:line="300" w:lineRule="auto"/>
+      </w:pPr>
+      <w:r>
+        <w:rPr>
+          <w:rFonts w:ascii="Times New Roman" w:hAnsi="Times New Roman" w:eastAsia="Malgun Gothic"/>
+          <w:b/>
+          <w:i w:val="0"/>
+          <w:sz w:val="22"/>
+        </w:rPr>
+        <w:t xml:space="preserve">Полетаева: </w:t>
+      </w:r>
+      <w:r>
+        <w:rPr>
+          <w:rFonts w:ascii="Times New Roman" w:hAnsi="Times New Roman" w:eastAsia="Malgun Gothic"/>
+          <w:b w:val="0"/>
+          <w:i w:val="0"/>
+          <w:sz w:val="22"/>
+        </w:rPr>
+        <w:t>Богуславскому заочно предъявлено обвинение в организации убийства Алексея Орлова. Одновременно по вновь открывшимся обстоятельствам ему предъявлено обвинение как заказчику теракта на предвыборном митинге, в котором погибла Изольда Тимофеевна Соколова. Он объявлен в международный розыск. Генеральная прокуратура направила запрос о выдаче.</w:t>
+      </w:r>
+    </w:p>
+    <w:p>
+      <w:pPr>
+        <w:spacing w:before="0" w:after="110" w:line="300" w:lineRule="auto"/>
+      </w:pPr>
       <w:r>
         <w:rPr>
           <w:rFonts w:ascii="Times New Roman" w:hAnsi="Times New Roman" w:eastAsia="Malgun Gothic"/>
@@ -2195,16 +2164,7 @@
           <w:color w:val="555555"/>
           <w:sz w:val="22"/>
         </w:rPr>
-        <w:t>(входя, с двумя чашками)</w:t>
-      </w:r>
-      <w:r>
-        <w:rPr>
-          <w:rFonts w:ascii="Times New Roman" w:hAnsi="Times New Roman" w:eastAsia="Malgun Gothic"/>
-          <w:b w:val="0"/>
-          <w:i w:val="0"/>
-          <w:sz w:val="22"/>
-        </w:rPr>
-        <w:t xml:space="preserve"> Сначала чай, Вениамин Олегович. По расписанию. Резинка подождёт пять минут, она ждала почти шесть лет.</w:t>
+        <w:t>(В кабинете долгая тишина. Катя кладёт ладонь на стол, как будто держится за него.)</w:t>
       </w:r>
     </w:p>
     <w:p>
@@ -2218,7 +2178,7 @@
           <w:i w:val="0"/>
           <w:sz w:val="22"/>
         </w:rPr>
-        <w:t xml:space="preserve">Вениамин: </w:t>
+        <w:t xml:space="preserve">Журналистка: </w:t>
       </w:r>
       <w:r>
         <w:rPr>
@@ -2228,7 +2188,7 @@
           <w:color w:val="555555"/>
           <w:sz w:val="22"/>
         </w:rPr>
-        <w:t>(принимая чашку)</w:t>
+        <w:t>(из зала)</w:t>
       </w:r>
       <w:r>
         <w:rPr>
@@ -2237,7 +2197,7 @@
           <w:i w:val="0"/>
           <w:sz w:val="22"/>
         </w:rPr>
-        <w:t xml:space="preserve"> Почти шесть. Изольда Тимофеевна завела её в первые месяцы службы, когда мы разбирали спецрасходы силового блока. Первая строка — её почерком: «Семьдесят — куда? Подпись везде одна. Не забыть».</w:t>
+        <w:t xml:space="preserve"> Вера Андреевна, вы утверждаете, что теракт почти пять лет назад и убийство президента оплачены из одного источника?</w:t>
       </w:r>
     </w:p>
     <w:p>
@@ -2251,7 +2211,7 @@
           <w:i w:val="0"/>
           <w:sz w:val="22"/>
         </w:rPr>
-        <w:t xml:space="preserve">Настя: </w:t>
+        <w:t xml:space="preserve">Полетаева: </w:t>
       </w:r>
       <w:r>
         <w:rPr>
@@ -2260,7 +2220,7 @@
           <w:i w:val="0"/>
           <w:sz w:val="22"/>
         </w:rPr>
-        <w:t>А последняя?</w:t>
+        <w:t>Мы утверждаем то, что доказано: из одного кошелька и одним человеком. Как это называть, решит суд.</w:t>
       </w:r>
     </w:p>
     <w:p>
@@ -2274,7 +2234,7 @@
           <w:i w:val="0"/>
           <w:sz w:val="22"/>
         </w:rPr>
-        <w:t xml:space="preserve">Вениамин: </w:t>
+        <w:t xml:space="preserve">Журналистка: </w:t>
       </w:r>
       <w:r>
         <w:rPr>
@@ -2283,7 +2243,205 @@
           <w:i w:val="0"/>
           <w:sz w:val="22"/>
         </w:rPr>
-        <w:t xml:space="preserve">Последняя — моя. Прошлой осенью, в день похорон Крылова. «Подготовил — Шестаков. Кошельки проснулись. Ждут». </w:t>
+        <w:t>Были ли у Шестакова связи с нынешней администрацией или с предвыборным штабом Ирины Марченко? В сети писали, что…</w:t>
+      </w:r>
+    </w:p>
+    <w:p>
+      <w:pPr>
+        <w:spacing w:before="0" w:after="110" w:line="300" w:lineRule="auto"/>
+      </w:pPr>
+      <w:r>
+        <w:rPr>
+          <w:rFonts w:ascii="Times New Roman" w:hAnsi="Times New Roman" w:eastAsia="Malgun Gothic"/>
+          <w:b/>
+          <w:i w:val="0"/>
+          <w:sz w:val="22"/>
+        </w:rPr>
+        <w:t xml:space="preserve">Полетаева: </w:t>
+      </w:r>
+      <w:r>
+        <w:rPr>
+          <w:rFonts w:ascii="Times New Roman" w:hAnsi="Times New Roman" w:eastAsia="Malgun Gothic"/>
+          <w:b w:val="0"/>
+          <w:i w:val="0"/>
+          <w:sz w:val="22"/>
+        </w:rPr>
+        <w:t>Писали. Мы проверили эту версию первой — именно потому, что она была самой тяжёлой. Ни одной связи. Ни одного звонка. Все материалы проверки опубликованы отдельным томом.</w:t>
+      </w:r>
+    </w:p>
+    <w:p>
+      <w:pPr>
+        <w:spacing w:before="0" w:after="110" w:line="300" w:lineRule="auto"/>
+      </w:pPr>
+      <w:r>
+        <w:rPr>
+          <w:rFonts w:ascii="Times New Roman" w:hAnsi="Times New Roman" w:eastAsia="Malgun Gothic"/>
+          <w:b/>
+          <w:i w:val="0"/>
+          <w:sz w:val="22"/>
+        </w:rPr>
+        <w:t xml:space="preserve">Журналистка: </w:t>
+      </w:r>
+      <w:r>
+        <w:rPr>
+          <w:rFonts w:ascii="Times New Roman" w:hAnsi="Times New Roman" w:eastAsia="Malgun Gothic"/>
+          <w:b w:val="0"/>
+          <w:i w:val="0"/>
+          <w:sz w:val="22"/>
+        </w:rPr>
+        <w:t>Почему Шестаков вёл записи? Такие люди обычно ничего не записывают.</w:t>
+      </w:r>
+    </w:p>
+    <w:p>
+      <w:pPr>
+        <w:spacing w:before="0" w:after="110" w:line="300" w:lineRule="auto"/>
+      </w:pPr>
+      <w:r>
+        <w:rPr>
+          <w:rFonts w:ascii="Times New Roman" w:hAnsi="Times New Roman" w:eastAsia="Malgun Gothic"/>
+          <w:b/>
+          <w:i w:val="0"/>
+          <w:sz w:val="22"/>
+        </w:rPr>
+        <w:t xml:space="preserve">Марченко: </w:t>
+      </w:r>
+      <w:r>
+        <w:rPr>
+          <w:rFonts w:ascii="Times New Roman" w:hAnsi="Times New Roman" w:eastAsia="Malgun Gothic"/>
+          <w:b w:val="0"/>
+          <w:i w:val="0"/>
+          <w:sz w:val="22"/>
+        </w:rPr>
+        <w:t>Потому что знал, чем кончил Шабанов. Шабанову почти пять лет назад обещали переправить его за границу. Шестаков понимал, что его самого в нужный момент «переправят» так же. Он записывал всё — даты, суммы, каждое указание — как страховку. Эта тетрадь его и не спасла, и спасла.</w:t>
+      </w:r>
+    </w:p>
+    <w:p>
+      <w:pPr>
+        <w:spacing w:before="0" w:after="110" w:line="300" w:lineRule="auto"/>
+      </w:pPr>
+      <w:r>
+        <w:rPr>
+          <w:rFonts w:ascii="Times New Roman" w:hAnsi="Times New Roman" w:eastAsia="Malgun Gothic"/>
+          <w:b/>
+          <w:i w:val="0"/>
+          <w:sz w:val="22"/>
+        </w:rPr>
+        <w:t xml:space="preserve">Иностранный корреспондент: </w:t>
+      </w:r>
+      <w:r>
+        <w:rPr>
+          <w:rFonts w:ascii="Times New Roman" w:hAnsi="Times New Roman" w:eastAsia="Malgun Gothic"/>
+          <w:b w:val="0"/>
+          <w:i w:val="0"/>
+          <w:sz w:val="22"/>
+        </w:rPr>
+        <w:t>Госпожа председатель, президент Марченко давала комиссии какие-либо указания? Получала ли она текст заранее?</w:t>
+      </w:r>
+    </w:p>
+    <w:p>
+      <w:pPr>
+        <w:spacing w:before="0" w:after="110" w:line="300" w:lineRule="auto"/>
+      </w:pPr>
+      <w:r>
+        <w:rPr>
+          <w:rFonts w:ascii="Times New Roman" w:hAnsi="Times New Roman" w:eastAsia="Malgun Gothic"/>
+          <w:b/>
+          <w:i w:val="0"/>
+          <w:sz w:val="22"/>
+        </w:rPr>
+        <w:t xml:space="preserve">Полетаева: </w:t>
+      </w:r>
+      <w:r>
+        <w:rPr>
+          <w:rFonts w:ascii="Times New Roman" w:hAnsi="Times New Roman" w:eastAsia="Malgun Gothic"/>
+          <w:b w:val="0"/>
+          <w:i w:val="0"/>
+          <w:sz w:val="22"/>
+        </w:rPr>
+        <w:t>Ни одного указания. Сегодня утром я предложила прислать текст за час. Её Аппарат письменно отказал. Этот отказ тоже будет опубликован.</w:t>
+      </w:r>
+    </w:p>
+    <w:p>
+      <w:pPr>
+        <w:spacing w:before="0" w:after="110" w:line="300" w:lineRule="auto"/>
+      </w:pPr>
+      <w:r>
+        <w:rPr>
+          <w:rFonts w:ascii="Times New Roman" w:hAnsi="Times New Roman" w:eastAsia="Malgun Gothic"/>
+          <w:b/>
+          <w:i w:val="0"/>
+          <w:sz w:val="22"/>
+        </w:rPr>
+        <w:t xml:space="preserve">Журналистка: </w:t>
+      </w:r>
+      <w:r>
+        <w:rPr>
+          <w:rFonts w:ascii="Times New Roman" w:hAnsi="Times New Roman" w:eastAsia="Malgun Gothic"/>
+          <w:b w:val="0"/>
+          <w:i w:val="0"/>
+          <w:sz w:val="22"/>
+        </w:rPr>
+        <w:t>Если фамилия Шестакова была у следствия с осени, почему его не задержали до выстрела?</w:t>
+      </w:r>
+    </w:p>
+    <w:p>
+      <w:pPr>
+        <w:spacing w:before="0" w:after="110" w:line="300" w:lineRule="auto"/>
+      </w:pPr>
+      <w:r>
+        <w:rPr>
+          <w:rFonts w:ascii="Times New Roman" w:hAnsi="Times New Roman" w:eastAsia="Malgun Gothic"/>
+          <w:b/>
+          <w:i w:val="0"/>
+          <w:sz w:val="22"/>
+        </w:rPr>
+        <w:t xml:space="preserve">Полетаева: </w:t>
+      </w:r>
+      <w:r>
+        <w:rPr>
+          <w:rFonts w:ascii="Times New Roman" w:hAnsi="Times New Roman" w:eastAsia="Malgun Gothic"/>
+          <w:b w:val="0"/>
+          <w:i w:val="0"/>
+          <w:sz w:val="22"/>
+        </w:rPr>
+        <w:t>Следователь в тот же день обратился в суд. Суд разрешил наблюдение и отказал в аресте: письмо умершего человека — не доказательство. Шестаков это понимал. Он ни разу не встретился с исполнителем сам и действовал через третьих лиц. Квартиру снимал не он. Всё это подробно изложено в томе втором.</w:t>
+      </w:r>
+    </w:p>
+    <w:p>
+      <w:pPr>
+        <w:spacing w:before="0" w:after="110" w:line="300" w:lineRule="auto"/>
+      </w:pPr>
+      <w:r>
+        <w:rPr>
+          <w:rFonts w:ascii="Times New Roman" w:hAnsi="Times New Roman" w:eastAsia="Malgun Gothic"/>
+          <w:b/>
+          <w:i w:val="0"/>
+          <w:sz w:val="22"/>
+        </w:rPr>
+        <w:t xml:space="preserve">Иностранный корреспондент: </w:t>
+      </w:r>
+      <w:r>
+        <w:rPr>
+          <w:rFonts w:ascii="Times New Roman" w:hAnsi="Times New Roman" w:eastAsia="Malgun Gothic"/>
+          <w:b w:val="0"/>
+          <w:i w:val="0"/>
+          <w:sz w:val="22"/>
+        </w:rPr>
+        <w:t>И последнее. Если бы прошлой осенью президент Орлов подписал указ об особом режиме, который ему предлагали, — его бы спасли?</w:t>
+      </w:r>
+    </w:p>
+    <w:p>
+      <w:pPr>
+        <w:spacing w:before="0" w:after="110" w:line="300" w:lineRule="auto"/>
+      </w:pPr>
+      <w:r>
+        <w:rPr>
+          <w:rFonts w:ascii="Times New Roman" w:hAnsi="Times New Roman" w:eastAsia="Malgun Gothic"/>
+          <w:b/>
+          <w:i w:val="0"/>
+          <w:sz w:val="22"/>
+        </w:rPr>
+        <w:t xml:space="preserve">Полетаева: </w:t>
       </w:r>
       <w:r>
         <w:rPr>
@@ -2293,7 +2451,7 @@
           <w:color w:val="555555"/>
           <w:sz w:val="22"/>
         </w:rPr>
-        <w:t>(Пауза.)</w:t>
+        <w:t>(после паузы)</w:t>
       </w:r>
       <w:r>
         <w:rPr>
@@ -2302,91 +2460,13 @@
           <w:i w:val="0"/>
           <w:sz w:val="22"/>
         </w:rPr>
-        <w:t xml:space="preserve"> Я написал «ждут» — и не понял, чего.</w:t>
+        <w:t xml:space="preserve"> Комиссия не отвечает на вопрос «что было бы, если бы». Мы установили то, что было. Охрана действовала по инструкции. Начальник охраны письменно предупреждал об угрозе, это записано в журнале. Решение о прогулке принимал сам Алексей Николаевич. Отказ от указа тоже записан — им самим. Больше мы ничего утверждать не вправе.</w:t>
       </w:r>
     </w:p>
     <w:p>
       <w:pPr>
         <w:spacing w:before="0" w:after="110" w:line="300" w:lineRule="auto"/>
       </w:pPr>
-      <w:r>
-        <w:rPr>
-          <w:rFonts w:ascii="Times New Roman" w:hAnsi="Times New Roman" w:eastAsia="Malgun Gothic"/>
-          <w:b/>
-          <w:i w:val="0"/>
-          <w:sz w:val="22"/>
-        </w:rPr>
-        <w:t xml:space="preserve">Настя: </w:t>
-      </w:r>
-      <w:r>
-        <w:rPr>
-          <w:rFonts w:ascii="Times New Roman" w:hAnsi="Times New Roman" w:eastAsia="Malgun Gothic"/>
-          <w:b w:val="0"/>
-          <w:i w:val="0"/>
-          <w:sz w:val="22"/>
-        </w:rPr>
-        <w:t>Никто не понял, Вениамин Олегович. Даже Гуркин со своими двумя источниками.</w:t>
-      </w:r>
-    </w:p>
-    <w:p>
-      <w:pPr>
-        <w:spacing w:before="0" w:after="110" w:line="300" w:lineRule="auto"/>
-      </w:pPr>
-      <w:r>
-        <w:rPr>
-          <w:rFonts w:ascii="Times New Roman" w:hAnsi="Times New Roman" w:eastAsia="Malgun Gothic"/>
-          <w:b/>
-          <w:i w:val="0"/>
-          <w:sz w:val="22"/>
-        </w:rPr>
-        <w:t xml:space="preserve">Вениамин: </w:t>
-      </w:r>
-      <w:r>
-        <w:rPr>
-          <w:rFonts w:ascii="Times New Roman" w:hAnsi="Times New Roman" w:eastAsia="Malgun Gothic"/>
-          <w:b w:val="0"/>
-          <w:i w:val="0"/>
-          <w:sz w:val="22"/>
-        </w:rPr>
-        <w:t>Квартира с видом на набережную. За три месяца. Я каждый понедельник смотрел на эти кошельки. А на объявления о сдаче квартир не смотрел.</w:t>
-      </w:r>
-    </w:p>
-    <w:p>
-      <w:pPr>
-        <w:spacing w:before="0" w:after="110" w:line="300" w:lineRule="auto"/>
-      </w:pPr>
-      <w:r>
-        <w:rPr>
-          <w:rFonts w:ascii="Times New Roman" w:hAnsi="Times New Roman" w:eastAsia="Malgun Gothic"/>
-          <w:b/>
-          <w:i w:val="0"/>
-          <w:sz w:val="22"/>
-        </w:rPr>
-        <w:t xml:space="preserve">Настя: </w:t>
-      </w:r>
-      <w:r>
-        <w:rPr>
-          <w:rFonts w:ascii="Times New Roman" w:hAnsi="Times New Roman" w:eastAsia="Malgun Gothic"/>
-          <w:b w:val="0"/>
-          <w:i w:val="0"/>
-          <w:sz w:val="22"/>
-        </w:rPr>
-        <w:t>Вы аудитор, а не риелтор. И не охрана. Вы увидели деньги, когда их никто не видел. Без ваших понедельников не было бы запроса о правовой помощи, а без запроса — сегодняшней фамилии.</w:t>
-      </w:r>
-    </w:p>
-    <w:p>
-      <w:pPr>
-        <w:spacing w:before="0" w:after="110" w:line="300" w:lineRule="auto"/>
-      </w:pPr>
-      <w:r>
-        <w:rPr>
-          <w:rFonts w:ascii="Times New Roman" w:hAnsi="Times New Roman" w:eastAsia="Malgun Gothic"/>
-          <w:b/>
-          <w:i w:val="0"/>
-          <w:sz w:val="22"/>
-        </w:rPr>
-        <w:t xml:space="preserve">Марченко: </w:t>
-      </w:r>
       <w:r>
         <w:rPr>
           <w:rFonts w:ascii="Times New Roman" w:hAnsi="Times New Roman" w:eastAsia="Malgun Gothic"/>
@@ -2395,39 +2475,23 @@
           <w:color w:val="555555"/>
           <w:sz w:val="22"/>
         </w:rPr>
-        <w:t>(в дверях, с картонной коробкой)</w:t>
-      </w:r>
-      <w:r>
-        <w:rPr>
-          <w:rFonts w:ascii="Times New Roman" w:hAnsi="Times New Roman" w:eastAsia="Malgun Gothic"/>
-          <w:b w:val="0"/>
-          <w:i w:val="0"/>
-          <w:sz w:val="22"/>
-        </w:rPr>
-        <w:t xml:space="preserve"> Разрешите? Мне сказали, у вас стучать не принято, а сразу наливают.</w:t>
+        <w:t>(Ирина выключает звук. Изображение продолжает идти без слов.)</w:t>
       </w:r>
     </w:p>
     <w:p>
       <w:pPr>
-        <w:spacing w:before="0" w:after="110" w:line="300" w:lineRule="auto"/>
+        <w:keepNext/>
+        <w:spacing w:before="320" w:after="140"/>
       </w:pPr>
       <w:r>
         <w:rPr>
           <w:rFonts w:ascii="Times New Roman" w:hAnsi="Times New Roman" w:eastAsia="Malgun Gothic"/>
           <w:b/>
           <w:i w:val="0"/>
-          <w:sz w:val="22"/>
-        </w:rPr>
-        <w:t xml:space="preserve">Настя: </w:t>
-      </w:r>
-      <w:r>
-        <w:rPr>
-          <w:rFonts w:ascii="Times New Roman" w:hAnsi="Times New Roman" w:eastAsia="Malgun Gothic"/>
-          <w:b w:val="0"/>
-          <w:i w:val="0"/>
-          <w:sz w:val="22"/>
-        </w:rPr>
-        <w:t>Константин… простите, по отчеству не помню.</w:t>
+          <w:color w:val="1F3864"/>
+          <w:sz w:val="26"/>
+        </w:rPr>
+        <w:t>장면 4 — 같은 집무실, 한 시간 뒤 — 그레벤시코프의 제안</w:t>
       </w:r>
     </w:p>
     <w:p>
@@ -2441,16 +2505,7 @@
           <w:i w:val="0"/>
           <w:sz w:val="22"/>
         </w:rPr>
-        <w:t xml:space="preserve">Марченко: </w:t>
-      </w:r>
-      <w:r>
-        <w:rPr>
-          <w:rFonts w:ascii="Times New Roman" w:hAnsi="Times New Roman" w:eastAsia="Malgun Gothic"/>
-          <w:b w:val="0"/>
-          <w:i w:val="0"/>
-          <w:sz w:val="22"/>
-        </w:rPr>
-        <w:t xml:space="preserve">Просто Константин. Меня и так все путают с президентом — однофамилец, не родственник. </w:t>
+        <w:t xml:space="preserve">Гребенщиков: </w:t>
       </w:r>
       <w:r>
         <w:rPr>
@@ -2460,7 +2515,7 @@
           <w:color w:val="555555"/>
           <w:sz w:val="22"/>
         </w:rPr>
-        <w:t>(Ставит коробку.)</w:t>
+        <w:t>(входя, запыхавшись, что с ним бывает редко)</w:t>
       </w:r>
       <w:r>
         <w:rPr>
@@ -2469,7 +2524,7 @@
           <w:i w:val="0"/>
           <w:sz w:val="22"/>
         </w:rPr>
-        <w:t xml:space="preserve"> Возвращаю ваши документы. Оригиналы справок службы, выписки, распечатки. Всё, что вы нам передали осенью. Копии остаются в деле.</w:t>
+        <w:t xml:space="preserve"> Ирина Олеговна. Марина Викторовна. Я звонил из машины, но у вас было занято.</w:t>
       </w:r>
     </w:p>
     <w:p>
@@ -2483,7 +2538,145 @@
           <w:i w:val="0"/>
           <w:sz w:val="22"/>
         </w:rPr>
-        <w:t xml:space="preserve">Вениамин: </w:t>
+        <w:t xml:space="preserve">Ирина: </w:t>
+      </w:r>
+      <w:r>
+        <w:rPr>
+          <w:rFonts w:ascii="Times New Roman" w:hAnsi="Times New Roman" w:eastAsia="Malgun Gothic"/>
+          <w:b w:val="0"/>
+          <w:i w:val="0"/>
+          <w:sz w:val="22"/>
+        </w:rPr>
+        <w:t>Мы не брали трубку, Анатолий Викторович. Мы молчали. Садитесь.</w:t>
+      </w:r>
+    </w:p>
+    <w:p>
+      <w:pPr>
+        <w:spacing w:before="0" w:after="110" w:line="300" w:lineRule="auto"/>
+      </w:pPr>
+      <w:r>
+        <w:rPr>
+          <w:rFonts w:ascii="Times New Roman" w:hAnsi="Times New Roman" w:eastAsia="Malgun Gothic"/>
+          <w:b/>
+          <w:i w:val="0"/>
+          <w:sz w:val="22"/>
+        </w:rPr>
+        <w:t xml:space="preserve">Гребенщиков: </w:t>
+      </w:r>
+      <w:r>
+        <w:rPr>
+          <w:rFonts w:ascii="Times New Roman" w:hAnsi="Times New Roman" w:eastAsia="Malgun Gothic"/>
+          <w:b w:val="0"/>
+          <w:i w:val="0"/>
+          <w:sz w:val="22"/>
+        </w:rPr>
+        <w:t>Коротко о том, что начнётся. Первое: половина страны хочет, чтобы вы сегодня же сказали: «Мы достанем его где угодно».</w:t>
+      </w:r>
+    </w:p>
+    <w:p>
+      <w:pPr>
+        <w:spacing w:before="0" w:after="110" w:line="300" w:lineRule="auto"/>
+      </w:pPr>
+      <w:r>
+        <w:rPr>
+          <w:rFonts w:ascii="Times New Roman" w:hAnsi="Times New Roman" w:eastAsia="Malgun Gothic"/>
+          <w:b/>
+          <w:i w:val="0"/>
+          <w:sz w:val="22"/>
+        </w:rPr>
+        <w:t xml:space="preserve">Ирина: </w:t>
+      </w:r>
+      <w:r>
+        <w:rPr>
+          <w:rFonts w:ascii="Times New Roman" w:hAnsi="Times New Roman" w:eastAsia="Malgun Gothic"/>
+          <w:b w:val="0"/>
+          <w:i w:val="0"/>
+          <w:sz w:val="22"/>
+        </w:rPr>
+        <w:t>Не скажу.</w:t>
+      </w:r>
+    </w:p>
+    <w:p>
+      <w:pPr>
+        <w:spacing w:before="0" w:after="110" w:line="300" w:lineRule="auto"/>
+      </w:pPr>
+      <w:r>
+        <w:rPr>
+          <w:rFonts w:ascii="Times New Roman" w:hAnsi="Times New Roman" w:eastAsia="Malgun Gothic"/>
+          <w:b/>
+          <w:i w:val="0"/>
+          <w:sz w:val="22"/>
+        </w:rPr>
+        <w:t xml:space="preserve">Гребенщиков: </w:t>
+      </w:r>
+      <w:r>
+        <w:rPr>
+          <w:rFonts w:ascii="Times New Roman" w:hAnsi="Times New Roman" w:eastAsia="Malgun Gothic"/>
+          <w:b w:val="0"/>
+          <w:i w:val="0"/>
+          <w:sz w:val="22"/>
+        </w:rPr>
+        <w:t>Знаю. Второе — серьёзнее. Час назад через неофициальный канал пришёл намёк от стороны, на территории которой сидит Богуславский. Процедура выдачи у них — годы. Апелляции, «политическое преследование», правозащитники. Но есть, как они выразились, «ускоренный путь».</w:t>
+      </w:r>
+    </w:p>
+    <w:p>
+      <w:pPr>
+        <w:spacing w:before="0" w:after="110" w:line="300" w:lineRule="auto"/>
+      </w:pPr>
+      <w:r>
+        <w:rPr>
+          <w:rFonts w:ascii="Times New Roman" w:hAnsi="Times New Roman" w:eastAsia="Malgun Gothic"/>
+          <w:b/>
+          <w:i w:val="0"/>
+          <w:sz w:val="22"/>
+        </w:rPr>
+        <w:t xml:space="preserve">Железняк: </w:t>
+      </w:r>
+      <w:r>
+        <w:rPr>
+          <w:rFonts w:ascii="Times New Roman" w:hAnsi="Times New Roman" w:eastAsia="Malgun Gothic"/>
+          <w:b w:val="0"/>
+          <w:i w:val="0"/>
+          <w:sz w:val="22"/>
+        </w:rPr>
+        <w:t>Обмен.</w:t>
+      </w:r>
+    </w:p>
+    <w:p>
+      <w:pPr>
+        <w:spacing w:before="0" w:after="110" w:line="300" w:lineRule="auto"/>
+      </w:pPr>
+      <w:r>
+        <w:rPr>
+          <w:rFonts w:ascii="Times New Roman" w:hAnsi="Times New Roman" w:eastAsia="Malgun Gothic"/>
+          <w:b/>
+          <w:i w:val="0"/>
+          <w:sz w:val="22"/>
+        </w:rPr>
+        <w:t xml:space="preserve">Гребенщиков: </w:t>
+      </w:r>
+      <w:r>
+        <w:rPr>
+          <w:rFonts w:ascii="Times New Roman" w:hAnsi="Times New Roman" w:eastAsia="Malgun Gothic"/>
+          <w:b w:val="0"/>
+          <w:i w:val="0"/>
+          <w:sz w:val="22"/>
+        </w:rPr>
+        <w:t>Обмен. Договора о выдаче у нас с ними нет — значит, только на основе взаимности, годами. А быстро — вот так: два их гражданина, осуждённых у нас за шпионаж. Или, если не хотим людей, — уступки по торговому соглашению. Намёк был прозрачный.</w:t>
+      </w:r>
+    </w:p>
+    <w:p>
+      <w:pPr>
+        <w:spacing w:before="0" w:after="110" w:line="300" w:lineRule="auto"/>
+      </w:pPr>
+      <w:r>
+        <w:rPr>
+          <w:rFonts w:ascii="Times New Roman" w:hAnsi="Times New Roman" w:eastAsia="Malgun Gothic"/>
+          <w:b/>
+          <w:i w:val="0"/>
+          <w:sz w:val="22"/>
+        </w:rPr>
+        <w:t xml:space="preserve">Ирина: </w:t>
       </w:r>
       <w:r>
         <w:rPr>
@@ -2493,7 +2686,7 @@
           <w:color w:val="555555"/>
           <w:sz w:val="22"/>
         </w:rPr>
-        <w:t>(глядя на коробку)</w:t>
+        <w:t>(медленно ставит чашку)</w:t>
       </w:r>
       <w:r>
         <w:rPr>
@@ -2502,7 +2695,7 @@
           <w:i w:val="0"/>
           <w:sz w:val="22"/>
         </w:rPr>
-        <w:t xml:space="preserve"> Это всё пригодилось?</w:t>
+        <w:t xml:space="preserve"> Анатолий Викторович, вы мне это предлагаете или докладываете?</w:t>
       </w:r>
     </w:p>
     <w:p>
@@ -2516,30 +2709,7 @@
           <w:i w:val="0"/>
           <w:sz w:val="22"/>
         </w:rPr>
-        <w:t xml:space="preserve">Марченко: </w:t>
-      </w:r>
-      <w:r>
-        <w:rPr>
-          <w:rFonts w:ascii="Times New Roman" w:hAnsi="Times New Roman" w:eastAsia="Malgun Gothic"/>
-          <w:b w:val="0"/>
-          <w:i w:val="0"/>
-          <w:sz w:val="22"/>
-        </w:rPr>
-        <w:t>Всё. Ваша записка от пятницы после интервью — первая страница тома номер один. Там, где вы пишете: «Я не утверждаю связи. Я её вижу».</w:t>
-      </w:r>
-    </w:p>
-    <w:p>
-      <w:pPr>
-        <w:spacing w:before="0" w:after="110" w:line="300" w:lineRule="auto"/>
-      </w:pPr>
-      <w:r>
-        <w:rPr>
-          <w:rFonts w:ascii="Times New Roman" w:hAnsi="Times New Roman" w:eastAsia="Malgun Gothic"/>
-          <w:b/>
-          <w:i w:val="0"/>
-          <w:sz w:val="22"/>
-        </w:rPr>
-        <w:t xml:space="preserve">Вениамин: </w:t>
+        <w:t xml:space="preserve">Гребенщиков: </w:t>
       </w:r>
       <w:r>
         <w:rPr>
@@ -2549,7 +2719,7 @@
           <w:color w:val="555555"/>
           <w:sz w:val="22"/>
         </w:rPr>
-        <w:t>(смущённо)</w:t>
+        <w:t>(после паузы)</w:t>
       </w:r>
       <w:r>
         <w:rPr>
@@ -2558,7 +2728,7 @@
           <w:i w:val="0"/>
           <w:sz w:val="22"/>
         </w:rPr>
-        <w:t xml:space="preserve"> Это было ненаучно.</w:t>
+        <w:t xml:space="preserve"> Пять лет назад я бы предложил. С оговорками, с «исключительно в интересах правосудия». Сегодня докладываю. Потому что если об этом канале узнают без вас — скажут, что вы торговались.</w:t>
       </w:r>
     </w:p>
     <w:p>
@@ -2572,7 +2742,7 @@
           <w:i w:val="0"/>
           <w:sz w:val="22"/>
         </w:rPr>
-        <w:t xml:space="preserve">Марченко: </w:t>
+        <w:t xml:space="preserve">Ирина: </w:t>
       </w:r>
       <w:r>
         <w:rPr>
@@ -2581,7 +2751,182 @@
           <w:i w:val="0"/>
           <w:sz w:val="22"/>
         </w:rPr>
-        <w:t xml:space="preserve">Это было честно. Наука пришла потом. </w:t>
+        <w:t>Спасибо. Тогда ответ: нет. Письменно, через Министерство иностранных дел, и опубликовать через тридцать дней по закону о раскрытии решений.</w:t>
+      </w:r>
+    </w:p>
+    <w:p>
+      <w:pPr>
+        <w:spacing w:before="0" w:after="110" w:line="300" w:lineRule="auto"/>
+      </w:pPr>
+      <w:r>
+        <w:rPr>
+          <w:rFonts w:ascii="Times New Roman" w:hAnsi="Times New Roman" w:eastAsia="Malgun Gothic"/>
+          <w:b/>
+          <w:i w:val="0"/>
+          <w:sz w:val="22"/>
+        </w:rPr>
+        <w:t xml:space="preserve">Железняк: </w:t>
+      </w:r>
+      <w:r>
+        <w:rPr>
+          <w:rFonts w:ascii="Times New Roman" w:hAnsi="Times New Roman" w:eastAsia="Malgun Gothic"/>
+          <w:b w:val="0"/>
+          <w:i w:val="0"/>
+          <w:sz w:val="22"/>
+        </w:rPr>
+        <w:t>Ирина Олеговна, можно я скажу как стоп-кран? Не останавливаю — просто вслух.</w:t>
+      </w:r>
+    </w:p>
+    <w:p>
+      <w:pPr>
+        <w:spacing w:before="0" w:after="110" w:line="300" w:lineRule="auto"/>
+      </w:pPr>
+      <w:r>
+        <w:rPr>
+          <w:rFonts w:ascii="Times New Roman" w:hAnsi="Times New Roman" w:eastAsia="Malgun Gothic"/>
+          <w:b/>
+          <w:i w:val="0"/>
+          <w:sz w:val="22"/>
+        </w:rPr>
+        <w:t xml:space="preserve">Ирина: </w:t>
+      </w:r>
+      <w:r>
+        <w:rPr>
+          <w:rFonts w:ascii="Times New Roman" w:hAnsi="Times New Roman" w:eastAsia="Malgun Gothic"/>
+          <w:b w:val="0"/>
+          <w:i w:val="0"/>
+          <w:sz w:val="22"/>
+        </w:rPr>
+        <w:t>Вслух — всегда.</w:t>
+      </w:r>
+    </w:p>
+    <w:p>
+      <w:pPr>
+        <w:spacing w:before="0" w:after="110" w:line="300" w:lineRule="auto"/>
+      </w:pPr>
+      <w:r>
+        <w:rPr>
+          <w:rFonts w:ascii="Times New Roman" w:hAnsi="Times New Roman" w:eastAsia="Malgun Gothic"/>
+          <w:b/>
+          <w:i w:val="0"/>
+          <w:sz w:val="22"/>
+        </w:rPr>
+        <w:t xml:space="preserve">Железняк: </w:t>
+      </w:r>
+      <w:r>
+        <w:rPr>
+          <w:rFonts w:ascii="Times New Roman" w:hAnsi="Times New Roman" w:eastAsia="Malgun Gothic"/>
+          <w:b w:val="0"/>
+          <w:i w:val="0"/>
+          <w:sz w:val="22"/>
+        </w:rPr>
+        <w:t>Если обменять его на шпионов, суд над ним станет разменной монетой. А если суд — монета, то и приговор Суханову любой адвокат назовёт политическим. Мы сами обесценим всё, что комиссия делала пять месяцев.</w:t>
+      </w:r>
+    </w:p>
+    <w:p>
+      <w:pPr>
+        <w:spacing w:before="0" w:after="110" w:line="300" w:lineRule="auto"/>
+      </w:pPr>
+      <w:r>
+        <w:rPr>
+          <w:rFonts w:ascii="Times New Roman" w:hAnsi="Times New Roman" w:eastAsia="Malgun Gothic"/>
+          <w:b/>
+          <w:i w:val="0"/>
+          <w:sz w:val="22"/>
+        </w:rPr>
+        <w:t xml:space="preserve">Гребенщиков: </w:t>
+      </w:r>
+      <w:r>
+        <w:rPr>
+          <w:rFonts w:ascii="Times New Roman" w:hAnsi="Times New Roman" w:eastAsia="Malgun Gothic"/>
+          <w:b w:val="0"/>
+          <w:i w:val="0"/>
+          <w:sz w:val="22"/>
+        </w:rPr>
+        <w:t>А если выдача затянется на годы? Люди будут спрашивать каждый день.</w:t>
+      </w:r>
+    </w:p>
+    <w:p>
+      <w:pPr>
+        <w:spacing w:before="0" w:after="110" w:line="300" w:lineRule="auto"/>
+      </w:pPr>
+      <w:r>
+        <w:rPr>
+          <w:rFonts w:ascii="Times New Roman" w:hAnsi="Times New Roman" w:eastAsia="Malgun Gothic"/>
+          <w:b/>
+          <w:i w:val="0"/>
+          <w:sz w:val="22"/>
+        </w:rPr>
+        <w:t xml:space="preserve">Ирина: </w:t>
+      </w:r>
+      <w:r>
+        <w:rPr>
+          <w:rFonts w:ascii="Times New Roman" w:hAnsi="Times New Roman" w:eastAsia="Malgun Gothic"/>
+          <w:b w:val="0"/>
+          <w:i w:val="0"/>
+          <w:sz w:val="22"/>
+        </w:rPr>
+        <w:t>Пусть спрашивают каждый день. Я каждый день буду отвечать одно и то же: мы просим не выдачи врага, а явки обвиняемого в суд. Открытый суд, наблюдатели, любые гарантии, которых они потребуют по своему закону. Больше ничего.</w:t>
+      </w:r>
+    </w:p>
+    <w:p>
+      <w:pPr>
+        <w:spacing w:before="0" w:after="110" w:line="300" w:lineRule="auto"/>
+      </w:pPr>
+      <w:r>
+        <w:rPr>
+          <w:rFonts w:ascii="Times New Roman" w:hAnsi="Times New Roman" w:eastAsia="Malgun Gothic"/>
+          <w:b/>
+          <w:i w:val="0"/>
+          <w:sz w:val="22"/>
+        </w:rPr>
+        <w:t xml:space="preserve">Гребенщиков: </w:t>
+      </w:r>
+      <w:r>
+        <w:rPr>
+          <w:rFonts w:ascii="Times New Roman" w:hAnsi="Times New Roman" w:eastAsia="Malgun Gothic"/>
+          <w:b w:val="0"/>
+          <w:i w:val="0"/>
+          <w:sz w:val="22"/>
+        </w:rPr>
+        <w:t>Это долго.</w:t>
+      </w:r>
+    </w:p>
+    <w:p>
+      <w:pPr>
+        <w:spacing w:before="0" w:after="110" w:line="300" w:lineRule="auto"/>
+      </w:pPr>
+      <w:r>
+        <w:rPr>
+          <w:rFonts w:ascii="Times New Roman" w:hAnsi="Times New Roman" w:eastAsia="Malgun Gothic"/>
+          <w:b/>
+          <w:i w:val="0"/>
+          <w:sz w:val="22"/>
+        </w:rPr>
+        <w:t xml:space="preserve">Ирина: </w:t>
+      </w:r>
+      <w:r>
+        <w:rPr>
+          <w:rFonts w:ascii="Times New Roman" w:hAnsi="Times New Roman" w:eastAsia="Malgun Gothic"/>
+          <w:b w:val="0"/>
+          <w:i w:val="0"/>
+          <w:sz w:val="22"/>
+        </w:rPr>
+        <w:t>Долго. Алексей Николаевич говорил про такое: «Долго — это не аргумент против закона. Это его цена».</w:t>
+      </w:r>
+    </w:p>
+    <w:p>
+      <w:pPr>
+        <w:spacing w:before="0" w:after="110" w:line="300" w:lineRule="auto"/>
+      </w:pPr>
+      <w:r>
+        <w:rPr>
+          <w:rFonts w:ascii="Times New Roman" w:hAnsi="Times New Roman" w:eastAsia="Malgun Gothic"/>
+          <w:b/>
+          <w:i w:val="0"/>
+          <w:sz w:val="22"/>
+        </w:rPr>
+        <w:t xml:space="preserve">Гребенщиков: </w:t>
       </w:r>
       <w:r>
         <w:rPr>
@@ -2591,7 +2936,7 @@
           <w:color w:val="555555"/>
           <w:sz w:val="22"/>
         </w:rPr>
-        <w:t>(Садится, берёт протянутую Настей чашку.)</w:t>
+        <w:t>(тихо)</w:t>
       </w:r>
       <w:r>
         <w:rPr>
@@ -2600,7 +2945,7 @@
           <w:i w:val="0"/>
           <w:sz w:val="22"/>
         </w:rPr>
-        <w:t xml:space="preserve"> Почти пять лет назад я говорил Алексею Николаевичу, когда он торопил меня по Шабанову: сколько верёвочке ни виться, а конец будет. Он тогда злился.</w:t>
+        <w:t xml:space="preserve"> Он и мне это говорил. Прошлой осенью, про указ Гуркина. Я пришёл сказать, что Гуркин в чём-то прав, а в итоге пил с ним чай и молчал.</w:t>
       </w:r>
     </w:p>
     <w:p>
@@ -2614,7 +2959,7 @@
           <w:i w:val="0"/>
           <w:sz w:val="22"/>
         </w:rPr>
-        <w:t xml:space="preserve">Настя: </w:t>
+        <w:t xml:space="preserve">Железняк: </w:t>
       </w:r>
       <w:r>
         <w:rPr>
@@ -2623,7 +2968,7 @@
           <w:i w:val="0"/>
           <w:sz w:val="22"/>
         </w:rPr>
-        <w:t>И вот конец.</w:t>
+        <w:t>Анатолий Викторович, вы слышали вопрос иностранного корреспондента. «Спасли бы его?»</w:t>
       </w:r>
     </w:p>
     <w:p>
@@ -2637,7 +2982,7 @@
           <w:i w:val="0"/>
           <w:sz w:val="22"/>
         </w:rPr>
-        <w:t xml:space="preserve">Марченко: </w:t>
+        <w:t xml:space="preserve">Гребенщиков: </w:t>
       </w:r>
       <w:r>
         <w:rPr>
@@ -2646,7 +2991,7 @@
           <w:i w:val="0"/>
           <w:sz w:val="22"/>
         </w:rPr>
-        <w:t>Нет. Конец будет, когда Богуславский сядет на скамью. Сегодня я просто держу верёвку в руках. Впервые за пять лет — обеими.</w:t>
+        <w:t>Слышал. Я задаю его себе с того вечера. Каждое утро.</w:t>
       </w:r>
     </w:p>
     <w:p>
@@ -2660,7 +3005,7 @@
           <w:i w:val="0"/>
           <w:sz w:val="22"/>
         </w:rPr>
-        <w:t xml:space="preserve">Настя: </w:t>
+        <w:t xml:space="preserve">Железняк: </w:t>
       </w:r>
       <w:r>
         <w:rPr>
@@ -2669,7 +3014,7 @@
           <w:i w:val="0"/>
           <w:sz w:val="22"/>
         </w:rPr>
-        <w:t>Когда первое слушание там, у них?</w:t>
+        <w:t>И каков ответ?</w:t>
       </w:r>
     </w:p>
     <w:p>
@@ -2683,7 +3028,7 @@
           <w:i w:val="0"/>
           <w:sz w:val="22"/>
         </w:rPr>
-        <w:t xml:space="preserve">Марченко: </w:t>
+        <w:t xml:space="preserve">Гребенщиков: </w:t>
       </w:r>
       <w:r>
         <w:rPr>
@@ -2692,7 +3037,7 @@
           <w:i w:val="0"/>
           <w:sz w:val="22"/>
         </w:rPr>
-        <w:t>Через три недели. Суд их столицы назначил дату сегодня днём. Он наймёт лучших адвокатов, будет говорить о политическом преследовании, о пытках, которых у нас нет. Это надолго.</w:t>
+        <w:t>Честный — не знаю. Квартиру сняли за три месяца. Указ Гуркина давал бы тридцать суток для Шестакова по письму мертвеца. Может, дошли бы до квартиры, а может, через тридцать суток отпустили бы — и он стал бы осторожнее вдвое. А вот что я знаю точно: если бы он подписал, это был бы уже не он. И комиссия, которая сегодня выступала, работала бы при особом режиме. Кто бы ей поверил?</w:t>
       </w:r>
     </w:p>
     <w:p>
@@ -2706,76 +3051,7 @@
           <w:i w:val="0"/>
           <w:sz w:val="22"/>
         </w:rPr>
-        <w:t xml:space="preserve">Вениамин: </w:t>
-      </w:r>
-      <w:r>
-        <w:rPr>
-          <w:rFonts w:ascii="Times New Roman" w:hAnsi="Times New Roman" w:eastAsia="Malgun Gothic"/>
-          <w:b w:val="0"/>
-          <w:i w:val="0"/>
-          <w:sz w:val="22"/>
-        </w:rPr>
-        <w:t>А Васька слушает да ест.</w:t>
-      </w:r>
-    </w:p>
-    <w:p>
-      <w:pPr>
-        <w:spacing w:before="0" w:after="110" w:line="300" w:lineRule="auto"/>
-      </w:pPr>
-      <w:r>
-        <w:rPr>
-          <w:rFonts w:ascii="Times New Roman" w:hAnsi="Times New Roman" w:eastAsia="Malgun Gothic"/>
-          <w:b/>
-          <w:i w:val="0"/>
-          <w:sz w:val="22"/>
-        </w:rPr>
-        <w:t xml:space="preserve">Марченко: </w:t>
-      </w:r>
-      <w:r>
-        <w:rPr>
-          <w:rFonts w:ascii="Times New Roman" w:hAnsi="Times New Roman" w:eastAsia="Malgun Gothic"/>
-          <w:b w:val="0"/>
-          <w:i w:val="0"/>
-          <w:sz w:val="22"/>
-        </w:rPr>
-        <w:t>Что?</w:t>
-      </w:r>
-    </w:p>
-    <w:p>
-      <w:pPr>
-        <w:spacing w:before="0" w:after="110" w:line="300" w:lineRule="auto"/>
-      </w:pPr>
-      <w:r>
-        <w:rPr>
-          <w:rFonts w:ascii="Times New Roman" w:hAnsi="Times New Roman" w:eastAsia="Malgun Gothic"/>
-          <w:b/>
-          <w:i w:val="0"/>
-          <w:sz w:val="22"/>
-        </w:rPr>
-        <w:t xml:space="preserve">Вениамин: </w:t>
-      </w:r>
-      <w:r>
-        <w:rPr>
-          <w:rFonts w:ascii="Times New Roman" w:hAnsi="Times New Roman" w:eastAsia="Malgun Gothic"/>
-          <w:b w:val="0"/>
-          <w:i w:val="0"/>
-          <w:sz w:val="22"/>
-        </w:rPr>
-        <w:t>Крылов. Алексей Николаевич осенью сказал так про его интервью. Я ему ответил, что Васька в басне так и остался сытым. А он сказал, что у повара не было ни службы, ни суда, ни терпения.</w:t>
-      </w:r>
-    </w:p>
-    <w:p>
-      <w:pPr>
-        <w:spacing w:before="0" w:after="110" w:line="300" w:lineRule="auto"/>
-      </w:pPr>
-      <w:r>
-        <w:rPr>
-          <w:rFonts w:ascii="Times New Roman" w:hAnsi="Times New Roman" w:eastAsia="Malgun Gothic"/>
-          <w:b/>
-          <w:i w:val="0"/>
-          <w:sz w:val="22"/>
-        </w:rPr>
-        <w:t xml:space="preserve">Марченко: </w:t>
+        <w:t xml:space="preserve">Ирина: </w:t>
       </w:r>
       <w:r>
         <w:rPr>
@@ -2785,7 +3061,7 @@
           <w:color w:val="555555"/>
           <w:sz w:val="22"/>
         </w:rPr>
-        <w:t>(помолчав)</w:t>
+        <w:t>(после долгой паузы)</w:t>
       </w:r>
       <w:r>
         <w:rPr>
@@ -2794,7 +3070,7 @@
           <w:i w:val="0"/>
           <w:sz w:val="22"/>
         </w:rPr>
-        <w:t xml:space="preserve"> У повара не было ещё двух вещей. Письма старого генерала, который под конец перестал молчать. И тетради Шестакова, который всю жизнь боялся, что замолчат его. </w:t>
+        <w:t xml:space="preserve"> Я задаю этот вопрос не каждое утро. Каждую ночь. </w:t>
       </w:r>
       <w:r>
         <w:rPr>
@@ -2804,7 +3080,7 @@
           <w:color w:val="555555"/>
           <w:sz w:val="22"/>
         </w:rPr>
-        <w:t>(Встаёт.)</w:t>
+        <w:t>(Встаёт, подходит к окну.)</w:t>
       </w:r>
       <w:r>
         <w:rPr>
@@ -2813,7 +3089,7 @@
           <w:i w:val="0"/>
           <w:sz w:val="22"/>
         </w:rPr>
-        <w:t xml:space="preserve"> Мне пора. Спасибо за чай.</w:t>
+        <w:t xml:space="preserve"> И каждую ночь отвечаю одинаково: он выбрал, чтобы суду верили. Он заплатил за это собой. Я не имею права сделать так, чтобы он заплатил зря.</w:t>
       </w:r>
     </w:p>
     <w:p>
@@ -2827,45 +3103,8 @@
           <w:i w:val="0"/>
           <w:sz w:val="22"/>
         </w:rPr>
-        <w:t xml:space="preserve">Настя: </w:t>
-      </w:r>
-      <w:r>
-        <w:rPr>
-          <w:rFonts w:ascii="Times New Roman" w:hAnsi="Times New Roman" w:eastAsia="Malgun Gothic"/>
-          <w:b w:val="0"/>
-          <w:i w:val="0"/>
-          <w:sz w:val="22"/>
-        </w:rPr>
-        <w:t>Константин. Приходите ещё. Без коробки.</w:t>
-      </w:r>
-    </w:p>
-    <w:p>
-      <w:pPr>
-        <w:spacing w:before="0" w:after="110" w:line="300" w:lineRule="auto"/>
-      </w:pPr>
-      <w:r>
-        <w:rPr>
-          <w:rFonts w:ascii="Times New Roman" w:hAnsi="Times New Roman" w:eastAsia="Malgun Gothic"/>
-          <w:b/>
-          <w:i w:val="0"/>
-          <w:sz w:val="22"/>
-        </w:rPr>
-        <w:t xml:space="preserve">Марченко: </w:t>
-      </w:r>
-      <w:r>
-        <w:rPr>
-          <w:rFonts w:ascii="Times New Roman" w:hAnsi="Times New Roman" w:eastAsia="Malgun Gothic"/>
-          <w:b w:val="0"/>
-          <w:i w:val="0"/>
-          <w:sz w:val="22"/>
-        </w:rPr>
-        <w:t>Приду, когда будет приговор. Тогда — с тортом.</w:t>
-      </w:r>
-    </w:p>
-    <w:p>
-      <w:pPr>
-        <w:spacing w:before="0" w:after="110" w:line="300" w:lineRule="auto"/>
-      </w:pPr>
+        <w:t xml:space="preserve">Катя: </w:t>
+      </w:r>
       <w:r>
         <w:rPr>
           <w:rFonts w:ascii="Times New Roman" w:hAnsi="Times New Roman" w:eastAsia="Malgun Gothic"/>
@@ -2874,7 +3113,16 @@
           <w:color w:val="555555"/>
           <w:sz w:val="22"/>
         </w:rPr>
-        <w:t>(Марченко уходит. Настя и Вениамин смотрят на карточку.)</w:t>
+        <w:t>(у двери)</w:t>
+      </w:r>
+      <w:r>
+        <w:rPr>
+          <w:rFonts w:ascii="Times New Roman" w:hAnsi="Times New Roman" w:eastAsia="Malgun Gothic"/>
+          <w:b w:val="0"/>
+          <w:i w:val="0"/>
+          <w:sz w:val="22"/>
+        </w:rPr>
+        <w:t xml:space="preserve"> Ирина Олеговна, пресс-служба просит заявление. Хотя бы три фразы.</w:t>
       </w:r>
     </w:p>
     <w:p>
@@ -2888,7 +3136,7 @@
           <w:i w:val="0"/>
           <w:sz w:val="22"/>
         </w:rPr>
-        <w:t xml:space="preserve">Вениамин: </w:t>
+        <w:t xml:space="preserve">Ирина: </w:t>
       </w:r>
       <w:r>
         <w:rPr>
@@ -2897,76 +3145,7 @@
           <w:i w:val="0"/>
           <w:sz w:val="22"/>
         </w:rPr>
-        <w:t>Красная — «в работе». Алексей Николаевич сказал: пусть такой остаётся до конца.</w:t>
-      </w:r>
-    </w:p>
-    <w:p>
-      <w:pPr>
-        <w:spacing w:before="0" w:after="110" w:line="300" w:lineRule="auto"/>
-      </w:pPr>
-      <w:r>
-        <w:rPr>
-          <w:rFonts w:ascii="Times New Roman" w:hAnsi="Times New Roman" w:eastAsia="Malgun Gothic"/>
-          <w:b/>
-          <w:i w:val="0"/>
-          <w:sz w:val="22"/>
-        </w:rPr>
-        <w:t xml:space="preserve">Настя: </w:t>
-      </w:r>
-      <w:r>
-        <w:rPr>
-          <w:rFonts w:ascii="Times New Roman" w:hAnsi="Times New Roman" w:eastAsia="Malgun Gothic"/>
-          <w:b w:val="0"/>
-          <w:i w:val="0"/>
-          <w:sz w:val="22"/>
-        </w:rPr>
-        <w:t>Потерять это уже нельзя. Всё в деле, всё в суде, всё опубликовано. Наша часть закончена. Дальше — не наша работа.</w:t>
-      </w:r>
-    </w:p>
-    <w:p>
-      <w:pPr>
-        <w:spacing w:before="0" w:after="110" w:line="300" w:lineRule="auto"/>
-      </w:pPr>
-      <w:r>
-        <w:rPr>
-          <w:rFonts w:ascii="Times New Roman" w:hAnsi="Times New Roman" w:eastAsia="Malgun Gothic"/>
-          <w:b/>
-          <w:i w:val="0"/>
-          <w:sz w:val="22"/>
-        </w:rPr>
-        <w:t xml:space="preserve">Вениамин: </w:t>
-      </w:r>
-      <w:r>
-        <w:rPr>
-          <w:rFonts w:ascii="Times New Roman" w:hAnsi="Times New Roman" w:eastAsia="Malgun Gothic"/>
-          <w:b w:val="0"/>
-          <w:i w:val="0"/>
-          <w:sz w:val="22"/>
-        </w:rPr>
-        <w:t>Значит, зелёная.</w:t>
-      </w:r>
-    </w:p>
-    <w:p>
-      <w:pPr>
-        <w:spacing w:before="0" w:after="110" w:line="300" w:lineRule="auto"/>
-      </w:pPr>
-      <w:r>
-        <w:rPr>
-          <w:rFonts w:ascii="Times New Roman" w:hAnsi="Times New Roman" w:eastAsia="Malgun Gothic"/>
-          <w:b/>
-          <w:i w:val="0"/>
-          <w:sz w:val="22"/>
-        </w:rPr>
-        <w:t xml:space="preserve">Настя: </w:t>
-      </w:r>
-      <w:r>
-        <w:rPr>
-          <w:rFonts w:ascii="Times New Roman" w:hAnsi="Times New Roman" w:eastAsia="Malgun Gothic"/>
-          <w:b w:val="0"/>
-          <w:i w:val="0"/>
-          <w:sz w:val="22"/>
-        </w:rPr>
-        <w:t xml:space="preserve">Зелёная. </w:t>
+        <w:t xml:space="preserve">Три фразы. Записывайте, Екатерина Ивановна. Первая: «Я узнала об обвинительном заключении вместе со всеми». Вторая: «Суд — наш и тот, в стране которого находится обвиняемый, — должен делать свою работу без моей помощи». Третья… </w:t>
       </w:r>
       <w:r>
         <w:rPr>
@@ -2976,7 +3155,7 @@
           <w:color w:val="555555"/>
           <w:sz w:val="22"/>
         </w:rPr>
-        <w:t>(Протягивает ему ручку.)</w:t>
+        <w:t>(Пауза.)</w:t>
       </w:r>
       <w:r>
         <w:rPr>
@@ -2985,7 +3164,7 @@
           <w:i w:val="0"/>
           <w:sz w:val="22"/>
         </w:rPr>
-        <w:t xml:space="preserve"> Но сначала допишите.</w:t>
+        <w:t xml:space="preserve"> Третья: «Лермонтов писал о суде, который ждёт: “Есть грозный суд: он ждёт; он не доступен звону злата”. Он писал о божьем суде. Мне достаточно земного — лишь бы и он был не доступен звону злата».</w:t>
       </w:r>
     </w:p>
     <w:p>
@@ -2999,7 +3178,53 @@
           <w:i w:val="0"/>
           <w:sz w:val="22"/>
         </w:rPr>
-        <w:t xml:space="preserve">Вениамин: </w:t>
+        <w:t xml:space="preserve">Гребенщиков: </w:t>
+      </w:r>
+      <w:r>
+        <w:rPr>
+          <w:rFonts w:ascii="Times New Roman" w:hAnsi="Times New Roman" w:eastAsia="Malgun Gothic"/>
+          <w:b w:val="0"/>
+          <w:i w:val="0"/>
+          <w:sz w:val="22"/>
+        </w:rPr>
+        <w:t>Лермонтов в официальном заявлении. Он бы одобрил.</w:t>
+      </w:r>
+    </w:p>
+    <w:p>
+      <w:pPr>
+        <w:spacing w:before="0" w:after="110" w:line="300" w:lineRule="auto"/>
+      </w:pPr>
+      <w:r>
+        <w:rPr>
+          <w:rFonts w:ascii="Times New Roman" w:hAnsi="Times New Roman" w:eastAsia="Malgun Gothic"/>
+          <w:b/>
+          <w:i w:val="0"/>
+          <w:sz w:val="22"/>
+        </w:rPr>
+        <w:t xml:space="preserve">Ирина: </w:t>
+      </w:r>
+      <w:r>
+        <w:rPr>
+          <w:rFonts w:ascii="Times New Roman" w:hAnsi="Times New Roman" w:eastAsia="Malgun Gothic"/>
+          <w:b w:val="0"/>
+          <w:i w:val="0"/>
+          <w:sz w:val="22"/>
+        </w:rPr>
+        <w:t>Он бы сказал: «Слишком длинно, Ирина». И был бы прав. Но это стихотворение — о поэте, убитом за деньги и за чужое спокойствие. Его убийцу потом просто выслали за границу, и суда над ним так и не было. Я хочу, чтобы у нас суд был. Поэтому — можно.</w:t>
+      </w:r>
+    </w:p>
+    <w:p>
+      <w:pPr>
+        <w:spacing w:before="0" w:after="110" w:line="300" w:lineRule="auto"/>
+      </w:pPr>
+      <w:r>
+        <w:rPr>
+          <w:rFonts w:ascii="Times New Roman" w:hAnsi="Times New Roman" w:eastAsia="Malgun Gothic"/>
+          <w:b/>
+          <w:i w:val="0"/>
+          <w:sz w:val="22"/>
+        </w:rPr>
+        <w:t xml:space="preserve">Катя: </w:t>
       </w:r>
       <w:r>
         <w:rPr>
@@ -3009,7 +3234,7 @@
           <w:color w:val="555555"/>
           <w:sz w:val="22"/>
         </w:rPr>
-        <w:t>(пишет медленно, вслух)</w:t>
+        <w:t>(записывая)</w:t>
       </w:r>
       <w:r>
         <w:rPr>
@@ -3018,30 +3243,23 @@
           <w:i w:val="0"/>
           <w:sz w:val="22"/>
         </w:rPr>
-        <w:t xml:space="preserve"> «И. Т. Соколова — А. Н. Орлов. Один источник. Работа службы окончена. Дальше — суд».</w:t>
+        <w:t xml:space="preserve"> Отправляю как есть.</w:t>
       </w:r>
     </w:p>
     <w:p>
       <w:pPr>
-        <w:spacing w:before="0" w:after="110" w:line="300" w:lineRule="auto"/>
+        <w:keepNext/>
+        <w:spacing w:before="320" w:after="140"/>
       </w:pPr>
       <w:r>
         <w:rPr>
           <w:rFonts w:ascii="Times New Roman" w:hAnsi="Times New Roman" w:eastAsia="Malgun Gothic"/>
           <w:b/>
           <w:i w:val="0"/>
-          <w:sz w:val="22"/>
-        </w:rPr>
-        <w:t xml:space="preserve">Настя: </w:t>
-      </w:r>
-      <w:r>
-        <w:rPr>
-          <w:rFonts w:ascii="Times New Roman" w:hAnsi="Times New Roman" w:eastAsia="Malgun Gothic"/>
-          <w:b w:val="0"/>
-          <w:i w:val="0"/>
-          <w:sz w:val="22"/>
-        </w:rPr>
-        <w:t>Одна строка.</w:t>
+          <w:color w:val="1F3864"/>
+          <w:sz w:val="26"/>
+        </w:rPr>
+        <w:t>장면 5 — 재정투명성 서비스 문서고, 저녁 — 이졸다의 카드</w:t>
       </w:r>
     </w:p>
     <w:p>
@@ -3056,15 +3274,6 @@
           <w:sz w:val="22"/>
         </w:rPr>
         <w:t xml:space="preserve">Вениамин: </w:t>
-      </w:r>
-      <w:r>
-        <w:rPr>
-          <w:rFonts w:ascii="Times New Roman" w:hAnsi="Times New Roman" w:eastAsia="Malgun Gothic"/>
-          <w:b w:val="0"/>
-          <w:i w:val="0"/>
-          <w:sz w:val="22"/>
-        </w:rPr>
-        <w:t xml:space="preserve">Изольда Тимофеевна не любила длинных карточек. </w:t>
       </w:r>
       <w:r>
         <w:rPr>
@@ -3074,7 +3283,7 @@
           <w:color w:val="555555"/>
           <w:sz w:val="22"/>
         </w:rPr>
-        <w:t>(Снимает красную резинку, надевает зелёную.)</w:t>
+        <w:t>(у отдельного отделения ящика, в руках — карточка с красной резинкой)</w:t>
       </w:r>
       <w:r>
         <w:rPr>
@@ -3083,7 +3292,7 @@
           <w:i w:val="0"/>
           <w:sz w:val="22"/>
         </w:rPr>
-        <w:t xml:space="preserve"> Она бы сказала: «Дети, не сидите над ней, как над гробом. Поставьте на место и идите домой».</w:t>
+        <w:t xml:space="preserve"> Анастасия Дмитриевна, я её достал. Но снимать резинку боюсь.</w:t>
       </w:r>
     </w:p>
     <w:p>
@@ -3107,7 +3316,7 @@
           <w:color w:val="555555"/>
           <w:sz w:val="22"/>
         </w:rPr>
-        <w:t>(ставит карточку в ящик, в ряд закрытых дел)</w:t>
+        <w:t>(входя, с двумя чашками)</w:t>
       </w:r>
       <w:r>
         <w:rPr>
@@ -3116,7 +3325,21 @@
           <w:i w:val="0"/>
           <w:sz w:val="22"/>
         </w:rPr>
-        <w:t xml:space="preserve"> Поставили. </w:t>
+        <w:t xml:space="preserve"> Сначала чай, Вениамин Олегович. По расписанию. Резинка подождёт пять минут, она ждала почти шесть лет.</w:t>
+      </w:r>
+    </w:p>
+    <w:p>
+      <w:pPr>
+        <w:spacing w:before="0" w:after="110" w:line="300" w:lineRule="auto"/>
+      </w:pPr>
+      <w:r>
+        <w:rPr>
+          <w:rFonts w:ascii="Times New Roman" w:hAnsi="Times New Roman" w:eastAsia="Malgun Gothic"/>
+          <w:b/>
+          <w:i w:val="0"/>
+          <w:sz w:val="22"/>
+        </w:rPr>
+        <w:t xml:space="preserve">Вениамин: </w:t>
       </w:r>
       <w:r>
         <w:rPr>
@@ -3126,7 +3349,7 @@
           <w:color w:val="555555"/>
           <w:sz w:val="22"/>
         </w:rPr>
-        <w:t>(Пауза.)</w:t>
+        <w:t>(принимая чашку)</w:t>
       </w:r>
       <w:r>
         <w:rPr>
@@ -3135,23 +3358,30 @@
           <w:i w:val="0"/>
           <w:sz w:val="22"/>
         </w:rPr>
-        <w:t xml:space="preserve"> А домой — потом. Сначала допьём чай.</w:t>
+        <w:t xml:space="preserve"> Почти шесть. Изольда Тимофеевна завела её в первые месяцы службы, когда мы разбирали спецрасходы силового блока. Первая строка — её почерком: «Семьдесят — куда? Подпись везде одна. Не забыть».</w:t>
       </w:r>
     </w:p>
     <w:p>
       <w:pPr>
-        <w:keepNext/>
-        <w:spacing w:before="320" w:after="140"/>
+        <w:spacing w:before="0" w:after="110" w:line="300" w:lineRule="auto"/>
       </w:pPr>
       <w:r>
         <w:rPr>
           <w:rFonts w:ascii="Times New Roman" w:hAnsi="Times New Roman" w:eastAsia="Malgun Gothic"/>
           <w:b/>
           <w:i w:val="0"/>
-          <w:color w:val="1F3864"/>
-          <w:sz w:val="26"/>
-        </w:rPr>
-        <w:t>장면 5 — 안나 미하일로브나의 부엌, 밤 — 수프와 차</w:t>
+          <w:sz w:val="22"/>
+        </w:rPr>
+        <w:t xml:space="preserve">Настя: </w:t>
+      </w:r>
+      <w:r>
+        <w:rPr>
+          <w:rFonts w:ascii="Times New Roman" w:hAnsi="Times New Roman" w:eastAsia="Malgun Gothic"/>
+          <w:b w:val="0"/>
+          <w:i w:val="0"/>
+          <w:sz w:val="22"/>
+        </w:rPr>
+        <w:t>А последняя?</w:t>
       </w:r>
     </w:p>
     <w:p>
@@ -3165,7 +3395,16 @@
           <w:i w:val="0"/>
           <w:sz w:val="22"/>
         </w:rPr>
-        <w:t xml:space="preserve">Анна: </w:t>
+        <w:t xml:space="preserve">Вениамин: </w:t>
+      </w:r>
+      <w:r>
+        <w:rPr>
+          <w:rFonts w:ascii="Times New Roman" w:hAnsi="Times New Roman" w:eastAsia="Malgun Gothic"/>
+          <w:b w:val="0"/>
+          <w:i w:val="0"/>
+          <w:sz w:val="22"/>
+        </w:rPr>
+        <w:t xml:space="preserve">Последняя — моя. Прошлой осенью, в день похорон Крылова. «Подготовил — Шестаков. Кошельки проснулись. Ждут». </w:t>
       </w:r>
       <w:r>
         <w:rPr>
@@ -3175,7 +3414,7 @@
           <w:color w:val="555555"/>
           <w:sz w:val="22"/>
         </w:rPr>
-        <w:t>(открывая дверь)</w:t>
+        <w:t>(Пауза.)</w:t>
       </w:r>
       <w:r>
         <w:rPr>
@@ -3184,7 +3423,7 @@
           <w:i w:val="0"/>
           <w:sz w:val="22"/>
         </w:rPr>
-        <w:t xml:space="preserve"> Ирина Олеговна. Заходите. Суп на плите, я же обещала. Охрану вашу тоже покормлю, пусть не стоят на лестнице, как памятники.</w:t>
+        <w:t xml:space="preserve"> Я написал «ждут» — и не понял, чего.</w:t>
       </w:r>
     </w:p>
     <w:p>
@@ -3198,7 +3437,7 @@
           <w:i w:val="0"/>
           <w:sz w:val="22"/>
         </w:rPr>
-        <w:t xml:space="preserve">Ирина: </w:t>
+        <w:t xml:space="preserve">Настя: </w:t>
       </w:r>
       <w:r>
         <w:rPr>
@@ -3207,7 +3446,7 @@
           <w:i w:val="0"/>
           <w:sz w:val="22"/>
         </w:rPr>
-        <w:t>Спасибо, Анна Михайловна. Они откажутся.</w:t>
+        <w:t>Никто не понял, Вениамин Олегович. Даже Гуркин со своими двумя источниками.</w:t>
       </w:r>
     </w:p>
     <w:p>
@@ -3221,7 +3460,7 @@
           <w:i w:val="0"/>
           <w:sz w:val="22"/>
         </w:rPr>
-        <w:t xml:space="preserve">Анна: </w:t>
+        <w:t xml:space="preserve">Вениамин: </w:t>
       </w:r>
       <w:r>
         <w:rPr>
@@ -3230,7 +3469,44 @@
           <w:i w:val="0"/>
           <w:sz w:val="22"/>
         </w:rPr>
-        <w:t xml:space="preserve">Откажутся — налью с собой. </w:t>
+        <w:t>Квартира с видом на набережную. За три месяца. Я каждый понедельник смотрел на эти кошельки. А на объявления о сдаче квартир не смотрел.</w:t>
+      </w:r>
+    </w:p>
+    <w:p>
+      <w:pPr>
+        <w:spacing w:before="0" w:after="110" w:line="300" w:lineRule="auto"/>
+      </w:pPr>
+      <w:r>
+        <w:rPr>
+          <w:rFonts w:ascii="Times New Roman" w:hAnsi="Times New Roman" w:eastAsia="Malgun Gothic"/>
+          <w:b/>
+          <w:i w:val="0"/>
+          <w:sz w:val="22"/>
+        </w:rPr>
+        <w:t xml:space="preserve">Настя: </w:t>
+      </w:r>
+      <w:r>
+        <w:rPr>
+          <w:rFonts w:ascii="Times New Roman" w:hAnsi="Times New Roman" w:eastAsia="Malgun Gothic"/>
+          <w:b w:val="0"/>
+          <w:i w:val="0"/>
+          <w:sz w:val="22"/>
+        </w:rPr>
+        <w:t>Вы аудитор, а не риелтор. И не охрана. Вы увидели деньги, когда их никто не видел. Без ваших понедельников не было бы запроса о правовой помощи, а без запроса — сегодняшней фамилии.</w:t>
+      </w:r>
+    </w:p>
+    <w:p>
+      <w:pPr>
+        <w:spacing w:before="0" w:after="110" w:line="300" w:lineRule="auto"/>
+      </w:pPr>
+      <w:r>
+        <w:rPr>
+          <w:rFonts w:ascii="Times New Roman" w:hAnsi="Times New Roman" w:eastAsia="Malgun Gothic"/>
+          <w:b/>
+          <w:i w:val="0"/>
+          <w:sz w:val="22"/>
+        </w:rPr>
+        <w:t xml:space="preserve">Марченко: </w:t>
       </w:r>
       <w:r>
         <w:rPr>
@@ -3240,7 +3516,7 @@
           <w:color w:val="555555"/>
           <w:sz w:val="22"/>
         </w:rPr>
-        <w:t>(Ставит тарелку.)</w:t>
+        <w:t>(в дверях, с картонной коробкой)</w:t>
       </w:r>
       <w:r>
         <w:rPr>
@@ -3249,7 +3525,7 @@
           <w:i w:val="0"/>
           <w:sz w:val="22"/>
         </w:rPr>
-        <w:t xml:space="preserve"> Ешьте. Он всегда сначала ел, а потом рассказывал. И вы сначала ешьте.</w:t>
+        <w:t xml:space="preserve"> Разрешите? Мне сказали, у вас стучать не принято, а сразу наливают.</w:t>
       </w:r>
     </w:p>
     <w:p>
@@ -3263,7 +3539,39 @@
           <w:i w:val="0"/>
           <w:sz w:val="22"/>
         </w:rPr>
-        <w:t xml:space="preserve">Ирина: </w:t>
+        <w:t xml:space="preserve">Настя: </w:t>
+      </w:r>
+      <w:r>
+        <w:rPr>
+          <w:rFonts w:ascii="Times New Roman" w:hAnsi="Times New Roman" w:eastAsia="Malgun Gothic"/>
+          <w:b w:val="0"/>
+          <w:i w:val="0"/>
+          <w:sz w:val="22"/>
+        </w:rPr>
+        <w:t>Константин… простите, по отчеству не помню.</w:t>
+      </w:r>
+    </w:p>
+    <w:p>
+      <w:pPr>
+        <w:spacing w:before="0" w:after="110" w:line="300" w:lineRule="auto"/>
+      </w:pPr>
+      <w:r>
+        <w:rPr>
+          <w:rFonts w:ascii="Times New Roman" w:hAnsi="Times New Roman" w:eastAsia="Malgun Gothic"/>
+          <w:b/>
+          <w:i w:val="0"/>
+          <w:sz w:val="22"/>
+        </w:rPr>
+        <w:t xml:space="preserve">Марченко: </w:t>
+      </w:r>
+      <w:r>
+        <w:rPr>
+          <w:rFonts w:ascii="Times New Roman" w:hAnsi="Times New Roman" w:eastAsia="Malgun Gothic"/>
+          <w:b w:val="0"/>
+          <w:i w:val="0"/>
+          <w:sz w:val="22"/>
+        </w:rPr>
+        <w:t xml:space="preserve">Просто Константин. Меня и так все путают с президентом — однофамилец, не родственник. </w:t>
       </w:r>
       <w:r>
         <w:rPr>
@@ -3273,7 +3581,7 @@
           <w:color w:val="555555"/>
           <w:sz w:val="22"/>
         </w:rPr>
-        <w:t>(садясь)</w:t>
+        <w:t>(Ставит коробку.)</w:t>
       </w:r>
       <w:r>
         <w:rPr>
@@ -3282,7 +3590,7 @@
           <w:i w:val="0"/>
           <w:sz w:val="22"/>
         </w:rPr>
-        <w:t xml:space="preserve"> Вы смотрели?</w:t>
+        <w:t xml:space="preserve"> Возвращаю ваши документы. Оригиналы справок службы, выписки, распечатки. Всё, что вы нам передали осенью. Копии остаются в деле.</w:t>
       </w:r>
     </w:p>
     <w:p>
@@ -3296,16 +3604,7 @@
           <w:i w:val="0"/>
           <w:sz w:val="22"/>
         </w:rPr>
-        <w:t xml:space="preserve">Анна: </w:t>
-      </w:r>
-      <w:r>
-        <w:rPr>
-          <w:rFonts w:ascii="Times New Roman" w:hAnsi="Times New Roman" w:eastAsia="Malgun Gothic"/>
-          <w:b w:val="0"/>
-          <w:i w:val="0"/>
-          <w:sz w:val="22"/>
-        </w:rPr>
-        <w:t xml:space="preserve">Смотрела. Одна, как и сказала. </w:t>
+        <w:t xml:space="preserve">Вениамин: </w:t>
       </w:r>
       <w:r>
         <w:rPr>
@@ -3315,7 +3614,7 @@
           <w:color w:val="555555"/>
           <w:sz w:val="22"/>
         </w:rPr>
-        <w:t>(Садится напротив.)</w:t>
+        <w:t>(глядя на коробку)</w:t>
       </w:r>
       <w:r>
         <w:rPr>
@@ -3324,7 +3623,7 @@
           <w:i w:val="0"/>
           <w:sz w:val="22"/>
         </w:rPr>
-        <w:t xml:space="preserve"> Молодой этот, который стрелял. Сорок один год. У него, говорят, мать есть.</w:t>
+        <w:t xml:space="preserve"> Это всё пригодилось?</w:t>
       </w:r>
     </w:p>
     <w:p>
@@ -3338,7 +3637,7 @@
           <w:i w:val="0"/>
           <w:sz w:val="22"/>
         </w:rPr>
-        <w:t xml:space="preserve">Ирина: </w:t>
+        <w:t xml:space="preserve">Марченко: </w:t>
       </w:r>
       <w:r>
         <w:rPr>
@@ -3347,7 +3646,7 @@
           <w:i w:val="0"/>
           <w:sz w:val="22"/>
         </w:rPr>
-        <w:t>Есть. Она была на допросах, комиссия пишет.</w:t>
+        <w:t>Всё. Ваша записка от пятницы после интервью — первая страница тома номер один. Там, где вы пишете: «Я не утверждаю связи. Я её вижу».</w:t>
       </w:r>
     </w:p>
     <w:p>
@@ -3361,30 +3660,7 @@
           <w:i w:val="0"/>
           <w:sz w:val="22"/>
         </w:rPr>
-        <w:t xml:space="preserve">Анна: </w:t>
-      </w:r>
-      <w:r>
-        <w:rPr>
-          <w:rFonts w:ascii="Times New Roman" w:hAnsi="Times New Roman" w:eastAsia="Malgun Gothic"/>
-          <w:b w:val="0"/>
-          <w:i w:val="0"/>
-          <w:sz w:val="22"/>
-        </w:rPr>
-        <w:t>Вот её мне жалко. Ей хуже, чем мне. Мой сын умер человеком. А её — живёт убийцей.</w:t>
-      </w:r>
-    </w:p>
-    <w:p>
-      <w:pPr>
-        <w:spacing w:before="0" w:after="110" w:line="300" w:lineRule="auto"/>
-      </w:pPr>
-      <w:r>
-        <w:rPr>
-          <w:rFonts w:ascii="Times New Roman" w:hAnsi="Times New Roman" w:eastAsia="Malgun Gothic"/>
-          <w:b/>
-          <w:i w:val="0"/>
-          <w:sz w:val="22"/>
-        </w:rPr>
-        <w:t xml:space="preserve">Ирина: </w:t>
+        <w:t xml:space="preserve">Вениамин: </w:t>
       </w:r>
       <w:r>
         <w:rPr>
@@ -3394,7 +3670,7 @@
           <w:color w:val="555555"/>
           <w:sz w:val="22"/>
         </w:rPr>
-        <w:t>(опустив ложку)</w:t>
+        <w:t>(смущённо)</w:t>
       </w:r>
       <w:r>
         <w:rPr>
@@ -3403,7 +3679,7 @@
           <w:i w:val="0"/>
           <w:sz w:val="22"/>
         </w:rPr>
-        <w:t xml:space="preserve"> Анна Михайловна…</w:t>
+        <w:t xml:space="preserve"> Это было ненаучно.</w:t>
       </w:r>
     </w:p>
     <w:p>
@@ -3417,7 +3693,7 @@
           <w:i w:val="0"/>
           <w:sz w:val="22"/>
         </w:rPr>
-        <w:t xml:space="preserve">Анна: </w:t>
+        <w:t xml:space="preserve">Марченко: </w:t>
       </w:r>
       <w:r>
         <w:rPr>
@@ -3426,7 +3702,7 @@
           <w:i w:val="0"/>
           <w:sz w:val="22"/>
         </w:rPr>
-        <w:t xml:space="preserve">Ешьте, ешьте. Я это не для жалости. Я это все эти месяцы думала. </w:t>
+        <w:t xml:space="preserve">Это было честно. Наука пришла потом. </w:t>
       </w:r>
       <w:r>
         <w:rPr>
@@ -3436,7 +3712,7 @@
           <w:color w:val="555555"/>
           <w:sz w:val="22"/>
         </w:rPr>
-        <w:t>(Пауза.)</w:t>
+        <w:t>(Садится, берёт протянутую Настей чашку.)</w:t>
       </w:r>
       <w:r>
         <w:rPr>
@@ -3445,7 +3721,7 @@
           <w:i w:val="0"/>
           <w:sz w:val="22"/>
         </w:rPr>
-        <w:t xml:space="preserve"> Вы знаете, что меня спрашивали журналисты? Хочу ли я, чтобы того, за границей, привезли в наручниках.</w:t>
+        <w:t xml:space="preserve"> Почти пять лет назад я говорил Алексею Николаевичу, когда он торопил меня по Шабанову: сколько верёвочке ни виться, а конец будет. Он тогда злился.</w:t>
       </w:r>
     </w:p>
     <w:p>
@@ -3459,7 +3735,7 @@
           <w:i w:val="0"/>
           <w:sz w:val="22"/>
         </w:rPr>
-        <w:t xml:space="preserve">Ирина: </w:t>
+        <w:t xml:space="preserve">Настя: </w:t>
       </w:r>
       <w:r>
         <w:rPr>
@@ -3468,7 +3744,7 @@
           <w:i w:val="0"/>
           <w:sz w:val="22"/>
         </w:rPr>
-        <w:t>Что вы ответили?</w:t>
+        <w:t>И вот конец.</w:t>
       </w:r>
     </w:p>
     <w:p>
@@ -3482,7 +3758,7 @@
           <w:i w:val="0"/>
           <w:sz w:val="22"/>
         </w:rPr>
-        <w:t xml:space="preserve">Анна: </w:t>
+        <w:t xml:space="preserve">Марченко: </w:t>
       </w:r>
       <w:r>
         <w:rPr>
@@ -3491,7 +3767,7 @@
           <w:i w:val="0"/>
           <w:sz w:val="22"/>
         </w:rPr>
-        <w:t>Сказала: мне не нужна его голова. Мне нужно, чтобы в суде кто-нибудь сказал вслух, при всех: Алексея Орлова убили за деньги. Не за правду, не за веру, не за что-то высокое. За деньги, которые у людей украли. Пусть это услышат. Больше мне ничего не надо.</w:t>
+        <w:t>Нет. Конец будет, когда Богуславский сядет на скамью. Сегодня я просто держу верёвку в руках. Впервые за пять лет — обеими.</w:t>
       </w:r>
     </w:p>
     <w:p>
@@ -3505,7 +3781,7 @@
           <w:i w:val="0"/>
           <w:sz w:val="22"/>
         </w:rPr>
-        <w:t xml:space="preserve">Ирина: </w:t>
+        <w:t xml:space="preserve">Настя: </w:t>
       </w:r>
       <w:r>
         <w:rPr>
@@ -3514,7 +3790,7 @@
           <w:i w:val="0"/>
           <w:sz w:val="22"/>
         </w:rPr>
-        <w:t>Сегодня это сказали.</w:t>
+        <w:t>Когда первое слушание там, у них?</w:t>
       </w:r>
     </w:p>
     <w:p>
@@ -3528,7 +3804,7 @@
           <w:i w:val="0"/>
           <w:sz w:val="22"/>
         </w:rPr>
-        <w:t xml:space="preserve">Анна: </w:t>
+        <w:t xml:space="preserve">Марченко: </w:t>
       </w:r>
       <w:r>
         <w:rPr>
@@ -3537,7 +3813,7 @@
           <w:i w:val="0"/>
           <w:sz w:val="22"/>
         </w:rPr>
-        <w:t>Сегодня сказала комиссия. А я хочу, чтобы сказал суд. Это разное — Лёша бы вам объяснил.</w:t>
+        <w:t>Через три недели. Суд их столицы назначил дату сегодня днём. Он наймёт лучших адвокатов, будет говорить о политическом преследовании, о пытках, которых у нас нет. Это надолго.</w:t>
       </w:r>
     </w:p>
     <w:p>
@@ -3551,7 +3827,76 @@
           <w:i w:val="0"/>
           <w:sz w:val="22"/>
         </w:rPr>
-        <w:t xml:space="preserve">Ирина: </w:t>
+        <w:t xml:space="preserve">Вениамин: </w:t>
+      </w:r>
+      <w:r>
+        <w:rPr>
+          <w:rFonts w:ascii="Times New Roman" w:hAnsi="Times New Roman" w:eastAsia="Malgun Gothic"/>
+          <w:b w:val="0"/>
+          <w:i w:val="0"/>
+          <w:sz w:val="22"/>
+        </w:rPr>
+        <w:t>А Васька слушает да ест.</w:t>
+      </w:r>
+    </w:p>
+    <w:p>
+      <w:pPr>
+        <w:spacing w:before="0" w:after="110" w:line="300" w:lineRule="auto"/>
+      </w:pPr>
+      <w:r>
+        <w:rPr>
+          <w:rFonts w:ascii="Times New Roman" w:hAnsi="Times New Roman" w:eastAsia="Malgun Gothic"/>
+          <w:b/>
+          <w:i w:val="0"/>
+          <w:sz w:val="22"/>
+        </w:rPr>
+        <w:t xml:space="preserve">Марченко: </w:t>
+      </w:r>
+      <w:r>
+        <w:rPr>
+          <w:rFonts w:ascii="Times New Roman" w:hAnsi="Times New Roman" w:eastAsia="Malgun Gothic"/>
+          <w:b w:val="0"/>
+          <w:i w:val="0"/>
+          <w:sz w:val="22"/>
+        </w:rPr>
+        <w:t>Что?</w:t>
+      </w:r>
+    </w:p>
+    <w:p>
+      <w:pPr>
+        <w:spacing w:before="0" w:after="110" w:line="300" w:lineRule="auto"/>
+      </w:pPr>
+      <w:r>
+        <w:rPr>
+          <w:rFonts w:ascii="Times New Roman" w:hAnsi="Times New Roman" w:eastAsia="Malgun Gothic"/>
+          <w:b/>
+          <w:i w:val="0"/>
+          <w:sz w:val="22"/>
+        </w:rPr>
+        <w:t xml:space="preserve">Вениамин: </w:t>
+      </w:r>
+      <w:r>
+        <w:rPr>
+          <w:rFonts w:ascii="Times New Roman" w:hAnsi="Times New Roman" w:eastAsia="Malgun Gothic"/>
+          <w:b w:val="0"/>
+          <w:i w:val="0"/>
+          <w:sz w:val="22"/>
+        </w:rPr>
+        <w:t>Крылов. Алексей Николаевич осенью сказал так про его интервью. Я ему ответил, что Васька в басне так и остался сытым. А он сказал, что у повара не было ни службы, ни суда, ни терпения.</w:t>
+      </w:r>
+    </w:p>
+    <w:p>
+      <w:pPr>
+        <w:spacing w:before="0" w:after="110" w:line="300" w:lineRule="auto"/>
+      </w:pPr>
+      <w:r>
+        <w:rPr>
+          <w:rFonts w:ascii="Times New Roman" w:hAnsi="Times New Roman" w:eastAsia="Malgun Gothic"/>
+          <w:b/>
+          <w:i w:val="0"/>
+          <w:sz w:val="22"/>
+        </w:rPr>
+        <w:t xml:space="preserve">Марченко: </w:t>
       </w:r>
       <w:r>
         <w:rPr>
@@ -3561,7 +3906,7 @@
           <w:color w:val="555555"/>
           <w:sz w:val="22"/>
         </w:rPr>
-        <w:t>(тихо)</w:t>
+        <w:t>(помолчав)</w:t>
       </w:r>
       <w:r>
         <w:rPr>
@@ -3570,67 +3915,7 @@
           <w:i w:val="0"/>
           <w:sz w:val="22"/>
         </w:rPr>
-        <w:t xml:space="preserve"> Он мне и объяснил. Много раз.</w:t>
-      </w:r>
-    </w:p>
-    <w:p>
-      <w:pPr>
-        <w:spacing w:before="0" w:after="110" w:line="300" w:lineRule="auto"/>
-      </w:pPr>
-      <w:r>
-        <w:rPr>
-          <w:rFonts w:ascii="Times New Roman" w:hAnsi="Times New Roman" w:eastAsia="Malgun Gothic"/>
-          <w:b/>
-          <w:i w:val="0"/>
-          <w:sz w:val="22"/>
-        </w:rPr>
-        <w:t xml:space="preserve">Анна: </w:t>
-      </w:r>
-      <w:r>
-        <w:rPr>
-          <w:rFonts w:ascii="Times New Roman" w:hAnsi="Times New Roman" w:eastAsia="Malgun Gothic"/>
-          <w:b w:val="0"/>
-          <w:i w:val="0"/>
-          <w:sz w:val="22"/>
-        </w:rPr>
-        <w:t>Вы, Ирина Олеговна, ему ничего не обещали? Ну, про того, за границей? Он бы не хотел, чтобы вы обещали.</w:t>
-      </w:r>
-    </w:p>
-    <w:p>
-      <w:pPr>
-        <w:spacing w:before="0" w:after="110" w:line="300" w:lineRule="auto"/>
-      </w:pPr>
-      <w:r>
-        <w:rPr>
-          <w:rFonts w:ascii="Times New Roman" w:hAnsi="Times New Roman" w:eastAsia="Malgun Gothic"/>
-          <w:b/>
-          <w:i w:val="0"/>
-          <w:sz w:val="22"/>
-        </w:rPr>
-        <w:t xml:space="preserve">Ирина: </w:t>
-      </w:r>
-      <w:r>
-        <w:rPr>
-          <w:rFonts w:ascii="Times New Roman" w:hAnsi="Times New Roman" w:eastAsia="Malgun Gothic"/>
-          <w:b w:val="0"/>
-          <w:i w:val="0"/>
-          <w:sz w:val="22"/>
-        </w:rPr>
-        <w:t>Ничего. Сегодня мне предложили обменять его на двух шпионов. Я отказалась.</w:t>
-      </w:r>
-    </w:p>
-    <w:p>
-      <w:pPr>
-        <w:spacing w:before="0" w:after="110" w:line="300" w:lineRule="auto"/>
-      </w:pPr>
-      <w:r>
-        <w:rPr>
-          <w:rFonts w:ascii="Times New Roman" w:hAnsi="Times New Roman" w:eastAsia="Malgun Gothic"/>
-          <w:b/>
-          <w:i w:val="0"/>
-          <w:sz w:val="22"/>
-        </w:rPr>
-        <w:t xml:space="preserve">Анна: </w:t>
+        <w:t xml:space="preserve"> У повара не было ещё двух вещей. Письма старого генерала, который под конец перестал молчать. И тетради Шестакова, который всю жизнь боялся, что замолчат его. </w:t>
       </w:r>
       <w:r>
         <w:rPr>
@@ -3640,7 +3925,7 @@
           <w:color w:val="555555"/>
           <w:sz w:val="22"/>
         </w:rPr>
-        <w:t>(кивнув)</w:t>
+        <w:t>(Встаёт.)</w:t>
       </w:r>
       <w:r>
         <w:rPr>
@@ -3649,7 +3934,7 @@
           <w:i w:val="0"/>
           <w:sz w:val="22"/>
         </w:rPr>
-        <w:t xml:space="preserve"> Правильно. Его отец говорил: беда там, где один человек решает всё. Вот и вы не решайте за суд.</w:t>
+        <w:t xml:space="preserve"> Мне пора. Спасибо за чай.</w:t>
       </w:r>
     </w:p>
     <w:p>
@@ -3663,7 +3948,7 @@
           <w:i w:val="0"/>
           <w:sz w:val="22"/>
         </w:rPr>
-        <w:t xml:space="preserve">Ирина: </w:t>
+        <w:t xml:space="preserve">Настя: </w:t>
       </w:r>
       <w:r>
         <w:rPr>
@@ -3672,7 +3957,7 @@
           <w:i w:val="0"/>
           <w:sz w:val="22"/>
         </w:rPr>
-        <w:t>Не буду.</w:t>
+        <w:t>Константин. Приходите ещё. Без коробки.</w:t>
       </w:r>
     </w:p>
     <w:p>
@@ -3686,8 +3971,22 @@
           <w:i w:val="0"/>
           <w:sz w:val="22"/>
         </w:rPr>
-        <w:t xml:space="preserve">Анна: </w:t>
-      </w:r>
+        <w:t xml:space="preserve">Марченко: </w:t>
+      </w:r>
+      <w:r>
+        <w:rPr>
+          <w:rFonts w:ascii="Times New Roman" w:hAnsi="Times New Roman" w:eastAsia="Malgun Gothic"/>
+          <w:b w:val="0"/>
+          <w:i w:val="0"/>
+          <w:sz w:val="22"/>
+        </w:rPr>
+        <w:t>Приду, когда будет приговор. Тогда — с тортом.</w:t>
+      </w:r>
+    </w:p>
+    <w:p>
+      <w:pPr>
+        <w:spacing w:before="0" w:after="110" w:line="300" w:lineRule="auto"/>
+      </w:pPr>
       <w:r>
         <w:rPr>
           <w:rFonts w:ascii="Times New Roman" w:hAnsi="Times New Roman" w:eastAsia="Malgun Gothic"/>
@@ -3696,16 +3995,7 @@
           <w:color w:val="555555"/>
           <w:sz w:val="22"/>
         </w:rPr>
-        <w:t>(встаёт, снимает чайник)</w:t>
-      </w:r>
-      <w:r>
-        <w:rPr>
-          <w:rFonts w:ascii="Times New Roman" w:hAnsi="Times New Roman" w:eastAsia="Malgun Gothic"/>
-          <w:b w:val="0"/>
-          <w:i w:val="0"/>
-          <w:sz w:val="22"/>
-        </w:rPr>
-        <w:t xml:space="preserve"> А теперь чай. Суп — потом дела, чай — потом слёзы. У нас так заведено.</w:t>
+        <w:t>(Марченко уходит. Настя и Вениамин смотрят на карточку.)</w:t>
       </w:r>
     </w:p>
     <w:p>
@@ -3719,7 +4009,85 @@
           <w:i w:val="0"/>
           <w:sz w:val="22"/>
         </w:rPr>
-        <w:t xml:space="preserve">Ирина: </w:t>
+        <w:t xml:space="preserve">Вениамин: </w:t>
+      </w:r>
+      <w:r>
+        <w:rPr>
+          <w:rFonts w:ascii="Times New Roman" w:hAnsi="Times New Roman" w:eastAsia="Malgun Gothic"/>
+          <w:b w:val="0"/>
+          <w:i w:val="0"/>
+          <w:sz w:val="22"/>
+        </w:rPr>
+        <w:t>Красная — «в работе». Алексей Николаевич сказал: пусть такой остаётся до конца.</w:t>
+      </w:r>
+    </w:p>
+    <w:p>
+      <w:pPr>
+        <w:spacing w:before="0" w:after="110" w:line="300" w:lineRule="auto"/>
+      </w:pPr>
+      <w:r>
+        <w:rPr>
+          <w:rFonts w:ascii="Times New Roman" w:hAnsi="Times New Roman" w:eastAsia="Malgun Gothic"/>
+          <w:b/>
+          <w:i w:val="0"/>
+          <w:sz w:val="22"/>
+        </w:rPr>
+        <w:t xml:space="preserve">Настя: </w:t>
+      </w:r>
+      <w:r>
+        <w:rPr>
+          <w:rFonts w:ascii="Times New Roman" w:hAnsi="Times New Roman" w:eastAsia="Malgun Gothic"/>
+          <w:b w:val="0"/>
+          <w:i w:val="0"/>
+          <w:sz w:val="22"/>
+        </w:rPr>
+        <w:t>Потерять это уже нельзя. Всё в деле, всё в суде, всё опубликовано. Наша часть закончена. Дальше — не наша работа.</w:t>
+      </w:r>
+    </w:p>
+    <w:p>
+      <w:pPr>
+        <w:spacing w:before="0" w:after="110" w:line="300" w:lineRule="auto"/>
+      </w:pPr>
+      <w:r>
+        <w:rPr>
+          <w:rFonts w:ascii="Times New Roman" w:hAnsi="Times New Roman" w:eastAsia="Malgun Gothic"/>
+          <w:b/>
+          <w:i w:val="0"/>
+          <w:sz w:val="22"/>
+        </w:rPr>
+        <w:t xml:space="preserve">Вениамин: </w:t>
+      </w:r>
+      <w:r>
+        <w:rPr>
+          <w:rFonts w:ascii="Times New Roman" w:hAnsi="Times New Roman" w:eastAsia="Malgun Gothic"/>
+          <w:b w:val="0"/>
+          <w:i w:val="0"/>
+          <w:sz w:val="22"/>
+        </w:rPr>
+        <w:t>Значит, зелёная.</w:t>
+      </w:r>
+    </w:p>
+    <w:p>
+      <w:pPr>
+        <w:spacing w:before="0" w:after="110" w:line="300" w:lineRule="auto"/>
+      </w:pPr>
+      <w:r>
+        <w:rPr>
+          <w:rFonts w:ascii="Times New Roman" w:hAnsi="Times New Roman" w:eastAsia="Malgun Gothic"/>
+          <w:b/>
+          <w:i w:val="0"/>
+          <w:sz w:val="22"/>
+        </w:rPr>
+        <w:t xml:space="preserve">Настя: </w:t>
+      </w:r>
+      <w:r>
+        <w:rPr>
+          <w:rFonts w:ascii="Times New Roman" w:hAnsi="Times New Roman" w:eastAsia="Malgun Gothic"/>
+          <w:b w:val="0"/>
+          <w:i w:val="0"/>
+          <w:sz w:val="22"/>
+        </w:rPr>
+        <w:t xml:space="preserve">Зелёная. </w:t>
       </w:r>
       <w:r>
         <w:rPr>
@@ -3729,7 +4097,7 @@
           <w:color w:val="555555"/>
           <w:sz w:val="22"/>
         </w:rPr>
-        <w:t>(улыбнувшись сквозь слёзы)</w:t>
+        <w:t>(Протягивает ему ручку.)</w:t>
       </w:r>
       <w:r>
         <w:rPr>
@@ -3738,7 +4106,7 @@
           <w:i w:val="0"/>
           <w:sz w:val="22"/>
         </w:rPr>
-        <w:t xml:space="preserve"> У вас всё сначала.</w:t>
+        <w:t xml:space="preserve"> Но сначала допишите.</w:t>
       </w:r>
     </w:p>
     <w:p>
@@ -3752,16 +4120,7 @@
           <w:i w:val="0"/>
           <w:sz w:val="22"/>
         </w:rPr>
-        <w:t xml:space="preserve">Анна: </w:t>
-      </w:r>
-      <w:r>
-        <w:rPr>
-          <w:rFonts w:ascii="Times New Roman" w:hAnsi="Times New Roman" w:eastAsia="Malgun Gothic"/>
-          <w:b w:val="0"/>
-          <w:i w:val="0"/>
-          <w:sz w:val="22"/>
-        </w:rPr>
-        <w:t xml:space="preserve">Всё сначала. Иначе нельзя. </w:t>
+        <w:t xml:space="preserve">Вениамин: </w:t>
       </w:r>
       <w:r>
         <w:rPr>
@@ -3771,7 +4130,7 @@
           <w:color w:val="555555"/>
           <w:sz w:val="22"/>
         </w:rPr>
-        <w:t>(Наливает; садится.)</w:t>
+        <w:t>(пишет медленно, вслух)</w:t>
       </w:r>
       <w:r>
         <w:rPr>
@@ -3780,7 +4139,7 @@
           <w:i w:val="0"/>
           <w:sz w:val="22"/>
         </w:rPr>
-        <w:t xml:space="preserve"> Изольду эту, аудиторшу, я ведь один раз видела. На его первом дне рождения в том здании. Она мне сказала: «Анна Михайловна, у вас сын упрямый, как недостача, — пока не найдёшь, не отстанет». Я тогда обиделась. А теперь, выходит, их одним кошельком…</w:t>
+        <w:t xml:space="preserve"> «И. Т. Соколова — А. Н. Орлов. Один источник. Работа службы окончена. Дальше — суд».</w:t>
       </w:r>
     </w:p>
     <w:p>
@@ -3794,7 +4153,7 @@
           <w:i w:val="0"/>
           <w:sz w:val="22"/>
         </w:rPr>
-        <w:t xml:space="preserve">Ирина: </w:t>
+        <w:t xml:space="preserve">Настя: </w:t>
       </w:r>
       <w:r>
         <w:rPr>
@@ -3803,7 +4162,7 @@
           <w:i w:val="0"/>
           <w:sz w:val="22"/>
         </w:rPr>
-        <w:t>Одним. Сегодня Вениамин Олегович написал это на её карточке. Одной строкой.</w:t>
+        <w:t>Одна строка.</w:t>
       </w:r>
     </w:p>
     <w:p>
@@ -3817,7 +4176,7 @@
           <w:i w:val="0"/>
           <w:sz w:val="22"/>
         </w:rPr>
-        <w:t xml:space="preserve">Анна: </w:t>
+        <w:t xml:space="preserve">Вениамин: </w:t>
       </w:r>
       <w:r>
         <w:rPr>
@@ -3826,7 +4185,7 @@
           <w:i w:val="0"/>
           <w:sz w:val="22"/>
         </w:rPr>
-        <w:t xml:space="preserve">Одной строкой. </w:t>
+        <w:t xml:space="preserve">Изольда Тимофеевна не любила длинных карточек. </w:t>
       </w:r>
       <w:r>
         <w:rPr>
@@ -3836,7 +4195,7 @@
           <w:color w:val="555555"/>
           <w:sz w:val="22"/>
         </w:rPr>
-        <w:t>(Долго молчит.)</w:t>
+        <w:t>(Снимает красную резинку, надевает зелёную.)</w:t>
       </w:r>
       <w:r>
         <w:rPr>
@@ -3845,7 +4204,7 @@
           <w:i w:val="0"/>
           <w:sz w:val="22"/>
         </w:rPr>
-        <w:t xml:space="preserve"> Ну что ж. Хоть в одной строке вместе. Он бы сказал: «Ну, неплохо».</w:t>
+        <w:t xml:space="preserve"> Она бы сказала: «Дети, не сидите над ней, как над гробом. Поставьте на место и идите домой».</w:t>
       </w:r>
     </w:p>
     <w:p>
@@ -3859,85 +4218,7 @@
           <w:i w:val="0"/>
           <w:sz w:val="22"/>
         </w:rPr>
-        <w:t xml:space="preserve">Ирина: </w:t>
-      </w:r>
-      <w:r>
-        <w:rPr>
-          <w:rFonts w:ascii="Times New Roman" w:hAnsi="Times New Roman" w:eastAsia="Malgun Gothic"/>
-          <w:b w:val="0"/>
-          <w:i w:val="0"/>
-          <w:sz w:val="22"/>
-        </w:rPr>
-        <w:t>Сказал бы.</w:t>
-      </w:r>
-    </w:p>
-    <w:p>
-      <w:pPr>
-        <w:spacing w:before="0" w:after="110" w:line="300" w:lineRule="auto"/>
-      </w:pPr>
-      <w:r>
-        <w:rPr>
-          <w:rFonts w:ascii="Times New Roman" w:hAnsi="Times New Roman" w:eastAsia="Malgun Gothic"/>
-          <w:b/>
-          <w:i w:val="0"/>
-          <w:sz w:val="22"/>
-        </w:rPr>
-        <w:t xml:space="preserve">Анна: </w:t>
-      </w:r>
-      <w:r>
-        <w:rPr>
-          <w:rFonts w:ascii="Times New Roman" w:hAnsi="Times New Roman" w:eastAsia="Malgun Gothic"/>
-          <w:b w:val="0"/>
-          <w:i w:val="0"/>
-          <w:sz w:val="22"/>
-        </w:rPr>
-        <w:t>Вы домой? Или опять в тот кабинет?</w:t>
-      </w:r>
-    </w:p>
-    <w:p>
-      <w:pPr>
-        <w:spacing w:before="0" w:after="110" w:line="300" w:lineRule="auto"/>
-      </w:pPr>
-      <w:r>
-        <w:rPr>
-          <w:rFonts w:ascii="Times New Roman" w:hAnsi="Times New Roman" w:eastAsia="Malgun Gothic"/>
-          <w:b/>
-          <w:i w:val="0"/>
-          <w:sz w:val="22"/>
-        </w:rPr>
-        <w:t xml:space="preserve">Ирина: </w:t>
-      </w:r>
-      <w:r>
-        <w:rPr>
-          <w:rFonts w:ascii="Times New Roman" w:hAnsi="Times New Roman" w:eastAsia="Malgun Gothic"/>
-          <w:b w:val="0"/>
-          <w:i w:val="0"/>
-          <w:sz w:val="22"/>
-        </w:rPr>
-        <w:t>В кабинет. Завтра в девять — губернаторы по пожарам. Марина Викторовна меня остановит, если я опять пообещаю им больше, чем есть в бюджете.</w:t>
-      </w:r>
-    </w:p>
-    <w:p>
-      <w:pPr>
-        <w:spacing w:before="0" w:after="110" w:line="300" w:lineRule="auto"/>
-      </w:pPr>
-      <w:r>
-        <w:rPr>
-          <w:rFonts w:ascii="Times New Roman" w:hAnsi="Times New Roman" w:eastAsia="Malgun Gothic"/>
-          <w:b/>
-          <w:i w:val="0"/>
-          <w:sz w:val="22"/>
-        </w:rPr>
-        <w:t xml:space="preserve">Анна: </w:t>
-      </w:r>
-      <w:r>
-        <w:rPr>
-          <w:rFonts w:ascii="Times New Roman" w:hAnsi="Times New Roman" w:eastAsia="Malgun Gothic"/>
-          <w:b w:val="0"/>
-          <w:i w:val="0"/>
-          <w:sz w:val="22"/>
-        </w:rPr>
-        <w:t xml:space="preserve">Вот и хорошо, что есть кому остановить. Лёшу-то никто не останавливал, пока вы не пришли. </w:t>
+        <w:t xml:space="preserve">Настя: </w:t>
       </w:r>
       <w:r>
         <w:rPr>
@@ -3947,7 +4228,7 @@
           <w:color w:val="555555"/>
           <w:sz w:val="22"/>
         </w:rPr>
-        <w:t>(Заворачивает в полотенце банку с супом.)</w:t>
+        <w:t>(ставит карточку в ящик, в ряд закрытых дел)</w:t>
       </w:r>
       <w:r>
         <w:rPr>
@@ -3956,21 +4237,7 @@
           <w:i w:val="0"/>
           <w:sz w:val="22"/>
         </w:rPr>
-        <w:t xml:space="preserve"> Это охране. И Марине вашей. Говорят, она сама из Онеги. Там люди понимают, что такое суп.</w:t>
-      </w:r>
-    </w:p>
-    <w:p>
-      <w:pPr>
-        <w:spacing w:before="0" w:after="110" w:line="300" w:lineRule="auto"/>
-      </w:pPr>
-      <w:r>
-        <w:rPr>
-          <w:rFonts w:ascii="Times New Roman" w:hAnsi="Times New Roman" w:eastAsia="Malgun Gothic"/>
-          <w:b/>
-          <w:i w:val="0"/>
-          <w:sz w:val="22"/>
-        </w:rPr>
-        <w:t xml:space="preserve">Ирина: </w:t>
+        <w:t xml:space="preserve"> Поставили. </w:t>
       </w:r>
       <w:r>
         <w:rPr>
@@ -3980,7 +4247,7 @@
           <w:color w:val="555555"/>
           <w:sz w:val="22"/>
         </w:rPr>
-        <w:t>(принимая банку)</w:t>
+        <w:t>(Пауза.)</w:t>
       </w:r>
       <w:r>
         <w:rPr>
@@ -3989,34 +4256,888 @@
           <w:i w:val="0"/>
           <w:sz w:val="22"/>
         </w:rPr>
-        <w:t xml:space="preserve"> Понимают. Спасибо, Анна Михайловна.</w:t>
+        <w:t xml:space="preserve"> А домой — потом. Сначала допьём чай.</w:t>
       </w:r>
     </w:p>
     <w:p>
       <w:pPr>
-        <w:spacing w:before="0" w:after="110" w:line="300" w:lineRule="auto"/>
+        <w:keepNext/>
+        <w:spacing w:before="320" w:after="140"/>
       </w:pPr>
       <w:r>
         <w:rPr>
           <w:rFonts w:ascii="Times New Roman" w:hAnsi="Times New Roman" w:eastAsia="Malgun Gothic"/>
           <w:b/>
           <w:i w:val="0"/>
-          <w:sz w:val="22"/>
-        </w:rPr>
-        <w:t xml:space="preserve">Анна: </w:t>
-      </w:r>
-      <w:r>
-        <w:rPr>
-          <w:rFonts w:ascii="Times New Roman" w:hAnsi="Times New Roman" w:eastAsia="Malgun Gothic"/>
-          <w:b w:val="0"/>
-          <w:i w:val="0"/>
-          <w:sz w:val="22"/>
-        </w:rPr>
-        <w:t>Идите. И пейте чай, пока горячий, — в машине тоже можно.</w:t>
+          <w:color w:val="1F3864"/>
+          <w:sz w:val="26"/>
+        </w:rPr>
+        <w:t>장면 6 — 안나 미하일로브나의 부엌, 밤 — 수프와 차</w:t>
       </w:r>
     </w:p>
     <w:p>
       <w:pPr>
+        <w:spacing w:before="0" w:after="110" w:line="300" w:lineRule="auto"/>
+      </w:pPr>
+      <w:r>
+        <w:rPr>
+          <w:rFonts w:ascii="Times New Roman" w:hAnsi="Times New Roman" w:eastAsia="Malgun Gothic"/>
+          <w:b/>
+          <w:i w:val="0"/>
+          <w:sz w:val="22"/>
+        </w:rPr>
+        <w:t xml:space="preserve">Анна: </w:t>
+      </w:r>
+      <w:r>
+        <w:rPr>
+          <w:rFonts w:ascii="Times New Roman" w:hAnsi="Times New Roman" w:eastAsia="Malgun Gothic"/>
+          <w:b w:val="0"/>
+          <w:i/>
+          <w:color w:val="555555"/>
+          <w:sz w:val="22"/>
+        </w:rPr>
+        <w:t>(открывая дверь)</w:t>
+      </w:r>
+      <w:r>
+        <w:rPr>
+          <w:rFonts w:ascii="Times New Roman" w:hAnsi="Times New Roman" w:eastAsia="Malgun Gothic"/>
+          <w:b w:val="0"/>
+          <w:i w:val="0"/>
+          <w:sz w:val="22"/>
+        </w:rPr>
+        <w:t xml:space="preserve"> Ирина Олеговна. Заходите. Суп на плите, я же обещала. Охрану вашу тоже покормлю, пусть не стоят на лестнице, как памятники.</w:t>
+      </w:r>
+    </w:p>
+    <w:p>
+      <w:pPr>
+        <w:spacing w:before="0" w:after="110" w:line="300" w:lineRule="auto"/>
+      </w:pPr>
+      <w:r>
+        <w:rPr>
+          <w:rFonts w:ascii="Times New Roman" w:hAnsi="Times New Roman" w:eastAsia="Malgun Gothic"/>
+          <w:b/>
+          <w:i w:val="0"/>
+          <w:sz w:val="22"/>
+        </w:rPr>
+        <w:t xml:space="preserve">Ирина: </w:t>
+      </w:r>
+      <w:r>
+        <w:rPr>
+          <w:rFonts w:ascii="Times New Roman" w:hAnsi="Times New Roman" w:eastAsia="Malgun Gothic"/>
+          <w:b w:val="0"/>
+          <w:i w:val="0"/>
+          <w:sz w:val="22"/>
+        </w:rPr>
+        <w:t>Спасибо, Анна Михайловна. Они откажутся.</w:t>
+      </w:r>
+    </w:p>
+    <w:p>
+      <w:pPr>
+        <w:spacing w:before="0" w:after="110" w:line="300" w:lineRule="auto"/>
+      </w:pPr>
+      <w:r>
+        <w:rPr>
+          <w:rFonts w:ascii="Times New Roman" w:hAnsi="Times New Roman" w:eastAsia="Malgun Gothic"/>
+          <w:b/>
+          <w:i w:val="0"/>
+          <w:sz w:val="22"/>
+        </w:rPr>
+        <w:t xml:space="preserve">Анна: </w:t>
+      </w:r>
+      <w:r>
+        <w:rPr>
+          <w:rFonts w:ascii="Times New Roman" w:hAnsi="Times New Roman" w:eastAsia="Malgun Gothic"/>
+          <w:b w:val="0"/>
+          <w:i w:val="0"/>
+          <w:sz w:val="22"/>
+        </w:rPr>
+        <w:t xml:space="preserve">Откажутся — налью с собой. </w:t>
+      </w:r>
+      <w:r>
+        <w:rPr>
+          <w:rFonts w:ascii="Times New Roman" w:hAnsi="Times New Roman" w:eastAsia="Malgun Gothic"/>
+          <w:b w:val="0"/>
+          <w:i/>
+          <w:color w:val="555555"/>
+          <w:sz w:val="22"/>
+        </w:rPr>
+        <w:t>(Ставит тарелку.)</w:t>
+      </w:r>
+      <w:r>
+        <w:rPr>
+          <w:rFonts w:ascii="Times New Roman" w:hAnsi="Times New Roman" w:eastAsia="Malgun Gothic"/>
+          <w:b w:val="0"/>
+          <w:i w:val="0"/>
+          <w:sz w:val="22"/>
+        </w:rPr>
+        <w:t xml:space="preserve"> Ешьте. Он всегда сначала ел, а потом рассказывал. И вы сначала ешьте.</w:t>
+      </w:r>
+    </w:p>
+    <w:p>
+      <w:pPr>
+        <w:spacing w:before="0" w:after="110" w:line="300" w:lineRule="auto"/>
+      </w:pPr>
+      <w:r>
+        <w:rPr>
+          <w:rFonts w:ascii="Times New Roman" w:hAnsi="Times New Roman" w:eastAsia="Malgun Gothic"/>
+          <w:b/>
+          <w:i w:val="0"/>
+          <w:sz w:val="22"/>
+        </w:rPr>
+        <w:t xml:space="preserve">Ирина: </w:t>
+      </w:r>
+      <w:r>
+        <w:rPr>
+          <w:rFonts w:ascii="Times New Roman" w:hAnsi="Times New Roman" w:eastAsia="Malgun Gothic"/>
+          <w:b w:val="0"/>
+          <w:i/>
+          <w:color w:val="555555"/>
+          <w:sz w:val="22"/>
+        </w:rPr>
+        <w:t>(садясь)</w:t>
+      </w:r>
+      <w:r>
+        <w:rPr>
+          <w:rFonts w:ascii="Times New Roman" w:hAnsi="Times New Roman" w:eastAsia="Malgun Gothic"/>
+          <w:b w:val="0"/>
+          <w:i w:val="0"/>
+          <w:sz w:val="22"/>
+        </w:rPr>
+        <w:t xml:space="preserve"> Вы смотрели?</w:t>
+      </w:r>
+    </w:p>
+    <w:p>
+      <w:pPr>
+        <w:spacing w:before="0" w:after="110" w:line="300" w:lineRule="auto"/>
+      </w:pPr>
+      <w:r>
+        <w:rPr>
+          <w:rFonts w:ascii="Times New Roman" w:hAnsi="Times New Roman" w:eastAsia="Malgun Gothic"/>
+          <w:b/>
+          <w:i w:val="0"/>
+          <w:sz w:val="22"/>
+        </w:rPr>
+        <w:t xml:space="preserve">Анна: </w:t>
+      </w:r>
+      <w:r>
+        <w:rPr>
+          <w:rFonts w:ascii="Times New Roman" w:hAnsi="Times New Roman" w:eastAsia="Malgun Gothic"/>
+          <w:b w:val="0"/>
+          <w:i w:val="0"/>
+          <w:sz w:val="22"/>
+        </w:rPr>
+        <w:t xml:space="preserve">Смотрела. Одна, как и сказала. </w:t>
+      </w:r>
+      <w:r>
+        <w:rPr>
+          <w:rFonts w:ascii="Times New Roman" w:hAnsi="Times New Roman" w:eastAsia="Malgun Gothic"/>
+          <w:b w:val="0"/>
+          <w:i/>
+          <w:color w:val="555555"/>
+          <w:sz w:val="22"/>
+        </w:rPr>
+        <w:t>(Садится напротив.)</w:t>
+      </w:r>
+      <w:r>
+        <w:rPr>
+          <w:rFonts w:ascii="Times New Roman" w:hAnsi="Times New Roman" w:eastAsia="Malgun Gothic"/>
+          <w:b w:val="0"/>
+          <w:i w:val="0"/>
+          <w:sz w:val="22"/>
+        </w:rPr>
+        <w:t xml:space="preserve"> Молодой этот, который стрелял. Сорок один год. У него, говорят, мать есть.</w:t>
+      </w:r>
+    </w:p>
+    <w:p>
+      <w:pPr>
+        <w:spacing w:before="0" w:after="110" w:line="300" w:lineRule="auto"/>
+      </w:pPr>
+      <w:r>
+        <w:rPr>
+          <w:rFonts w:ascii="Times New Roman" w:hAnsi="Times New Roman" w:eastAsia="Malgun Gothic"/>
+          <w:b/>
+          <w:i w:val="0"/>
+          <w:sz w:val="22"/>
+        </w:rPr>
+        <w:t xml:space="preserve">Ирина: </w:t>
+      </w:r>
+      <w:r>
+        <w:rPr>
+          <w:rFonts w:ascii="Times New Roman" w:hAnsi="Times New Roman" w:eastAsia="Malgun Gothic"/>
+          <w:b w:val="0"/>
+          <w:i w:val="0"/>
+          <w:sz w:val="22"/>
+        </w:rPr>
+        <w:t>Есть. Она была на допросах, комиссия пишет.</w:t>
+      </w:r>
+    </w:p>
+    <w:p>
+      <w:pPr>
+        <w:spacing w:before="0" w:after="110" w:line="300" w:lineRule="auto"/>
+      </w:pPr>
+      <w:r>
+        <w:rPr>
+          <w:rFonts w:ascii="Times New Roman" w:hAnsi="Times New Roman" w:eastAsia="Malgun Gothic"/>
+          <w:b/>
+          <w:i w:val="0"/>
+          <w:sz w:val="22"/>
+        </w:rPr>
+        <w:t xml:space="preserve">Анна: </w:t>
+      </w:r>
+      <w:r>
+        <w:rPr>
+          <w:rFonts w:ascii="Times New Roman" w:hAnsi="Times New Roman" w:eastAsia="Malgun Gothic"/>
+          <w:b w:val="0"/>
+          <w:i w:val="0"/>
+          <w:sz w:val="22"/>
+        </w:rPr>
+        <w:t>Вот её мне жалко. Ей хуже, чем мне. Мой сын умер человеком. А её — живёт убийцей.</w:t>
+      </w:r>
+    </w:p>
+    <w:p>
+      <w:pPr>
+        <w:spacing w:before="0" w:after="110" w:line="300" w:lineRule="auto"/>
+      </w:pPr>
+      <w:r>
+        <w:rPr>
+          <w:rFonts w:ascii="Times New Roman" w:hAnsi="Times New Roman" w:eastAsia="Malgun Gothic"/>
+          <w:b/>
+          <w:i w:val="0"/>
+          <w:sz w:val="22"/>
+        </w:rPr>
+        <w:t xml:space="preserve">Ирина: </w:t>
+      </w:r>
+      <w:r>
+        <w:rPr>
+          <w:rFonts w:ascii="Times New Roman" w:hAnsi="Times New Roman" w:eastAsia="Malgun Gothic"/>
+          <w:b w:val="0"/>
+          <w:i/>
+          <w:color w:val="555555"/>
+          <w:sz w:val="22"/>
+        </w:rPr>
+        <w:t>(опустив ложку)</w:t>
+      </w:r>
+      <w:r>
+        <w:rPr>
+          <w:rFonts w:ascii="Times New Roman" w:hAnsi="Times New Roman" w:eastAsia="Malgun Gothic"/>
+          <w:b w:val="0"/>
+          <w:i w:val="0"/>
+          <w:sz w:val="22"/>
+        </w:rPr>
+        <w:t xml:space="preserve"> Анна Михайловна…</w:t>
+      </w:r>
+    </w:p>
+    <w:p>
+      <w:pPr>
+        <w:spacing w:before="0" w:after="110" w:line="300" w:lineRule="auto"/>
+      </w:pPr>
+      <w:r>
+        <w:rPr>
+          <w:rFonts w:ascii="Times New Roman" w:hAnsi="Times New Roman" w:eastAsia="Malgun Gothic"/>
+          <w:b/>
+          <w:i w:val="0"/>
+          <w:sz w:val="22"/>
+        </w:rPr>
+        <w:t xml:space="preserve">Анна: </w:t>
+      </w:r>
+      <w:r>
+        <w:rPr>
+          <w:rFonts w:ascii="Times New Roman" w:hAnsi="Times New Roman" w:eastAsia="Malgun Gothic"/>
+          <w:b w:val="0"/>
+          <w:i w:val="0"/>
+          <w:sz w:val="22"/>
+        </w:rPr>
+        <w:t xml:space="preserve">Ешьте, ешьте. Я это не для жалости. Я это все эти месяцы думала. </w:t>
+      </w:r>
+      <w:r>
+        <w:rPr>
+          <w:rFonts w:ascii="Times New Roman" w:hAnsi="Times New Roman" w:eastAsia="Malgun Gothic"/>
+          <w:b w:val="0"/>
+          <w:i/>
+          <w:color w:val="555555"/>
+          <w:sz w:val="22"/>
+        </w:rPr>
+        <w:t>(Пауза.)</w:t>
+      </w:r>
+      <w:r>
+        <w:rPr>
+          <w:rFonts w:ascii="Times New Roman" w:hAnsi="Times New Roman" w:eastAsia="Malgun Gothic"/>
+          <w:b w:val="0"/>
+          <w:i w:val="0"/>
+          <w:sz w:val="22"/>
+        </w:rPr>
+        <w:t xml:space="preserve"> Вы знаете, что меня спрашивали журналисты? Хочу ли я, чтобы того, за границей, привезли в наручниках.</w:t>
+      </w:r>
+    </w:p>
+    <w:p>
+      <w:pPr>
+        <w:spacing w:before="0" w:after="110" w:line="300" w:lineRule="auto"/>
+      </w:pPr>
+      <w:r>
+        <w:rPr>
+          <w:rFonts w:ascii="Times New Roman" w:hAnsi="Times New Roman" w:eastAsia="Malgun Gothic"/>
+          <w:b/>
+          <w:i w:val="0"/>
+          <w:sz w:val="22"/>
+        </w:rPr>
+        <w:t xml:space="preserve">Ирина: </w:t>
+      </w:r>
+      <w:r>
+        <w:rPr>
+          <w:rFonts w:ascii="Times New Roman" w:hAnsi="Times New Roman" w:eastAsia="Malgun Gothic"/>
+          <w:b w:val="0"/>
+          <w:i w:val="0"/>
+          <w:sz w:val="22"/>
+        </w:rPr>
+        <w:t>Что вы ответили?</w:t>
+      </w:r>
+    </w:p>
+    <w:p>
+      <w:pPr>
+        <w:spacing w:before="0" w:after="110" w:line="300" w:lineRule="auto"/>
+      </w:pPr>
+      <w:r>
+        <w:rPr>
+          <w:rFonts w:ascii="Times New Roman" w:hAnsi="Times New Roman" w:eastAsia="Malgun Gothic"/>
+          <w:b/>
+          <w:i w:val="0"/>
+          <w:sz w:val="22"/>
+        </w:rPr>
+        <w:t xml:space="preserve">Анна: </w:t>
+      </w:r>
+      <w:r>
+        <w:rPr>
+          <w:rFonts w:ascii="Times New Roman" w:hAnsi="Times New Roman" w:eastAsia="Malgun Gothic"/>
+          <w:b w:val="0"/>
+          <w:i w:val="0"/>
+          <w:sz w:val="22"/>
+        </w:rPr>
+        <w:t>Сказала: мне не нужна его голова. Мне нужно, чтобы в суде кто-нибудь сказал вслух, при всех: Алексея Орлова убили за деньги. Не за правду, не за веру, не за что-то высокое. За деньги, которые у людей украли. Пусть это услышат. Больше мне ничего не надо.</w:t>
+      </w:r>
+    </w:p>
+    <w:p>
+      <w:pPr>
+        <w:spacing w:before="0" w:after="110" w:line="300" w:lineRule="auto"/>
+      </w:pPr>
+      <w:r>
+        <w:rPr>
+          <w:rFonts w:ascii="Times New Roman" w:hAnsi="Times New Roman" w:eastAsia="Malgun Gothic"/>
+          <w:b/>
+          <w:i w:val="0"/>
+          <w:sz w:val="22"/>
+        </w:rPr>
+        <w:t xml:space="preserve">Ирина: </w:t>
+      </w:r>
+      <w:r>
+        <w:rPr>
+          <w:rFonts w:ascii="Times New Roman" w:hAnsi="Times New Roman" w:eastAsia="Malgun Gothic"/>
+          <w:b w:val="0"/>
+          <w:i w:val="0"/>
+          <w:sz w:val="22"/>
+        </w:rPr>
+        <w:t>Сегодня это сказали.</w:t>
+      </w:r>
+    </w:p>
+    <w:p>
+      <w:pPr>
+        <w:spacing w:before="0" w:after="110" w:line="300" w:lineRule="auto"/>
+      </w:pPr>
+      <w:r>
+        <w:rPr>
+          <w:rFonts w:ascii="Times New Roman" w:hAnsi="Times New Roman" w:eastAsia="Malgun Gothic"/>
+          <w:b/>
+          <w:i w:val="0"/>
+          <w:sz w:val="22"/>
+        </w:rPr>
+        <w:t xml:space="preserve">Анна: </w:t>
+      </w:r>
+      <w:r>
+        <w:rPr>
+          <w:rFonts w:ascii="Times New Roman" w:hAnsi="Times New Roman" w:eastAsia="Malgun Gothic"/>
+          <w:b w:val="0"/>
+          <w:i w:val="0"/>
+          <w:sz w:val="22"/>
+        </w:rPr>
+        <w:t>Сегодня сказала комиссия. А я хочу, чтобы сказал суд. Это разное — Лёша бы вам объяснил.</w:t>
+      </w:r>
+    </w:p>
+    <w:p>
+      <w:pPr>
+        <w:spacing w:before="0" w:after="110" w:line="300" w:lineRule="auto"/>
+      </w:pPr>
+      <w:r>
+        <w:rPr>
+          <w:rFonts w:ascii="Times New Roman" w:hAnsi="Times New Roman" w:eastAsia="Malgun Gothic"/>
+          <w:b/>
+          <w:i w:val="0"/>
+          <w:sz w:val="22"/>
+        </w:rPr>
+        <w:t xml:space="preserve">Ирина: </w:t>
+      </w:r>
+      <w:r>
+        <w:rPr>
+          <w:rFonts w:ascii="Times New Roman" w:hAnsi="Times New Roman" w:eastAsia="Malgun Gothic"/>
+          <w:b w:val="0"/>
+          <w:i/>
+          <w:color w:val="555555"/>
+          <w:sz w:val="22"/>
+        </w:rPr>
+        <w:t>(тихо)</w:t>
+      </w:r>
+      <w:r>
+        <w:rPr>
+          <w:rFonts w:ascii="Times New Roman" w:hAnsi="Times New Roman" w:eastAsia="Malgun Gothic"/>
+          <w:b w:val="0"/>
+          <w:i w:val="0"/>
+          <w:sz w:val="22"/>
+        </w:rPr>
+        <w:t xml:space="preserve"> Он мне и объяснил. Много раз.</w:t>
+      </w:r>
+    </w:p>
+    <w:p>
+      <w:pPr>
+        <w:spacing w:before="0" w:after="110" w:line="300" w:lineRule="auto"/>
+      </w:pPr>
+      <w:r>
+        <w:rPr>
+          <w:rFonts w:ascii="Times New Roman" w:hAnsi="Times New Roman" w:eastAsia="Malgun Gothic"/>
+          <w:b/>
+          <w:i w:val="0"/>
+          <w:sz w:val="22"/>
+        </w:rPr>
+        <w:t xml:space="preserve">Анна: </w:t>
+      </w:r>
+      <w:r>
+        <w:rPr>
+          <w:rFonts w:ascii="Times New Roman" w:hAnsi="Times New Roman" w:eastAsia="Malgun Gothic"/>
+          <w:b w:val="0"/>
+          <w:i w:val="0"/>
+          <w:sz w:val="22"/>
+        </w:rPr>
+        <w:t>Вы, Ирина Олеговна, ему ничего не обещали? Ну, про того, за границей? Он бы не хотел, чтобы вы обещали.</w:t>
+      </w:r>
+    </w:p>
+    <w:p>
+      <w:pPr>
+        <w:spacing w:before="0" w:after="110" w:line="300" w:lineRule="auto"/>
+      </w:pPr>
+      <w:r>
+        <w:rPr>
+          <w:rFonts w:ascii="Times New Roman" w:hAnsi="Times New Roman" w:eastAsia="Malgun Gothic"/>
+          <w:b/>
+          <w:i w:val="0"/>
+          <w:sz w:val="22"/>
+        </w:rPr>
+        <w:t xml:space="preserve">Ирина: </w:t>
+      </w:r>
+      <w:r>
+        <w:rPr>
+          <w:rFonts w:ascii="Times New Roman" w:hAnsi="Times New Roman" w:eastAsia="Malgun Gothic"/>
+          <w:b w:val="0"/>
+          <w:i w:val="0"/>
+          <w:sz w:val="22"/>
+        </w:rPr>
+        <w:t>Ничего. Сегодня мне предложили обменять его на двух шпионов. Я отказалась.</w:t>
+      </w:r>
+    </w:p>
+    <w:p>
+      <w:pPr>
+        <w:spacing w:before="0" w:after="110" w:line="300" w:lineRule="auto"/>
+      </w:pPr>
+      <w:r>
+        <w:rPr>
+          <w:rFonts w:ascii="Times New Roman" w:hAnsi="Times New Roman" w:eastAsia="Malgun Gothic"/>
+          <w:b/>
+          <w:i w:val="0"/>
+          <w:sz w:val="22"/>
+        </w:rPr>
+        <w:t xml:space="preserve">Анна: </w:t>
+      </w:r>
+      <w:r>
+        <w:rPr>
+          <w:rFonts w:ascii="Times New Roman" w:hAnsi="Times New Roman" w:eastAsia="Malgun Gothic"/>
+          <w:b w:val="0"/>
+          <w:i/>
+          <w:color w:val="555555"/>
+          <w:sz w:val="22"/>
+        </w:rPr>
+        <w:t>(кивнув)</w:t>
+      </w:r>
+      <w:r>
+        <w:rPr>
+          <w:rFonts w:ascii="Times New Roman" w:hAnsi="Times New Roman" w:eastAsia="Malgun Gothic"/>
+          <w:b w:val="0"/>
+          <w:i w:val="0"/>
+          <w:sz w:val="22"/>
+        </w:rPr>
+        <w:t xml:space="preserve"> Правильно. Его отец говорил: беда там, где один человек решает всё. Вот и вы не решайте за суд.</w:t>
+      </w:r>
+    </w:p>
+    <w:p>
+      <w:pPr>
+        <w:spacing w:before="0" w:after="110" w:line="300" w:lineRule="auto"/>
+      </w:pPr>
+      <w:r>
+        <w:rPr>
+          <w:rFonts w:ascii="Times New Roman" w:hAnsi="Times New Roman" w:eastAsia="Malgun Gothic"/>
+          <w:b/>
+          <w:i w:val="0"/>
+          <w:sz w:val="22"/>
+        </w:rPr>
+        <w:t xml:space="preserve">Ирина: </w:t>
+      </w:r>
+      <w:r>
+        <w:rPr>
+          <w:rFonts w:ascii="Times New Roman" w:hAnsi="Times New Roman" w:eastAsia="Malgun Gothic"/>
+          <w:b w:val="0"/>
+          <w:i w:val="0"/>
+          <w:sz w:val="22"/>
+        </w:rPr>
+        <w:t>Не буду.</w:t>
+      </w:r>
+    </w:p>
+    <w:p>
+      <w:pPr>
+        <w:spacing w:before="0" w:after="110" w:line="300" w:lineRule="auto"/>
+      </w:pPr>
+      <w:r>
+        <w:rPr>
+          <w:rFonts w:ascii="Times New Roman" w:hAnsi="Times New Roman" w:eastAsia="Malgun Gothic"/>
+          <w:b/>
+          <w:i w:val="0"/>
+          <w:sz w:val="22"/>
+        </w:rPr>
+        <w:t xml:space="preserve">Анна: </w:t>
+      </w:r>
+      <w:r>
+        <w:rPr>
+          <w:rFonts w:ascii="Times New Roman" w:hAnsi="Times New Roman" w:eastAsia="Malgun Gothic"/>
+          <w:b w:val="0"/>
+          <w:i/>
+          <w:color w:val="555555"/>
+          <w:sz w:val="22"/>
+        </w:rPr>
+        <w:t>(встаёт, снимает чайник)</w:t>
+      </w:r>
+      <w:r>
+        <w:rPr>
+          <w:rFonts w:ascii="Times New Roman" w:hAnsi="Times New Roman" w:eastAsia="Malgun Gothic"/>
+          <w:b w:val="0"/>
+          <w:i w:val="0"/>
+          <w:sz w:val="22"/>
+        </w:rPr>
+        <w:t xml:space="preserve"> А теперь чай. Суп — потом дела, чай — потом слёзы. У нас так заведено.</w:t>
+      </w:r>
+    </w:p>
+    <w:p>
+      <w:pPr>
+        <w:spacing w:before="0" w:after="110" w:line="300" w:lineRule="auto"/>
+      </w:pPr>
+      <w:r>
+        <w:rPr>
+          <w:rFonts w:ascii="Times New Roman" w:hAnsi="Times New Roman" w:eastAsia="Malgun Gothic"/>
+          <w:b/>
+          <w:i w:val="0"/>
+          <w:sz w:val="22"/>
+        </w:rPr>
+        <w:t xml:space="preserve">Ирина: </w:t>
+      </w:r>
+      <w:r>
+        <w:rPr>
+          <w:rFonts w:ascii="Times New Roman" w:hAnsi="Times New Roman" w:eastAsia="Malgun Gothic"/>
+          <w:b w:val="0"/>
+          <w:i/>
+          <w:color w:val="555555"/>
+          <w:sz w:val="22"/>
+        </w:rPr>
+        <w:t>(улыбнувшись сквозь слёзы)</w:t>
+      </w:r>
+      <w:r>
+        <w:rPr>
+          <w:rFonts w:ascii="Times New Roman" w:hAnsi="Times New Roman" w:eastAsia="Malgun Gothic"/>
+          <w:b w:val="0"/>
+          <w:i w:val="0"/>
+          <w:sz w:val="22"/>
+        </w:rPr>
+        <w:t xml:space="preserve"> У вас всё сначала.</w:t>
+      </w:r>
+    </w:p>
+    <w:p>
+      <w:pPr>
+        <w:spacing w:before="0" w:after="110" w:line="300" w:lineRule="auto"/>
+      </w:pPr>
+      <w:r>
+        <w:rPr>
+          <w:rFonts w:ascii="Times New Roman" w:hAnsi="Times New Roman" w:eastAsia="Malgun Gothic"/>
+          <w:b/>
+          <w:i w:val="0"/>
+          <w:sz w:val="22"/>
+        </w:rPr>
+        <w:t xml:space="preserve">Анна: </w:t>
+      </w:r>
+      <w:r>
+        <w:rPr>
+          <w:rFonts w:ascii="Times New Roman" w:hAnsi="Times New Roman" w:eastAsia="Malgun Gothic"/>
+          <w:b w:val="0"/>
+          <w:i w:val="0"/>
+          <w:sz w:val="22"/>
+        </w:rPr>
+        <w:t xml:space="preserve">Всё сначала. Иначе нельзя. </w:t>
+      </w:r>
+      <w:r>
+        <w:rPr>
+          <w:rFonts w:ascii="Times New Roman" w:hAnsi="Times New Roman" w:eastAsia="Malgun Gothic"/>
+          <w:b w:val="0"/>
+          <w:i/>
+          <w:color w:val="555555"/>
+          <w:sz w:val="22"/>
+        </w:rPr>
+        <w:t>(Наливает; садится.)</w:t>
+      </w:r>
+      <w:r>
+        <w:rPr>
+          <w:rFonts w:ascii="Times New Roman" w:hAnsi="Times New Roman" w:eastAsia="Malgun Gothic"/>
+          <w:b w:val="0"/>
+          <w:i w:val="0"/>
+          <w:sz w:val="22"/>
+        </w:rPr>
+        <w:t xml:space="preserve"> Изольду эту, аудиторшу, я ведь один раз видела. На его первом дне рождения в том здании. Она мне сказала: «Анна Михайловна, у вас сын упрямый, как недостача, — пока не найдёшь, не отстанет». Я тогда обиделась. А теперь, выходит, их одним кошельком…</w:t>
+      </w:r>
+    </w:p>
+    <w:p>
+      <w:pPr>
+        <w:spacing w:before="0" w:after="110" w:line="300" w:lineRule="auto"/>
+      </w:pPr>
+      <w:r>
+        <w:rPr>
+          <w:rFonts w:ascii="Times New Roman" w:hAnsi="Times New Roman" w:eastAsia="Malgun Gothic"/>
+          <w:b/>
+          <w:i w:val="0"/>
+          <w:sz w:val="22"/>
+        </w:rPr>
+        <w:t xml:space="preserve">Ирина: </w:t>
+      </w:r>
+      <w:r>
+        <w:rPr>
+          <w:rFonts w:ascii="Times New Roman" w:hAnsi="Times New Roman" w:eastAsia="Malgun Gothic"/>
+          <w:b w:val="0"/>
+          <w:i w:val="0"/>
+          <w:sz w:val="22"/>
+        </w:rPr>
+        <w:t>Одним. Сегодня Вениамин Олегович написал это на её карточке. Одной строкой.</w:t>
+      </w:r>
+    </w:p>
+    <w:p>
+      <w:pPr>
+        <w:spacing w:before="0" w:after="110" w:line="300" w:lineRule="auto"/>
+      </w:pPr>
+      <w:r>
+        <w:rPr>
+          <w:rFonts w:ascii="Times New Roman" w:hAnsi="Times New Roman" w:eastAsia="Malgun Gothic"/>
+          <w:b/>
+          <w:i w:val="0"/>
+          <w:sz w:val="22"/>
+        </w:rPr>
+        <w:t xml:space="preserve">Анна: </w:t>
+      </w:r>
+      <w:r>
+        <w:rPr>
+          <w:rFonts w:ascii="Times New Roman" w:hAnsi="Times New Roman" w:eastAsia="Malgun Gothic"/>
+          <w:b w:val="0"/>
+          <w:i w:val="0"/>
+          <w:sz w:val="22"/>
+        </w:rPr>
+        <w:t xml:space="preserve">Одной строкой. </w:t>
+      </w:r>
+      <w:r>
+        <w:rPr>
+          <w:rFonts w:ascii="Times New Roman" w:hAnsi="Times New Roman" w:eastAsia="Malgun Gothic"/>
+          <w:b w:val="0"/>
+          <w:i/>
+          <w:color w:val="555555"/>
+          <w:sz w:val="22"/>
+        </w:rPr>
+        <w:t>(Долго молчит.)</w:t>
+      </w:r>
+      <w:r>
+        <w:rPr>
+          <w:rFonts w:ascii="Times New Roman" w:hAnsi="Times New Roman" w:eastAsia="Malgun Gothic"/>
+          <w:b w:val="0"/>
+          <w:i w:val="0"/>
+          <w:sz w:val="22"/>
+        </w:rPr>
+        <w:t xml:space="preserve"> Ну что ж. Хоть в одной строке вместе. Он бы сказал: «Ну, неплохо».</w:t>
+      </w:r>
+    </w:p>
+    <w:p>
+      <w:pPr>
+        <w:spacing w:before="0" w:after="110" w:line="300" w:lineRule="auto"/>
+      </w:pPr>
+      <w:r>
+        <w:rPr>
+          <w:rFonts w:ascii="Times New Roman" w:hAnsi="Times New Roman" w:eastAsia="Malgun Gothic"/>
+          <w:b/>
+          <w:i w:val="0"/>
+          <w:sz w:val="22"/>
+        </w:rPr>
+        <w:t xml:space="preserve">Ирина: </w:t>
+      </w:r>
+      <w:r>
+        <w:rPr>
+          <w:rFonts w:ascii="Times New Roman" w:hAnsi="Times New Roman" w:eastAsia="Malgun Gothic"/>
+          <w:b w:val="0"/>
+          <w:i w:val="0"/>
+          <w:sz w:val="22"/>
+        </w:rPr>
+        <w:t>Сказал бы.</w:t>
+      </w:r>
+    </w:p>
+    <w:p>
+      <w:pPr>
+        <w:spacing w:before="0" w:after="110" w:line="300" w:lineRule="auto"/>
+      </w:pPr>
+      <w:r>
+        <w:rPr>
+          <w:rFonts w:ascii="Times New Roman" w:hAnsi="Times New Roman" w:eastAsia="Malgun Gothic"/>
+          <w:b/>
+          <w:i w:val="0"/>
+          <w:sz w:val="22"/>
+        </w:rPr>
+        <w:t xml:space="preserve">Анна: </w:t>
+      </w:r>
+      <w:r>
+        <w:rPr>
+          <w:rFonts w:ascii="Times New Roman" w:hAnsi="Times New Roman" w:eastAsia="Malgun Gothic"/>
+          <w:b w:val="0"/>
+          <w:i w:val="0"/>
+          <w:sz w:val="22"/>
+        </w:rPr>
+        <w:t>Вы домой? Или опять в тот кабинет?</w:t>
+      </w:r>
+    </w:p>
+    <w:p>
+      <w:pPr>
+        <w:spacing w:before="0" w:after="110" w:line="300" w:lineRule="auto"/>
+      </w:pPr>
+      <w:r>
+        <w:rPr>
+          <w:rFonts w:ascii="Times New Roman" w:hAnsi="Times New Roman" w:eastAsia="Malgun Gothic"/>
+          <w:b/>
+          <w:i w:val="0"/>
+          <w:sz w:val="22"/>
+        </w:rPr>
+        <w:t xml:space="preserve">Ирина: </w:t>
+      </w:r>
+      <w:r>
+        <w:rPr>
+          <w:rFonts w:ascii="Times New Roman" w:hAnsi="Times New Roman" w:eastAsia="Malgun Gothic"/>
+          <w:b w:val="0"/>
+          <w:i w:val="0"/>
+          <w:sz w:val="22"/>
+        </w:rPr>
+        <w:t>В кабинет. Завтра в девять — губернаторы по пожарам. Марина Викторовна меня остановит, если я опять пообещаю им больше, чем есть в бюджете.</w:t>
+      </w:r>
+    </w:p>
+    <w:p>
+      <w:pPr>
+        <w:spacing w:before="0" w:after="110" w:line="300" w:lineRule="auto"/>
+      </w:pPr>
+      <w:r>
+        <w:rPr>
+          <w:rFonts w:ascii="Times New Roman" w:hAnsi="Times New Roman" w:eastAsia="Malgun Gothic"/>
+          <w:b/>
+          <w:i w:val="0"/>
+          <w:sz w:val="22"/>
+        </w:rPr>
+        <w:t xml:space="preserve">Анна: </w:t>
+      </w:r>
+      <w:r>
+        <w:rPr>
+          <w:rFonts w:ascii="Times New Roman" w:hAnsi="Times New Roman" w:eastAsia="Malgun Gothic"/>
+          <w:b w:val="0"/>
+          <w:i w:val="0"/>
+          <w:sz w:val="22"/>
+        </w:rPr>
+        <w:t xml:space="preserve">Вот и хорошо, что есть кому остановить. Лёшу-то никто не останавливал, пока вы не пришли. </w:t>
+      </w:r>
+      <w:r>
+        <w:rPr>
+          <w:rFonts w:ascii="Times New Roman" w:hAnsi="Times New Roman" w:eastAsia="Malgun Gothic"/>
+          <w:b w:val="0"/>
+          <w:i/>
+          <w:color w:val="555555"/>
+          <w:sz w:val="22"/>
+        </w:rPr>
+        <w:t>(Заворачивает в полотенце банку с супом.)</w:t>
+      </w:r>
+      <w:r>
+        <w:rPr>
+          <w:rFonts w:ascii="Times New Roman" w:hAnsi="Times New Roman" w:eastAsia="Malgun Gothic"/>
+          <w:b w:val="0"/>
+          <w:i w:val="0"/>
+          <w:sz w:val="22"/>
+        </w:rPr>
+        <w:t xml:space="preserve"> Это охране. И Марине вашей. Говорят, она сама из Онеги. Там люди понимают, что такое суп.</w:t>
+      </w:r>
+    </w:p>
+    <w:p>
+      <w:pPr>
+        <w:spacing w:before="0" w:after="110" w:line="300" w:lineRule="auto"/>
+      </w:pPr>
+      <w:r>
+        <w:rPr>
+          <w:rFonts w:ascii="Times New Roman" w:hAnsi="Times New Roman" w:eastAsia="Malgun Gothic"/>
+          <w:b/>
+          <w:i w:val="0"/>
+          <w:sz w:val="22"/>
+        </w:rPr>
+        <w:t xml:space="preserve">Ирина: </w:t>
+      </w:r>
+      <w:r>
+        <w:rPr>
+          <w:rFonts w:ascii="Times New Roman" w:hAnsi="Times New Roman" w:eastAsia="Malgun Gothic"/>
+          <w:b w:val="0"/>
+          <w:i/>
+          <w:color w:val="555555"/>
+          <w:sz w:val="22"/>
+        </w:rPr>
+        <w:t>(принимая банку)</w:t>
+      </w:r>
+      <w:r>
+        <w:rPr>
+          <w:rFonts w:ascii="Times New Roman" w:hAnsi="Times New Roman" w:eastAsia="Malgun Gothic"/>
+          <w:b w:val="0"/>
+          <w:i w:val="0"/>
+          <w:sz w:val="22"/>
+        </w:rPr>
+        <w:t xml:space="preserve"> Понимают. Спасибо, Анна Михайловна.</w:t>
+      </w:r>
+    </w:p>
+    <w:p>
+      <w:pPr>
+        <w:spacing w:before="0" w:after="110" w:line="300" w:lineRule="auto"/>
+      </w:pPr>
+      <w:r>
+        <w:rPr>
+          <w:rFonts w:ascii="Times New Roman" w:hAnsi="Times New Roman" w:eastAsia="Malgun Gothic"/>
+          <w:b/>
+          <w:i w:val="0"/>
+          <w:sz w:val="22"/>
+        </w:rPr>
+        <w:t xml:space="preserve">Анна: </w:t>
+      </w:r>
+      <w:r>
+        <w:rPr>
+          <w:rFonts w:ascii="Times New Roman" w:hAnsi="Times New Roman" w:eastAsia="Malgun Gothic"/>
+          <w:b w:val="0"/>
+          <w:i w:val="0"/>
+          <w:sz w:val="22"/>
+        </w:rPr>
+        <w:t>Идите. И пейте чай, пока горячий, — в машине тоже можно.</w:t>
+      </w:r>
+    </w:p>
+    <w:p>
+      <w:pPr>
         <w:keepNext/>
         <w:spacing w:before="320" w:after="140"/>
       </w:pPr>
@@ -4051,7 +5172,7 @@
           <w:i w:val="0"/>
           <w:sz w:val="22"/>
         </w:rPr>
-        <w:t xml:space="preserve"> — 한국어 해설: 푸시킨의 죽음 뒤 레르몬토프가 쓴 시에서, 권력자들 너머에 ‘금화 소리에 흔들리지 않는’ 신의 심판이 기다린다고 경고하는 구절. 이리나가 기소 발표 뒤 세 문장짜리 공식 성명의 마지막에 넣으며 “그는 신의 심판을 말했지만, 내게는 지상의 법정으로 충분하다 — 그것 역시 금화 소리에 흔들리지만 않는다면”이라고 뒤집는다. 료샤를 죽인 것이 ‘돈’이었다는 사실, 그리고 수사 거래(스파이 맞교환) 제안을 거절한 직후라는 맥락이 겹친다. 이리나는 이 시 속 시인의 살해자가 재판 없이 국외로 추방되고 말았다는 점을 짚으며, 이번에는 법정이 있어야 한다고 말한다 (장면 3).</w:t>
+        <w:t xml:space="preserve"> — 한국어 해설: 푸시킨의 죽음 뒤 레르몬토프가 쓴 시에서, 권력자들 너머에 ‘금화 소리에 흔들리지 않는’ 신의 심판이 기다린다고 경고하는 구절. 이리나가 기소 발표 뒤 세 문장짜리 공식 성명의 마지막에 넣으며 “그는 신의 심판을 말했지만, 내게는 지상의 법정으로 충분하다 — 그것 역시 금화 소리에 흔들리지만 않는다면”이라고 뒤집는다. 료샤를 죽인 것이 ‘돈’이었다는 사실, 그리고 수사 거래(스파이 맞교환) 제안을 거절한 직후라는 맥락이 겹친다. 이리나는 이 시 속 시인의 살해자가 재판 없이 국외로 추방되고 말았다는 점을 짚으며, 이번에는 법정이 있어야 한다고 말한다 (장면 4).</w:t>
       </w:r>
     </w:p>
     <w:p>
@@ -4074,7 +5195,184 @@
           <w:i w:val="0"/>
           <w:sz w:val="22"/>
         </w:rPr>
-        <w:t xml:space="preserve"> — 한국어 해설: 아무리 오래 숨겨도 결국 끝이 드러난다는 속담. 6부 7화에서 수사관 마르첸코가 조급해하던 료샤에게 했던 말을, 약 5년 뒤 문서고에서 나스탸와 베니아민에게 되돌려 준다. 그러나 그는 “오늘은 끝이 아니라, 5년 만에 처음으로 줄을 두 손으로 쥔 날”이라고 고쳐 말한다 — 보구슬랍스키의 신병 인도와 재판은 아직 남아 있다 (장면 4).</w:t>
+        <w:t xml:space="preserve"> — 한국어 해설: 아무리 오래 숨겨도 결국 끝이 드러난다는 속담. 6부 7화에서 수사관 마르첸코가 조급해하던 료샤에게 했던 말을, 약 5년 뒤 문서고에서 나스탸와 베니아민에게 되돌려 준다. 그러나 그는 “오늘은 끝이 아니라, 5년 만에 처음으로 줄을 두 손으로 쥔 날”이라고 고쳐 말한다 — 보구슬랍스키의 신병 인도와 재판은 아직 남아 있다 (장면 5).</w:t>
+      </w:r>
+    </w:p>
+    <w:p>
+      <w:pPr>
+        <w:keepNext/>
+        <w:spacing w:before="320" w:after="140"/>
+      </w:pPr>
+      <w:r>
+        <w:rPr>
+          <w:rFonts w:ascii="Times New Roman" w:hAnsi="Times New Roman" w:eastAsia="Malgun Gothic"/>
+          <w:b/>
+          <w:i w:val="0"/>
+          <w:color w:val="1F3864"/>
+          <w:sz w:val="26"/>
+        </w:rPr>
+        <w:t>생활 표현</w:t>
+      </w:r>
+    </w:p>
+    <w:p>
+      <w:pPr>
+        <w:spacing w:before="0" w:after="120"/>
+      </w:pPr>
+      <w:r>
+        <w:rPr>
+          <w:rFonts w:ascii="Times New Roman" w:hAnsi="Times New Roman" w:eastAsia="Malgun Gothic"/>
+          <w:b/>
+          <w:i w:val="0"/>
+          <w:sz w:val="22"/>
+        </w:rPr>
+        <w:t>«куда мне столько»</w:t>
+      </w:r>
+      <w:r>
+        <w:rPr>
+          <w:rFonts w:ascii="Times New Roman" w:hAnsi="Times New Roman" w:eastAsia="Malgun Gothic"/>
+          <w:b w:val="0"/>
+          <w:i w:val="0"/>
+          <w:sz w:val="22"/>
+        </w:rPr>
+        <w:t xml:space="preserve"> — 한국어 해설: “이걸 다 어디다 쓰라고, 나한텐 너무 많아”. 선물·음식을 넉넉히 받았을 때 고마움 반, 사양 반으로 하는 말. 안나가 다차 토마토를 한 봉지 들고 온 이웃 리마에게. 장면 2.</w:t>
+      </w:r>
+    </w:p>
+    <w:p>
+      <w:pPr>
+        <w:spacing w:before="0" w:after="120"/>
+      </w:pPr>
+      <w:r>
+        <w:rPr>
+          <w:rFonts w:ascii="Times New Roman" w:hAnsi="Times New Roman" w:eastAsia="Malgun Gothic"/>
+          <w:b/>
+          <w:i w:val="0"/>
+          <w:sz w:val="22"/>
+        </w:rPr>
+        <w:t>«Не выдумывай»</w:t>
+      </w:r>
+      <w:r>
+        <w:rPr>
+          <w:rFonts w:ascii="Times New Roman" w:hAnsi="Times New Roman" w:eastAsia="Malgun Gothic"/>
+          <w:b w:val="0"/>
+          <w:i w:val="0"/>
+          <w:sz w:val="22"/>
+        </w:rPr>
+        <w:t xml:space="preserve"> — 한국어 해설: “별소리를 다 한다, 괜한 소리 마”. 상대의 호의나 제안을 사양하거나 쓸데없는 걱정을 물리칠 때 가까운 사이에서 쓴다(존칭은 «Не выдумывайте»). 안나가 장을 대신 봐 주겠다는 리마에게. 장면 2.</w:t>
+      </w:r>
+    </w:p>
+    <w:p>
+      <w:pPr>
+        <w:spacing w:before="0" w:after="120"/>
+      </w:pPr>
+      <w:r>
+        <w:rPr>
+          <w:rFonts w:ascii="Times New Roman" w:hAnsi="Times New Roman" w:eastAsia="Malgun Gothic"/>
+          <w:b/>
+          <w:i w:val="0"/>
+          <w:sz w:val="22"/>
+        </w:rPr>
+        <w:t>«С каких это пор?»</w:t>
+      </w:r>
+      <w:r>
+        <w:rPr>
+          <w:rFonts w:ascii="Times New Roman" w:hAnsi="Times New Roman" w:eastAsia="Malgun Gothic"/>
+          <w:b w:val="0"/>
+          <w:i w:val="0"/>
+          <w:sz w:val="22"/>
+        </w:rPr>
+        <w:t xml:space="preserve"> — 한국어 해설: “언제부터 그랬어?”. 상대의 새 습관이나 달라진 모습에 놀라 되묻는 구어로, 가벼운 의심이나 놀림이 섞인다. 안나가 설탕을 끊었다는 리마에게. 장면 2.</w:t>
+      </w:r>
+    </w:p>
+    <w:p>
+      <w:pPr>
+        <w:spacing w:before="0" w:after="120"/>
+      </w:pPr>
+      <w:r>
+        <w:rPr>
+          <w:rFonts w:ascii="Times New Roman" w:hAnsi="Times New Roman" w:eastAsia="Malgun Gothic"/>
+          <w:b/>
+          <w:i w:val="0"/>
+          <w:sz w:val="22"/>
+        </w:rPr>
+        <w:t>«Мне не в тягость»</w:t>
+      </w:r>
+      <w:r>
+        <w:rPr>
+          <w:rFonts w:ascii="Times New Roman" w:hAnsi="Times New Roman" w:eastAsia="Malgun Gothic"/>
+          <w:b w:val="0"/>
+          <w:i w:val="0"/>
+          <w:sz w:val="22"/>
+        </w:rPr>
+        <w:t xml:space="preserve"> — 한국어 해설: “나한테 짐 될 거 없어, 부담 아니야”. 부탁을 사양하는 상대에게 도와주겠다고 거듭 권할 때. 이웃·친척 사이의 따뜻한 구어. 리마가 장을 대신 봐 주겠다며. 장면 2.</w:t>
+      </w:r>
+    </w:p>
+    <w:p>
+      <w:pPr>
+        <w:spacing w:before="0" w:after="120"/>
+      </w:pPr>
+      <w:r>
+        <w:rPr>
+          <w:rFonts w:ascii="Times New Roman" w:hAnsi="Times New Roman" w:eastAsia="Malgun Gothic"/>
+          <w:b/>
+          <w:i w:val="0"/>
+          <w:sz w:val="22"/>
+        </w:rPr>
+        <w:t>«сама не своя»</w:t>
+      </w:r>
+      <w:r>
+        <w:rPr>
+          <w:rFonts w:ascii="Times New Roman" w:hAnsi="Times New Roman" w:eastAsia="Malgun Gothic"/>
+          <w:b w:val="0"/>
+          <w:i w:val="0"/>
+          <w:sz w:val="22"/>
+        </w:rPr>
+        <w:t xml:space="preserve"> — 한국어 해설: “정신이 딴 데 가 있다, 제정신이 아니다”. 걱정·긴장으로 안절부절못하는 상태(남성은 сам не свой). 리마가 정오 발표를 앞두고 제 마음을 털어놓으며. 장면 2.</w:t>
+      </w:r>
+    </w:p>
+    <w:p>
+      <w:pPr>
+        <w:spacing w:before="0" w:after="120"/>
+      </w:pPr>
+      <w:r>
+        <w:rPr>
+          <w:rFonts w:ascii="Times New Roman" w:hAnsi="Times New Roman" w:eastAsia="Malgun Gothic"/>
+          <w:b/>
+          <w:i w:val="0"/>
+          <w:sz w:val="22"/>
+        </w:rPr>
+        <w:t>«На всякий пожарный»</w:t>
+      </w:r>
+      <w:r>
+        <w:rPr>
+          <w:rFonts w:ascii="Times New Roman" w:hAnsi="Times New Roman" w:eastAsia="Malgun Gothic"/>
+          <w:b w:val="0"/>
+          <w:i w:val="0"/>
+          <w:sz w:val="22"/>
+        </w:rPr>
+        <w:t xml:space="preserve"> — 한국어 해설: “만일을 위해서, 혹시 모르니까”. на всякий случай의 장난스러운 구어 변형(‘비상시에 대비해’의 줄임). 가까운 사이에서만 쓴다. 리마가 안나에게 전화기를 곁에 두라며. 장면 2.</w:t>
+      </w:r>
+    </w:p>
+    <w:p>
+      <w:pPr>
+        <w:spacing w:before="0" w:after="120"/>
+      </w:pPr>
+      <w:r>
+        <w:rPr>
+          <w:rFonts w:ascii="Times New Roman" w:hAnsi="Times New Roman" w:eastAsia="Malgun Gothic"/>
+          <w:b/>
+          <w:i w:val="0"/>
+          <w:sz w:val="22"/>
+        </w:rPr>
+        <w:t>«Вот и ладушки»</w:t>
+      </w:r>
+      <w:r>
+        <w:rPr>
+          <w:rFonts w:ascii="Times New Roman" w:hAnsi="Times New Roman" w:eastAsia="Malgun Gothic"/>
+          <w:b w:val="0"/>
+          <w:i w:val="0"/>
+          <w:sz w:val="22"/>
+        </w:rPr>
+        <w:t xml:space="preserve"> — 한국어 해설: “그럼 됐네, 잘됐다”. 이야기가 정리됐을 때 하는 다정하고 약간 옛스러운 맞장구. 주로 나이 든 여성 말투. 리마가 장 볼 목록을 받아 들고. 장면 2.</w:t>
       </w:r>
     </w:p>
     <w:p>
